--- a/requirement_spec/1_software_dev/1.1_frontend/signoff_spec/laddawan/Spec B ฟอร์มย่อยรายละเอียดงบประมาณ_V2.0.docx
+++ b/requirement_spec/1_software_dev/1.1_frontend/signoff_spec/laddawan/Spec B ฟอร์มย่อยรายละเอียดงบประมาณ_V2.0.docx
@@ -267,7 +267,29 @@
           <w:sz w:val="28"/>
           <w:szCs w:val="28"/>
         </w:rPr>
-        <w:t>GL Subform)</w:t>
+        <w:t xml:space="preserve">GL </w:t>
+      </w:r>
+      <w:proofErr w:type="spellStart"/>
+      <w:r>
+        <w:rPr>
+          <w:rFonts w:ascii="CordiaUPC" w:eastAsia="CordiaUPC" w:hAnsi="CordiaUPC" w:cs="CordiaUPC"/>
+          <w:b/>
+          <w:bCs/>
+          <w:sz w:val="28"/>
+          <w:szCs w:val="28"/>
+        </w:rPr>
+        <w:t>Subform</w:t>
+      </w:r>
+      <w:proofErr w:type="spellEnd"/>
+      <w:r>
+        <w:rPr>
+          <w:rFonts w:ascii="CordiaUPC" w:eastAsia="CordiaUPC" w:hAnsi="CordiaUPC" w:cs="CordiaUPC"/>
+          <w:b/>
+          <w:bCs/>
+          <w:sz w:val="28"/>
+          <w:szCs w:val="28"/>
+        </w:rPr>
+        <w:t>)</w:t>
       </w:r>
     </w:p>
     <w:p>
@@ -490,6 +512,7 @@
         <w:lastRenderedPageBreak/>
         <w:t xml:space="preserve">0) </w:t>
       </w:r>
+      <w:proofErr w:type="spellStart"/>
       <w:r>
         <w:rPr>
           <w:rFonts w:ascii="CordiaUPC" w:eastAsia="CordiaUPC" w:hAnsi="CordiaUPC" w:cs="CordiaUPC"/>
@@ -499,7 +522,43 @@
           <w:sz w:val="32"/>
           <w:szCs w:val="32"/>
         </w:rPr>
-        <w:t>ฟอร์มย่อยรายละเอียดงบประมาณ (GL Subform)</w:t>
+        <w:t>ฟอร์มย่อยรายละเอียดงบประมาณ</w:t>
+      </w:r>
+      <w:proofErr w:type="spellEnd"/>
+      <w:r>
+        <w:rPr>
+          <w:rFonts w:ascii="CordiaUPC" w:eastAsia="CordiaUPC" w:hAnsi="CordiaUPC" w:cs="CordiaUPC"/>
+          <w:b/>
+          <w:bCs/>
+          <w:color w:val="0F4761"/>
+          <w:sz w:val="32"/>
+          <w:szCs w:val="32"/>
+        </w:rPr>
+        <w:t xml:space="preserve"> (GL </w:t>
+      </w:r>
+      <w:proofErr w:type="spellStart"/>
+      <w:r>
+        <w:rPr>
+          <w:rFonts w:ascii="CordiaUPC" w:eastAsia="CordiaUPC" w:hAnsi="CordiaUPC" w:cs="CordiaUPC"/>
+          <w:b/>
+          <w:bCs/>
+          <w:color w:val="0F4761"/>
+          <w:sz w:val="32"/>
+          <w:szCs w:val="32"/>
+        </w:rPr>
+        <w:t>Subform</w:t>
+      </w:r>
+      <w:proofErr w:type="spellEnd"/>
+      <w:r>
+        <w:rPr>
+          <w:rFonts w:ascii="CordiaUPC" w:eastAsia="CordiaUPC" w:hAnsi="CordiaUPC" w:cs="CordiaUPC"/>
+          <w:b/>
+          <w:bCs/>
+          <w:color w:val="0F4761"/>
+          <w:sz w:val="32"/>
+          <w:szCs w:val="32"/>
+        </w:rPr>
+        <w:t>)</w:t>
       </w:r>
     </w:p>
     <w:p>
@@ -510,6 +569,7 @@
           <w:rFonts w:ascii="CordiaUPC" w:hAnsi="CordiaUPC" w:cs="CordiaUPC"/>
         </w:rPr>
       </w:pPr>
+      <w:proofErr w:type="spellStart"/>
       <w:r>
         <w:rPr>
           <w:rFonts w:ascii="CordiaUPC" w:hAnsi="CordiaUPC" w:cs="CordiaUPC"/>
@@ -518,7 +578,18 @@
           <w:color w:val="000000" w:themeColor="text1"/>
           <w:szCs w:val="24"/>
         </w:rPr>
-        <w:t>บริบทและขอบเขต (Context)</w:t>
+        <w:t>บริบทและขอบเขต</w:t>
+      </w:r>
+      <w:proofErr w:type="spellEnd"/>
+      <w:r>
+        <w:rPr>
+          <w:rFonts w:ascii="CordiaUPC" w:hAnsi="CordiaUPC" w:cs="CordiaUPC"/>
+          <w:b/>
+          <w:bCs/>
+          <w:color w:val="000000" w:themeColor="text1"/>
+          <w:szCs w:val="24"/>
+        </w:rPr>
+        <w:t xml:space="preserve"> (Context)</w:t>
       </w:r>
     </w:p>
     <w:p>
@@ -552,12 +623,21 @@
         </w:rPr>
         <w:t>บางกลุ่มที่กำหนดเป็นกลุ่มพิเศษ จะไม่สามารถกรอกยอดรายเดือนได้โดยตรง ผู้ใช้งานต้องกดปุ่ม "+ ใส่รายละเอียดงบทำการ" เพื่อเปิดฟอร์มย่อย (</w:t>
       </w:r>
-      <w:r>
-        <w:rPr>
-          <w:rFonts w:ascii="CordiaUPC" w:hAnsi="CordiaUPC" w:cs="CordiaUPC"/>
-          <w:szCs w:val="24"/>
-        </w:rPr>
-        <w:t xml:space="preserve">Subform) </w:t>
+      <w:proofErr w:type="spellStart"/>
+      <w:r>
+        <w:rPr>
+          <w:rFonts w:ascii="CordiaUPC" w:hAnsi="CordiaUPC" w:cs="CordiaUPC"/>
+          <w:szCs w:val="24"/>
+        </w:rPr>
+        <w:t>Subform</w:t>
+      </w:r>
+      <w:proofErr w:type="spellEnd"/>
+      <w:r>
+        <w:rPr>
+          <w:rFonts w:ascii="CordiaUPC" w:hAnsi="CordiaUPC" w:cs="CordiaUPC"/>
+          <w:szCs w:val="24"/>
+        </w:rPr>
+        <w:t xml:space="preserve">) </w:t>
       </w:r>
       <w:r>
         <w:rPr>
@@ -848,12 +928,21 @@
                 <w:szCs w:val="24"/>
               </w:rPr>
             </w:pPr>
-            <w:r>
-              <w:rPr>
-                <w:rFonts w:ascii="CordiaUPC" w:hAnsi="CordiaUPC" w:cs="CordiaUPC"/>
-                <w:szCs w:val="24"/>
-              </w:rPr>
-              <w:t>กลุ่มรหัสบัญชี (GL)</w:t>
+            <w:proofErr w:type="spellStart"/>
+            <w:r>
+              <w:rPr>
+                <w:rFonts w:ascii="CordiaUPC" w:hAnsi="CordiaUPC" w:cs="CordiaUPC"/>
+                <w:szCs w:val="24"/>
+              </w:rPr>
+              <w:t>กลุ่มรหัสบัญชี</w:t>
+            </w:r>
+            <w:proofErr w:type="spellEnd"/>
+            <w:r>
+              <w:rPr>
+                <w:rFonts w:ascii="CordiaUPC" w:hAnsi="CordiaUPC" w:cs="CordiaUPC"/>
+                <w:szCs w:val="24"/>
+              </w:rPr>
+              <w:t xml:space="preserve"> (GL)</w:t>
             </w:r>
           </w:p>
         </w:tc>
@@ -877,6 +966,7 @@
                 <w:szCs w:val="24"/>
               </w:rPr>
             </w:pPr>
+            <w:proofErr w:type="spellStart"/>
             <w:r>
               <w:rPr>
                 <w:rFonts w:ascii="CordiaUPC" w:hAnsi="CordiaUPC" w:cs="CordiaUPC"/>
@@ -884,6 +974,7 @@
               </w:rPr>
               <w:t>คอลัมน์รายละเอียด</w:t>
             </w:r>
+            <w:proofErr w:type="spellEnd"/>
           </w:p>
         </w:tc>
         <w:tc>
@@ -906,6 +997,7 @@
                 <w:szCs w:val="24"/>
               </w:rPr>
             </w:pPr>
+            <w:proofErr w:type="spellStart"/>
             <w:r>
               <w:rPr>
                 <w:rFonts w:ascii="CordiaUPC" w:hAnsi="CordiaUPC" w:cs="CordiaUPC"/>
@@ -913,6 +1005,7 @@
               </w:rPr>
               <w:t>ชนิดการกรอก</w:t>
             </w:r>
+            <w:proofErr w:type="spellEnd"/>
           </w:p>
         </w:tc>
       </w:tr>
@@ -965,13 +1058,31 @@
                 <w:szCs w:val="24"/>
               </w:rPr>
             </w:pPr>
-            <w:r>
-              <w:rPr>
-                <w:rFonts w:ascii="CordiaUPC" w:hAnsi="CordiaUPC" w:cs="CordiaUPC"/>
-                <w:szCs w:val="24"/>
-              </w:rPr>
-              <w:t>ประเภทการรับรอง, รายละเอียด</w:t>
-            </w:r>
+            <w:proofErr w:type="spellStart"/>
+            <w:r>
+              <w:rPr>
+                <w:rFonts w:ascii="CordiaUPC" w:hAnsi="CordiaUPC" w:cs="CordiaUPC"/>
+                <w:szCs w:val="24"/>
+              </w:rPr>
+              <w:t>ประเภทการรับรอง</w:t>
+            </w:r>
+            <w:proofErr w:type="spellEnd"/>
+            <w:r>
+              <w:rPr>
+                <w:rFonts w:ascii="CordiaUPC" w:hAnsi="CordiaUPC" w:cs="CordiaUPC"/>
+                <w:szCs w:val="24"/>
+              </w:rPr>
+              <w:t xml:space="preserve">, </w:t>
+            </w:r>
+            <w:proofErr w:type="spellStart"/>
+            <w:r>
+              <w:rPr>
+                <w:rFonts w:ascii="CordiaUPC" w:hAnsi="CordiaUPC" w:cs="CordiaUPC"/>
+                <w:szCs w:val="24"/>
+              </w:rPr>
+              <w:t>รายละเอียด</w:t>
+            </w:r>
+            <w:proofErr w:type="spellEnd"/>
           </w:p>
         </w:tc>
         <w:tc>
@@ -1053,13 +1164,63 @@
                 <w:szCs w:val="24"/>
               </w:rPr>
             </w:pPr>
-            <w:r>
-              <w:rPr>
-                <w:rFonts w:ascii="CordiaUPC" w:hAnsi="CordiaUPC" w:cs="CordiaUPC"/>
-                <w:szCs w:val="24"/>
-              </w:rPr>
-              <w:t>ประเภทรถ, ทะเบียนรถ, สถานที่ใช้งาน, กิจกรรม</w:t>
-            </w:r>
+            <w:proofErr w:type="spellStart"/>
+            <w:r>
+              <w:rPr>
+                <w:rFonts w:ascii="CordiaUPC" w:hAnsi="CordiaUPC" w:cs="CordiaUPC"/>
+                <w:szCs w:val="24"/>
+              </w:rPr>
+              <w:t>ประเภทรถ</w:t>
+            </w:r>
+            <w:proofErr w:type="spellEnd"/>
+            <w:r>
+              <w:rPr>
+                <w:rFonts w:ascii="CordiaUPC" w:hAnsi="CordiaUPC" w:cs="CordiaUPC"/>
+                <w:szCs w:val="24"/>
+              </w:rPr>
+              <w:t xml:space="preserve">, </w:t>
+            </w:r>
+            <w:proofErr w:type="spellStart"/>
+            <w:r>
+              <w:rPr>
+                <w:rFonts w:ascii="CordiaUPC" w:hAnsi="CordiaUPC" w:cs="CordiaUPC"/>
+                <w:szCs w:val="24"/>
+              </w:rPr>
+              <w:t>ทะเบียนรถ</w:t>
+            </w:r>
+            <w:proofErr w:type="spellEnd"/>
+            <w:r>
+              <w:rPr>
+                <w:rFonts w:ascii="CordiaUPC" w:hAnsi="CordiaUPC" w:cs="CordiaUPC"/>
+                <w:szCs w:val="24"/>
+              </w:rPr>
+              <w:t xml:space="preserve">, </w:t>
+            </w:r>
+            <w:proofErr w:type="spellStart"/>
+            <w:r>
+              <w:rPr>
+                <w:rFonts w:ascii="CordiaUPC" w:hAnsi="CordiaUPC" w:cs="CordiaUPC"/>
+                <w:szCs w:val="24"/>
+              </w:rPr>
+              <w:t>สถานที่ใช้งาน</w:t>
+            </w:r>
+            <w:proofErr w:type="spellEnd"/>
+            <w:r>
+              <w:rPr>
+                <w:rFonts w:ascii="CordiaUPC" w:hAnsi="CordiaUPC" w:cs="CordiaUPC"/>
+                <w:szCs w:val="24"/>
+              </w:rPr>
+              <w:t xml:space="preserve">, </w:t>
+            </w:r>
+            <w:proofErr w:type="spellStart"/>
+            <w:r>
+              <w:rPr>
+                <w:rFonts w:ascii="CordiaUPC" w:hAnsi="CordiaUPC" w:cs="CordiaUPC"/>
+                <w:szCs w:val="24"/>
+              </w:rPr>
+              <w:t>กิจกรรม</w:t>
+            </w:r>
+            <w:proofErr w:type="spellEnd"/>
           </w:p>
         </w:tc>
         <w:tc>
@@ -1145,8 +1306,17 @@
                 <w:rFonts w:ascii="CordiaUPC" w:hAnsi="CordiaUPC" w:cs="CordiaUPC"/>
                 <w:szCs w:val="24"/>
               </w:rPr>
-              <w:t>Project, รายละเอียด</w:t>
-            </w:r>
+              <w:t xml:space="preserve">Project, </w:t>
+            </w:r>
+            <w:proofErr w:type="spellStart"/>
+            <w:r>
+              <w:rPr>
+                <w:rFonts w:ascii="CordiaUPC" w:hAnsi="CordiaUPC" w:cs="CordiaUPC"/>
+                <w:szCs w:val="24"/>
+              </w:rPr>
+              <w:t>รายละเอียด</w:t>
+            </w:r>
+            <w:proofErr w:type="spellEnd"/>
           </w:p>
         </w:tc>
         <w:tc>
@@ -1228,6 +1398,7 @@
                 <w:szCs w:val="24"/>
               </w:rPr>
             </w:pPr>
+            <w:proofErr w:type="spellStart"/>
             <w:r>
               <w:rPr>
                 <w:rFonts w:ascii="CordiaUPC" w:hAnsi="CordiaUPC" w:cs="CordiaUPC"/>
@@ -1235,6 +1406,7 @@
               </w:rPr>
               <w:t>รายละเอียด</w:t>
             </w:r>
+            <w:proofErr w:type="spellEnd"/>
           </w:p>
         </w:tc>
         <w:tc>
@@ -1315,12 +1487,21 @@
                 <w:szCs w:val="24"/>
               </w:rPr>
             </w:pPr>
-            <w:r>
-              <w:rPr>
-                <w:rFonts w:ascii="CordiaUPC" w:hAnsi="CordiaUPC" w:cs="CordiaUPC"/>
-                <w:szCs w:val="24"/>
-              </w:rPr>
-              <w:t>หลักสูตรอบรม, Method</w:t>
+            <w:proofErr w:type="spellStart"/>
+            <w:r>
+              <w:rPr>
+                <w:rFonts w:ascii="CordiaUPC" w:hAnsi="CordiaUPC" w:cs="CordiaUPC"/>
+                <w:szCs w:val="24"/>
+              </w:rPr>
+              <w:t>หลักสูตรอบรม</w:t>
+            </w:r>
+            <w:proofErr w:type="spellEnd"/>
+            <w:r>
+              <w:rPr>
+                <w:rFonts w:ascii="CordiaUPC" w:hAnsi="CordiaUPC" w:cs="CordiaUPC"/>
+                <w:szCs w:val="24"/>
+              </w:rPr>
+              <w:t>, Method</w:t>
             </w:r>
           </w:p>
         </w:tc>
@@ -1346,7 +1527,23 @@
                 <w:rFonts w:ascii="CordiaUPC" w:hAnsi="CordiaUPC" w:cs="CordiaUPC"/>
                 <w:szCs w:val="24"/>
               </w:rPr>
-              <w:t>Method = รายการเลือก (Inhouse/Public)</w:t>
+              <w:t xml:space="preserve">Method = </w:t>
+            </w:r>
+            <w:proofErr w:type="spellStart"/>
+            <w:r>
+              <w:rPr>
+                <w:rFonts w:ascii="CordiaUPC" w:hAnsi="CordiaUPC" w:cs="CordiaUPC"/>
+                <w:szCs w:val="24"/>
+              </w:rPr>
+              <w:t>รายการเลือก</w:t>
+            </w:r>
+            <w:proofErr w:type="spellEnd"/>
+            <w:r>
+              <w:rPr>
+                <w:rFonts w:ascii="CordiaUPC" w:hAnsi="CordiaUPC" w:cs="CordiaUPC"/>
+                <w:szCs w:val="24"/>
+              </w:rPr>
+              <w:t xml:space="preserve"> (Inhouse/Public)</w:t>
             </w:r>
           </w:p>
         </w:tc>
@@ -1621,6 +1818,7 @@
                 <w:szCs w:val="24"/>
               </w:rPr>
             </w:pPr>
+            <w:proofErr w:type="spellStart"/>
             <w:r>
               <w:rPr>
                 <w:rFonts w:ascii="CordiaUPC" w:hAnsi="CordiaUPC" w:cs="CordiaUPC"/>
@@ -1628,6 +1826,7 @@
               </w:rPr>
               <w:t>สัญลักษณ์</w:t>
             </w:r>
+            <w:proofErr w:type="spellEnd"/>
           </w:p>
         </w:tc>
         <w:tc>
@@ -1650,6 +1849,7 @@
                 <w:szCs w:val="24"/>
               </w:rPr>
             </w:pPr>
+            <w:proofErr w:type="spellStart"/>
             <w:r>
               <w:rPr>
                 <w:rFonts w:ascii="CordiaUPC" w:hAnsi="CordiaUPC" w:cs="CordiaUPC"/>
@@ -1657,6 +1857,7 @@
               </w:rPr>
               <w:t>องค์ประกอบ</w:t>
             </w:r>
+            <w:proofErr w:type="spellEnd"/>
           </w:p>
         </w:tc>
         <w:tc>
@@ -1679,6 +1880,7 @@
                 <w:szCs w:val="24"/>
               </w:rPr>
             </w:pPr>
+            <w:proofErr w:type="spellStart"/>
             <w:r>
               <w:rPr>
                 <w:rFonts w:ascii="CordiaUPC" w:hAnsi="CordiaUPC" w:cs="CordiaUPC"/>
@@ -1686,6 +1888,7 @@
               </w:rPr>
               <w:t>ความหมาย</w:t>
             </w:r>
+            <w:proofErr w:type="spellEnd"/>
           </w:p>
         </w:tc>
       </w:tr>
@@ -1739,12 +1942,37 @@
                 <w:rFonts w:ascii="CordiaUPC" w:hAnsi="CordiaUPC" w:cs="CordiaUPC"/>
               </w:rPr>
             </w:pPr>
-            <w:r>
-              <w:rPr>
-                <w:rFonts w:ascii="CordiaUPC" w:hAnsi="CordiaUPC" w:cs="CordiaUPC"/>
-                <w:szCs w:val="24"/>
-              </w:rPr>
-              <w:t>ป้ายกลุ่มรหัสบัญชี (GL) (chip สีเฉพาะกลุ่ม)</w:t>
+            <w:proofErr w:type="spellStart"/>
+            <w:r>
+              <w:rPr>
+                <w:rFonts w:ascii="CordiaUPC" w:hAnsi="CordiaUPC" w:cs="CordiaUPC"/>
+                <w:szCs w:val="24"/>
+              </w:rPr>
+              <w:t>ป้ายกลุ่มรหัสบัญชี</w:t>
+            </w:r>
+            <w:proofErr w:type="spellEnd"/>
+            <w:r>
+              <w:rPr>
+                <w:rFonts w:ascii="CordiaUPC" w:hAnsi="CordiaUPC" w:cs="CordiaUPC"/>
+                <w:szCs w:val="24"/>
+              </w:rPr>
+              <w:t xml:space="preserve"> (GL) (chip </w:t>
+            </w:r>
+            <w:proofErr w:type="spellStart"/>
+            <w:r>
+              <w:rPr>
+                <w:rFonts w:ascii="CordiaUPC" w:hAnsi="CordiaUPC" w:cs="CordiaUPC"/>
+                <w:szCs w:val="24"/>
+              </w:rPr>
+              <w:t>สีเฉพาะกลุ่ม</w:t>
+            </w:r>
+            <w:proofErr w:type="spellEnd"/>
+            <w:r>
+              <w:rPr>
+                <w:rFonts w:ascii="CordiaUPC" w:hAnsi="CordiaUPC" w:cs="CordiaUPC"/>
+                <w:szCs w:val="24"/>
+              </w:rPr>
+              <w:t>)</w:t>
             </w:r>
           </w:p>
         </w:tc>
@@ -1766,13 +1994,63 @@
                 <w:rFonts w:ascii="CordiaUPC" w:hAnsi="CordiaUPC" w:cs="CordiaUPC"/>
               </w:rPr>
             </w:pPr>
-            <w:r>
-              <w:rPr>
-                <w:rFonts w:ascii="CordiaUPC" w:hAnsi="CordiaUPC" w:cs="CordiaUPC"/>
-                <w:szCs w:val="24"/>
-              </w:rPr>
-              <w:t>บอกว่า รหัสบัญชี (GL) นี้เป็นกลุ่มพิเศษ ต้องกรอกผ่านฟอร์มย่อย</w:t>
-            </w:r>
+            <w:proofErr w:type="spellStart"/>
+            <w:r>
+              <w:rPr>
+                <w:rFonts w:ascii="CordiaUPC" w:hAnsi="CordiaUPC" w:cs="CordiaUPC"/>
+                <w:szCs w:val="24"/>
+              </w:rPr>
+              <w:t>บอกว่า</w:t>
+            </w:r>
+            <w:proofErr w:type="spellEnd"/>
+            <w:r>
+              <w:rPr>
+                <w:rFonts w:ascii="CordiaUPC" w:hAnsi="CordiaUPC" w:cs="CordiaUPC"/>
+                <w:szCs w:val="24"/>
+              </w:rPr>
+              <w:t xml:space="preserve"> </w:t>
+            </w:r>
+            <w:proofErr w:type="spellStart"/>
+            <w:r>
+              <w:rPr>
+                <w:rFonts w:ascii="CordiaUPC" w:hAnsi="CordiaUPC" w:cs="CordiaUPC"/>
+                <w:szCs w:val="24"/>
+              </w:rPr>
+              <w:t>รหัสบัญชี</w:t>
+            </w:r>
+            <w:proofErr w:type="spellEnd"/>
+            <w:r>
+              <w:rPr>
+                <w:rFonts w:ascii="CordiaUPC" w:hAnsi="CordiaUPC" w:cs="CordiaUPC"/>
+                <w:szCs w:val="24"/>
+              </w:rPr>
+              <w:t xml:space="preserve"> (GL) </w:t>
+            </w:r>
+            <w:proofErr w:type="spellStart"/>
+            <w:r>
+              <w:rPr>
+                <w:rFonts w:ascii="CordiaUPC" w:hAnsi="CordiaUPC" w:cs="CordiaUPC"/>
+                <w:szCs w:val="24"/>
+              </w:rPr>
+              <w:t>นี้เป็นกลุ่มพิเศษ</w:t>
+            </w:r>
+            <w:proofErr w:type="spellEnd"/>
+            <w:r>
+              <w:rPr>
+                <w:rFonts w:ascii="CordiaUPC" w:hAnsi="CordiaUPC" w:cs="CordiaUPC"/>
+                <w:szCs w:val="24"/>
+              </w:rPr>
+              <w:t xml:space="preserve"> </w:t>
+            </w:r>
+            <w:proofErr w:type="spellStart"/>
+            <w:r>
+              <w:rPr>
+                <w:rFonts w:ascii="CordiaUPC" w:hAnsi="CordiaUPC" w:cs="CordiaUPC"/>
+                <w:szCs w:val="24"/>
+              </w:rPr>
+              <w:t>ต้องกรอกผ่านฟอร์มย่อย</w:t>
+            </w:r>
+            <w:proofErr w:type="spellEnd"/>
           </w:p>
         </w:tc>
       </w:tr>
@@ -1828,13 +2106,31 @@
                 <w:rFonts w:ascii="CordiaUPC" w:hAnsi="CordiaUPC" w:cs="CordiaUPC"/>
               </w:rPr>
             </w:pPr>
-            <w:r>
-              <w:rPr>
-                <w:rFonts w:ascii="CordiaUPC" w:hAnsi="CordiaUPC" w:cs="CordiaUPC"/>
-                <w:szCs w:val="24"/>
-              </w:rPr>
-              <w:t>ปุ่ม + ใส่รายละเอียดงบทำการ</w:t>
-            </w:r>
+            <w:proofErr w:type="spellStart"/>
+            <w:r>
+              <w:rPr>
+                <w:rFonts w:ascii="CordiaUPC" w:hAnsi="CordiaUPC" w:cs="CordiaUPC"/>
+                <w:szCs w:val="24"/>
+              </w:rPr>
+              <w:t>ปุ่ม</w:t>
+            </w:r>
+            <w:proofErr w:type="spellEnd"/>
+            <w:r>
+              <w:rPr>
+                <w:rFonts w:ascii="CordiaUPC" w:hAnsi="CordiaUPC" w:cs="CordiaUPC"/>
+                <w:szCs w:val="24"/>
+              </w:rPr>
+              <w:t xml:space="preserve"> + </w:t>
+            </w:r>
+            <w:proofErr w:type="spellStart"/>
+            <w:r>
+              <w:rPr>
+                <w:rFonts w:ascii="CordiaUPC" w:hAnsi="CordiaUPC" w:cs="CordiaUPC"/>
+                <w:szCs w:val="24"/>
+              </w:rPr>
+              <w:t>ใส่รายละเอียดงบทำการ</w:t>
+            </w:r>
+            <w:proofErr w:type="spellEnd"/>
           </w:p>
         </w:tc>
         <w:tc>
@@ -1856,12 +2152,37 @@
                 <w:rFonts w:ascii="CordiaUPC" w:hAnsi="CordiaUPC" w:cs="CordiaUPC"/>
               </w:rPr>
             </w:pPr>
-            <w:r>
-              <w:rPr>
-                <w:rFonts w:ascii="CordiaUPC" w:hAnsi="CordiaUPC" w:cs="CordiaUPC"/>
-                <w:szCs w:val="24"/>
-              </w:rPr>
-              <w:t>กดเพื่อเปิดฟอร์มย่อยของกลุ่มนั้น (เนื้อหาตามหัวข้อ 1–6)</w:t>
+            <w:proofErr w:type="spellStart"/>
+            <w:r>
+              <w:rPr>
+                <w:rFonts w:ascii="CordiaUPC" w:hAnsi="CordiaUPC" w:cs="CordiaUPC"/>
+                <w:szCs w:val="24"/>
+              </w:rPr>
+              <w:t>กดเพื่อเปิดฟอร์มย่อยของกลุ่มนั้น</w:t>
+            </w:r>
+            <w:proofErr w:type="spellEnd"/>
+            <w:r>
+              <w:rPr>
+                <w:rFonts w:ascii="CordiaUPC" w:hAnsi="CordiaUPC" w:cs="CordiaUPC"/>
+                <w:szCs w:val="24"/>
+              </w:rPr>
+              <w:t xml:space="preserve"> (</w:t>
+            </w:r>
+            <w:proofErr w:type="spellStart"/>
+            <w:r>
+              <w:rPr>
+                <w:rFonts w:ascii="CordiaUPC" w:hAnsi="CordiaUPC" w:cs="CordiaUPC"/>
+                <w:szCs w:val="24"/>
+              </w:rPr>
+              <w:t>เนื้อหาตามหัวข้อ</w:t>
+            </w:r>
+            <w:proofErr w:type="spellEnd"/>
+            <w:r>
+              <w:rPr>
+                <w:rFonts w:ascii="CordiaUPC" w:hAnsi="CordiaUPC" w:cs="CordiaUPC"/>
+                <w:szCs w:val="24"/>
+              </w:rPr>
+              <w:t xml:space="preserve"> 1–6)</w:t>
             </w:r>
           </w:p>
         </w:tc>
@@ -1975,6 +2296,7 @@
                 <w:szCs w:val="24"/>
               </w:rPr>
             </w:pPr>
+            <w:proofErr w:type="spellStart"/>
             <w:r>
               <w:rPr>
                 <w:rFonts w:ascii="CordiaUPC" w:hAnsi="CordiaUPC" w:cs="CordiaUPC"/>
@@ -1983,6 +2305,7 @@
               </w:rPr>
               <w:t>เปรียบเทียบ</w:t>
             </w:r>
+            <w:proofErr w:type="spellEnd"/>
           </w:p>
         </w:tc>
         <w:tc>
@@ -2011,8 +2334,18 @@
                 <w:color w:val="000000" w:themeColor="text1"/>
                 <w:szCs w:val="24"/>
               </w:rPr>
-              <w:t>(ก) มีอยู่แล้วในตาราง</w:t>
-            </w:r>
+              <w:t xml:space="preserve">(ก) </w:t>
+            </w:r>
+            <w:proofErr w:type="spellStart"/>
+            <w:r>
+              <w:rPr>
+                <w:rFonts w:ascii="CordiaUPC" w:hAnsi="CordiaUPC" w:cs="CordiaUPC"/>
+                <w:color w:val="000000" w:themeColor="text1"/>
+                <w:szCs w:val="24"/>
+              </w:rPr>
+              <w:t>มีอยู่แล้วในตาราง</w:t>
+            </w:r>
+            <w:proofErr w:type="spellEnd"/>
           </w:p>
         </w:tc>
         <w:tc>
@@ -2041,8 +2374,18 @@
                 <w:color w:val="000000" w:themeColor="text1"/>
                 <w:szCs w:val="24"/>
               </w:rPr>
-              <w:t>(ข) ผู้ใช้เพิ่มเอง</w:t>
-            </w:r>
+              <w:t xml:space="preserve">(ข) </w:t>
+            </w:r>
+            <w:proofErr w:type="spellStart"/>
+            <w:r>
+              <w:rPr>
+                <w:rFonts w:ascii="CordiaUPC" w:hAnsi="CordiaUPC" w:cs="CordiaUPC"/>
+                <w:color w:val="000000" w:themeColor="text1"/>
+                <w:szCs w:val="24"/>
+              </w:rPr>
+              <w:t>ผู้ใช้เพิ่มเอง</w:t>
+            </w:r>
+            <w:proofErr w:type="spellEnd"/>
           </w:p>
         </w:tc>
       </w:tr>
@@ -2064,6 +2407,7 @@
             <w:pPr>
               <w:spacing w:before="20" w:after="0" w:line="320" w:lineRule="exact"/>
             </w:pPr>
+            <w:proofErr w:type="spellStart"/>
             <w:r>
               <w:rPr>
                 <w:rFonts w:ascii="CordiaUPC" w:hAnsi="CordiaUPC" w:cs="CordiaUPC"/>
@@ -2071,6 +2415,7 @@
               </w:rPr>
               <w:t>ที่มาของแถว</w:t>
             </w:r>
+            <w:proofErr w:type="spellEnd"/>
           </w:p>
         </w:tc>
         <w:tc>
@@ -2087,6 +2432,7 @@
             <w:pPr>
               <w:spacing w:before="20" w:after="0" w:line="320" w:lineRule="exact"/>
             </w:pPr>
+            <w:proofErr w:type="spellStart"/>
             <w:r>
               <w:rPr>
                 <w:rFonts w:ascii="CordiaUPC" w:hAnsi="CordiaUPC" w:cs="CordiaUPC"/>
@@ -2094,6 +2440,7 @@
               </w:rPr>
               <w:t>ระบบแสดงแถวตั้งแต่เปิดหน้า</w:t>
             </w:r>
+            <w:proofErr w:type="spellEnd"/>
           </w:p>
         </w:tc>
         <w:tc>
@@ -2176,12 +2523,37 @@
             <w:pPr>
               <w:spacing w:before="20" w:after="0" w:line="320" w:lineRule="exact"/>
             </w:pPr>
-            <w:r>
-              <w:rPr>
-                <w:rFonts w:ascii="CordiaUPC" w:hAnsi="CordiaUPC" w:cs="CordiaUPC"/>
-                <w:szCs w:val="24"/>
-              </w:rPr>
-              <w:t>เงื่อนไข รหัสบัญชี (GL)</w:t>
+            <w:proofErr w:type="spellStart"/>
+            <w:r>
+              <w:rPr>
+                <w:rFonts w:ascii="CordiaUPC" w:hAnsi="CordiaUPC" w:cs="CordiaUPC"/>
+                <w:szCs w:val="24"/>
+              </w:rPr>
+              <w:t>เงื่อนไข</w:t>
+            </w:r>
+            <w:proofErr w:type="spellEnd"/>
+            <w:r>
+              <w:rPr>
+                <w:rFonts w:ascii="CordiaUPC" w:hAnsi="CordiaUPC" w:cs="CordiaUPC"/>
+                <w:szCs w:val="24"/>
+              </w:rPr>
+              <w:t xml:space="preserve"> </w:t>
+            </w:r>
+            <w:proofErr w:type="spellStart"/>
+            <w:r>
+              <w:rPr>
+                <w:rFonts w:ascii="CordiaUPC" w:hAnsi="CordiaUPC" w:cs="CordiaUPC"/>
+                <w:szCs w:val="24"/>
+              </w:rPr>
+              <w:t>รหัสบัญชี</w:t>
+            </w:r>
+            <w:proofErr w:type="spellEnd"/>
+            <w:r>
+              <w:rPr>
+                <w:rFonts w:ascii="CordiaUPC" w:hAnsi="CordiaUPC" w:cs="CordiaUPC"/>
+                <w:szCs w:val="24"/>
+              </w:rPr>
+              <w:t xml:space="preserve"> (GL)</w:t>
             </w:r>
           </w:p>
         </w:tc>
@@ -2311,6 +2683,7 @@
             <w:pPr>
               <w:spacing w:before="20" w:after="0" w:line="320" w:lineRule="exact"/>
             </w:pPr>
+            <w:proofErr w:type="spellStart"/>
             <w:r>
               <w:rPr>
                 <w:rFonts w:ascii="CordiaUPC" w:hAnsi="CordiaUPC" w:cs="CordiaUPC"/>
@@ -2318,6 +2691,7 @@
               </w:rPr>
               <w:t>เข้าโหมดฟอร์มย่อย</w:t>
             </w:r>
+            <w:proofErr w:type="spellEnd"/>
           </w:p>
         </w:tc>
         <w:tc>
@@ -2569,13 +2943,23 @@
         </w:rPr>
         <w:t>กลุ่มพิเศษ</w:t>
       </w:r>
+      <w:proofErr w:type="spellStart"/>
       <w:r>
         <w:rPr>
           <w:rFonts w:ascii="CordiaUPC" w:hAnsi="CordiaUPC" w:cs="CordiaUPC"/>
           <w:color w:val="000000" w:themeColor="text1"/>
           <w:szCs w:val="24"/>
         </w:rPr>
-        <w:t>โหมดอ่านอย่างเดียวของฟอร์มย่อย (Read-only lock)</w:t>
+        <w:t>โหมดอ่านอย่างเดียวของฟอร์มย่อย</w:t>
+      </w:r>
+      <w:proofErr w:type="spellEnd"/>
+      <w:r>
+        <w:rPr>
+          <w:rFonts w:ascii="CordiaUPC" w:hAnsi="CordiaUPC" w:cs="CordiaUPC"/>
+          <w:color w:val="000000" w:themeColor="text1"/>
+          <w:szCs w:val="24"/>
+        </w:rPr>
+        <w:t xml:space="preserve"> (Read-only lock)</w:t>
       </w:r>
     </w:p>
     <w:p>
@@ -2985,7 +3369,19 @@
           <w:color w:val="000000" w:themeColor="text1"/>
           <w:szCs w:val="24"/>
         </w:rPr>
-        <w:t xml:space="preserve">Professional &amp; Legal Fee </w:t>
+        <w:t>Public Relation &amp; Donation</w:t>
+      </w:r>
+      <w:r>
+        <w:rPr>
+          <w:rFonts w:ascii="CordiaUPC" w:hAnsi="CordiaUPC" w:cs="CordiaUPC"/>
+          <w:b/>
+          <w:bCs/>
+          <w:i/>
+          <w:iCs/>
+          <w:color w:val="000000" w:themeColor="text1"/>
+          <w:szCs w:val="24"/>
+        </w:rPr>
+        <w:t xml:space="preserve"> </w:t>
       </w:r>
       <w:r>
         <w:rPr>
@@ -3176,6 +3572,7 @@
                 <w:szCs w:val="24"/>
               </w:rPr>
             </w:pPr>
+            <w:proofErr w:type="spellStart"/>
             <w:r>
               <w:rPr>
                 <w:rFonts w:ascii="CordiaUPC" w:hAnsi="CordiaUPC" w:cs="CordiaUPC"/>
@@ -3183,6 +3580,7 @@
               </w:rPr>
               <w:t>สัญลักษณ์</w:t>
             </w:r>
+            <w:proofErr w:type="spellEnd"/>
           </w:p>
         </w:tc>
         <w:tc>
@@ -3205,6 +3603,7 @@
                 <w:szCs w:val="24"/>
               </w:rPr>
             </w:pPr>
+            <w:proofErr w:type="spellStart"/>
             <w:r>
               <w:rPr>
                 <w:rFonts w:ascii="CordiaUPC" w:hAnsi="CordiaUPC" w:cs="CordiaUPC"/>
@@ -3212,6 +3611,7 @@
               </w:rPr>
               <w:t>องค์ประกอบ</w:t>
             </w:r>
+            <w:proofErr w:type="spellEnd"/>
           </w:p>
         </w:tc>
         <w:tc>
@@ -3234,6 +3634,7 @@
                 <w:szCs w:val="24"/>
               </w:rPr>
             </w:pPr>
+            <w:proofErr w:type="spellStart"/>
             <w:r>
               <w:rPr>
                 <w:rFonts w:ascii="CordiaUPC" w:hAnsi="CordiaUPC" w:cs="CordiaUPC"/>
@@ -3241,6 +3642,7 @@
               </w:rPr>
               <w:t>สถานะ</w:t>
             </w:r>
+            <w:proofErr w:type="spellEnd"/>
           </w:p>
         </w:tc>
         <w:tc>
@@ -3263,13 +3665,31 @@
                 <w:szCs w:val="24"/>
               </w:rPr>
             </w:pPr>
-            <w:r>
-              <w:rPr>
-                <w:rFonts w:ascii="CordiaUPC" w:hAnsi="CordiaUPC" w:cs="CordiaUPC"/>
-                <w:szCs w:val="24"/>
-              </w:rPr>
-              <w:t>การทำงาน / เงื่อนไข</w:t>
-            </w:r>
+            <w:proofErr w:type="spellStart"/>
+            <w:r>
+              <w:rPr>
+                <w:rFonts w:ascii="CordiaUPC" w:hAnsi="CordiaUPC" w:cs="CordiaUPC"/>
+                <w:szCs w:val="24"/>
+              </w:rPr>
+              <w:t>การทำงาน</w:t>
+            </w:r>
+            <w:proofErr w:type="spellEnd"/>
+            <w:r>
+              <w:rPr>
+                <w:rFonts w:ascii="CordiaUPC" w:hAnsi="CordiaUPC" w:cs="CordiaUPC"/>
+                <w:szCs w:val="24"/>
+              </w:rPr>
+              <w:t xml:space="preserve"> / </w:t>
+            </w:r>
+            <w:proofErr w:type="spellStart"/>
+            <w:r>
+              <w:rPr>
+                <w:rFonts w:ascii="CordiaUPC" w:hAnsi="CordiaUPC" w:cs="CordiaUPC"/>
+                <w:szCs w:val="24"/>
+              </w:rPr>
+              <w:t>เงื่อนไข</w:t>
+            </w:r>
+            <w:proofErr w:type="spellEnd"/>
           </w:p>
         </w:tc>
       </w:tr>
@@ -3323,12 +3743,21 @@
                 <w:rFonts w:ascii="CordiaUPC" w:hAnsi="CordiaUPC" w:cs="CordiaUPC"/>
               </w:rPr>
             </w:pPr>
-            <w:r>
-              <w:rPr>
-                <w:rFonts w:ascii="CordiaUPC" w:hAnsi="CordiaUPC" w:cs="CordiaUPC"/>
-                <w:szCs w:val="24"/>
-              </w:rPr>
-              <w:t xml:space="preserve">หัวฟอร์ม + </w:t>
+            <w:proofErr w:type="spellStart"/>
+            <w:r>
+              <w:rPr>
+                <w:rFonts w:ascii="CordiaUPC" w:hAnsi="CordiaUPC" w:cs="CordiaUPC"/>
+                <w:szCs w:val="24"/>
+              </w:rPr>
+              <w:t>หัวฟอร์ม</w:t>
+            </w:r>
+            <w:proofErr w:type="spellEnd"/>
+            <w:r>
+              <w:rPr>
+                <w:rFonts w:ascii="CordiaUPC" w:hAnsi="CordiaUPC" w:cs="CordiaUPC"/>
+                <w:szCs w:val="24"/>
+              </w:rPr>
+              <w:t xml:space="preserve"> + </w:t>
             </w:r>
             <w:r>
               <w:rPr>
@@ -3358,6 +3787,7 @@
                 <w:rFonts w:ascii="CordiaUPC" w:hAnsi="CordiaUPC" w:cs="CordiaUPC"/>
               </w:rPr>
             </w:pPr>
+            <w:proofErr w:type="spellStart"/>
             <w:r>
               <w:rPr>
                 <w:rFonts w:ascii="CordiaUPC" w:hAnsi="CordiaUPC" w:cs="CordiaUPC"/>
@@ -3365,6 +3795,7 @@
               </w:rPr>
               <w:t>อ่านอย่างเดียว</w:t>
             </w:r>
+            <w:proofErr w:type="spellEnd"/>
           </w:p>
         </w:tc>
         <w:tc>
@@ -3385,12 +3816,21 @@
                 <w:rFonts w:ascii="CordiaUPC" w:hAnsi="CordiaUPC" w:cs="CordiaUPC"/>
               </w:rPr>
             </w:pPr>
-            <w:r>
-              <w:rPr>
-                <w:rFonts w:ascii="CordiaUPC" w:hAnsi="CordiaUPC" w:cs="CordiaUPC"/>
-                <w:szCs w:val="24"/>
-              </w:rPr>
-              <w:t xml:space="preserve">ชื่อกลุ่มมี </w:t>
+            <w:proofErr w:type="spellStart"/>
+            <w:r>
+              <w:rPr>
+                <w:rFonts w:ascii="CordiaUPC" w:hAnsi="CordiaUPC" w:cs="CordiaUPC"/>
+                <w:szCs w:val="24"/>
+              </w:rPr>
+              <w:t>ชื่อกลุ่มมี</w:t>
+            </w:r>
+            <w:proofErr w:type="spellEnd"/>
+            <w:r>
+              <w:rPr>
+                <w:rFonts w:ascii="CordiaUPC" w:hAnsi="CordiaUPC" w:cs="CordiaUPC"/>
+                <w:szCs w:val="24"/>
+              </w:rPr>
+              <w:t xml:space="preserve"> </w:t>
             </w:r>
             <w:r>
               <w:rPr>
@@ -3405,7 +3845,71 @@
                 <w:rFonts w:ascii="CordiaUPC" w:hAnsi="CordiaUPC" w:cs="CordiaUPC"/>
                 <w:szCs w:val="24"/>
               </w:rPr>
-              <w:t xml:space="preserve"> ต่อท้าย + ขึ้นข้อความ "อ่านอย่างเดียว (แก้ไม่ได้)"</w:t>
+              <w:t xml:space="preserve"> </w:t>
+            </w:r>
+            <w:proofErr w:type="spellStart"/>
+            <w:r>
+              <w:rPr>
+                <w:rFonts w:ascii="CordiaUPC" w:hAnsi="CordiaUPC" w:cs="CordiaUPC"/>
+                <w:szCs w:val="24"/>
+              </w:rPr>
+              <w:t>ต่อท้าย</w:t>
+            </w:r>
+            <w:proofErr w:type="spellEnd"/>
+            <w:r>
+              <w:rPr>
+                <w:rFonts w:ascii="CordiaUPC" w:hAnsi="CordiaUPC" w:cs="CordiaUPC"/>
+                <w:szCs w:val="24"/>
+              </w:rPr>
+              <w:t xml:space="preserve"> + </w:t>
+            </w:r>
+            <w:proofErr w:type="spellStart"/>
+            <w:r>
+              <w:rPr>
+                <w:rFonts w:ascii="CordiaUPC" w:hAnsi="CordiaUPC" w:cs="CordiaUPC"/>
+                <w:szCs w:val="24"/>
+              </w:rPr>
+              <w:t>ขึ้นข้อความ</w:t>
+            </w:r>
+            <w:proofErr w:type="spellEnd"/>
+            <w:r>
+              <w:rPr>
+                <w:rFonts w:ascii="CordiaUPC" w:hAnsi="CordiaUPC" w:cs="CordiaUPC"/>
+                <w:szCs w:val="24"/>
+              </w:rPr>
+              <w:t xml:space="preserve"> "</w:t>
+            </w:r>
+            <w:proofErr w:type="spellStart"/>
+            <w:r>
+              <w:rPr>
+                <w:rFonts w:ascii="CordiaUPC" w:hAnsi="CordiaUPC" w:cs="CordiaUPC"/>
+                <w:szCs w:val="24"/>
+              </w:rPr>
+              <w:t>อ่านอย่างเดียว</w:t>
+            </w:r>
+            <w:proofErr w:type="spellEnd"/>
+            <w:r>
+              <w:rPr>
+                <w:rFonts w:ascii="CordiaUPC" w:hAnsi="CordiaUPC" w:cs="CordiaUPC"/>
+                <w:szCs w:val="24"/>
+              </w:rPr>
+              <w:t xml:space="preserve"> (</w:t>
+            </w:r>
+            <w:proofErr w:type="spellStart"/>
+            <w:r>
+              <w:rPr>
+                <w:rFonts w:ascii="CordiaUPC" w:hAnsi="CordiaUPC" w:cs="CordiaUPC"/>
+                <w:szCs w:val="24"/>
+              </w:rPr>
+              <w:t>แก้ไม่ได้</w:t>
+            </w:r>
+            <w:proofErr w:type="spellEnd"/>
+            <w:r>
+              <w:rPr>
+                <w:rFonts w:ascii="CordiaUPC" w:hAnsi="CordiaUPC" w:cs="CordiaUPC"/>
+                <w:szCs w:val="24"/>
+              </w:rPr>
+              <w:t>)"</w:t>
             </w:r>
           </w:p>
         </w:tc>
@@ -3462,6 +3966,7 @@
                 <w:rFonts w:ascii="CordiaUPC" w:hAnsi="CordiaUPC" w:cs="CordiaUPC"/>
               </w:rPr>
             </w:pPr>
+            <w:proofErr w:type="spellStart"/>
             <w:r>
               <w:rPr>
                 <w:rFonts w:ascii="CordiaUPC" w:hAnsi="CordiaUPC" w:cs="CordiaUPC"/>
@@ -3469,6 +3974,7 @@
               </w:rPr>
               <w:t>ช่องกรอกรายละเอียด</w:t>
             </w:r>
+            <w:proofErr w:type="spellEnd"/>
           </w:p>
         </w:tc>
         <w:tc>
@@ -3518,13 +4024,79 @@
                 <w:rFonts w:ascii="CordiaUPC" w:hAnsi="CordiaUPC" w:cs="CordiaUPC"/>
               </w:rPr>
             </w:pPr>
-            <w:r>
-              <w:rPr>
-                <w:rFonts w:ascii="CordiaUPC" w:hAnsi="CordiaUPC" w:cs="CordiaUPC"/>
-                <w:szCs w:val="24"/>
-              </w:rPr>
-              <w:t>ทุก input / รายการเลือก ถูกล็อก พิมพ์/เลือกไม่ได้</w:t>
-            </w:r>
+            <w:proofErr w:type="spellStart"/>
+            <w:r>
+              <w:rPr>
+                <w:rFonts w:ascii="CordiaUPC" w:hAnsi="CordiaUPC" w:cs="CordiaUPC"/>
+                <w:szCs w:val="24"/>
+              </w:rPr>
+              <w:t>ทุก</w:t>
+            </w:r>
+            <w:proofErr w:type="spellEnd"/>
+            <w:r>
+              <w:rPr>
+                <w:rFonts w:ascii="CordiaUPC" w:hAnsi="CordiaUPC" w:cs="CordiaUPC"/>
+                <w:szCs w:val="24"/>
+              </w:rPr>
+              <w:t xml:space="preserve"> input / </w:t>
+            </w:r>
+            <w:proofErr w:type="spellStart"/>
+            <w:r>
+              <w:rPr>
+                <w:rFonts w:ascii="CordiaUPC" w:hAnsi="CordiaUPC" w:cs="CordiaUPC"/>
+                <w:szCs w:val="24"/>
+              </w:rPr>
+              <w:t>รายการเลือก</w:t>
+            </w:r>
+            <w:proofErr w:type="spellEnd"/>
+            <w:r>
+              <w:rPr>
+                <w:rFonts w:ascii="CordiaUPC" w:hAnsi="CordiaUPC" w:cs="CordiaUPC"/>
+                <w:szCs w:val="24"/>
+              </w:rPr>
+              <w:t xml:space="preserve"> </w:t>
+            </w:r>
+            <w:proofErr w:type="spellStart"/>
+            <w:r>
+              <w:rPr>
+                <w:rFonts w:ascii="CordiaUPC" w:hAnsi="CordiaUPC" w:cs="CordiaUPC"/>
+                <w:szCs w:val="24"/>
+              </w:rPr>
+              <w:t>ถูกล็อก</w:t>
+            </w:r>
+            <w:proofErr w:type="spellEnd"/>
+            <w:r>
+              <w:rPr>
+                <w:rFonts w:ascii="CordiaUPC" w:hAnsi="CordiaUPC" w:cs="CordiaUPC"/>
+                <w:szCs w:val="24"/>
+              </w:rPr>
+              <w:t xml:space="preserve"> </w:t>
+            </w:r>
+            <w:proofErr w:type="spellStart"/>
+            <w:r>
+              <w:rPr>
+                <w:rFonts w:ascii="CordiaUPC" w:hAnsi="CordiaUPC" w:cs="CordiaUPC"/>
+                <w:szCs w:val="24"/>
+              </w:rPr>
+              <w:t>พิมพ์</w:t>
+            </w:r>
+            <w:proofErr w:type="spellEnd"/>
+            <w:r>
+              <w:rPr>
+                <w:rFonts w:ascii="CordiaUPC" w:hAnsi="CordiaUPC" w:cs="CordiaUPC"/>
+                <w:szCs w:val="24"/>
+              </w:rPr>
+              <w:t>/</w:t>
+            </w:r>
+            <w:proofErr w:type="spellStart"/>
+            <w:r>
+              <w:rPr>
+                <w:rFonts w:ascii="CordiaUPC" w:hAnsi="CordiaUPC" w:cs="CordiaUPC"/>
+                <w:szCs w:val="24"/>
+              </w:rPr>
+              <w:t>เลือกไม่ได้</w:t>
+            </w:r>
+            <w:proofErr w:type="spellEnd"/>
           </w:p>
         </w:tc>
       </w:tr>
@@ -3578,6 +4150,7 @@
                 <w:rFonts w:ascii="CordiaUPC" w:hAnsi="CordiaUPC" w:cs="CordiaUPC"/>
               </w:rPr>
             </w:pPr>
+            <w:proofErr w:type="spellStart"/>
             <w:r>
               <w:rPr>
                 <w:rFonts w:ascii="CordiaUPC" w:hAnsi="CordiaUPC" w:cs="CordiaUPC"/>
@@ -3585,6 +4158,7 @@
               </w:rPr>
               <w:t>ปุ่มท้ายฟอร์ม</w:t>
             </w:r>
+            <w:proofErr w:type="spellEnd"/>
           </w:p>
         </w:tc>
         <w:tc>
@@ -3605,6 +4179,7 @@
                 <w:rFonts w:ascii="CordiaUPC" w:hAnsi="CordiaUPC" w:cs="CordiaUPC"/>
               </w:rPr>
             </w:pPr>
+            <w:proofErr w:type="spellStart"/>
             <w:r>
               <w:rPr>
                 <w:rFonts w:ascii="CordiaUPC" w:hAnsi="CordiaUPC" w:cs="CordiaUPC"/>
@@ -3612,6 +4187,7 @@
               </w:rPr>
               <w:t>ปิด</w:t>
             </w:r>
+            <w:proofErr w:type="spellEnd"/>
           </w:p>
         </w:tc>
         <w:tc>
@@ -3632,12 +4208,85 @@
                 <w:rFonts w:ascii="CordiaUPC" w:hAnsi="CordiaUPC" w:cs="CordiaUPC"/>
               </w:rPr>
             </w:pPr>
-            <w:r>
-              <w:rPr>
-                <w:rFonts w:ascii="CordiaUPC" w:hAnsi="CordiaUPC" w:cs="CordiaUPC"/>
-                <w:szCs w:val="24"/>
-              </w:rPr>
-              <w:t>ซ่อน "เพิ่มรายการ"/"บันทึก" โดยเหลือปุ่ม "ปิด"</w:t>
+            <w:proofErr w:type="spellStart"/>
+            <w:r>
+              <w:rPr>
+                <w:rFonts w:ascii="CordiaUPC" w:hAnsi="CordiaUPC" w:cs="CordiaUPC"/>
+                <w:szCs w:val="24"/>
+              </w:rPr>
+              <w:t>ซ่อน</w:t>
+            </w:r>
+            <w:proofErr w:type="spellEnd"/>
+            <w:r>
+              <w:rPr>
+                <w:rFonts w:ascii="CordiaUPC" w:hAnsi="CordiaUPC" w:cs="CordiaUPC"/>
+                <w:szCs w:val="24"/>
+              </w:rPr>
+              <w:t xml:space="preserve"> "</w:t>
+            </w:r>
+            <w:proofErr w:type="spellStart"/>
+            <w:r>
+              <w:rPr>
+                <w:rFonts w:ascii="CordiaUPC" w:hAnsi="CordiaUPC" w:cs="CordiaUPC"/>
+                <w:szCs w:val="24"/>
+              </w:rPr>
+              <w:t>เพิ่มรายการ</w:t>
+            </w:r>
+            <w:proofErr w:type="spellEnd"/>
+            <w:r>
+              <w:rPr>
+                <w:rFonts w:ascii="CordiaUPC" w:hAnsi="CordiaUPC" w:cs="CordiaUPC"/>
+                <w:szCs w:val="24"/>
+              </w:rPr>
+              <w:t>"/"</w:t>
+            </w:r>
+            <w:proofErr w:type="spellStart"/>
+            <w:r>
+              <w:rPr>
+                <w:rFonts w:ascii="CordiaUPC" w:hAnsi="CordiaUPC" w:cs="CordiaUPC"/>
+                <w:szCs w:val="24"/>
+              </w:rPr>
+              <w:t>บันทึก</w:t>
+            </w:r>
+            <w:proofErr w:type="spellEnd"/>
+            <w:r>
+              <w:rPr>
+                <w:rFonts w:ascii="CordiaUPC" w:hAnsi="CordiaUPC" w:cs="CordiaUPC"/>
+                <w:szCs w:val="24"/>
+              </w:rPr>
+              <w:t xml:space="preserve">" </w:t>
+            </w:r>
+            <w:proofErr w:type="spellStart"/>
+            <w:r>
+              <w:rPr>
+                <w:rFonts w:ascii="CordiaUPC" w:hAnsi="CordiaUPC" w:cs="CordiaUPC"/>
+                <w:szCs w:val="24"/>
+              </w:rPr>
+              <w:t>โดยเหลือปุ่ม</w:t>
+            </w:r>
+            <w:proofErr w:type="spellEnd"/>
+            <w:r>
+              <w:rPr>
+                <w:rFonts w:ascii="CordiaUPC" w:hAnsi="CordiaUPC" w:cs="CordiaUPC"/>
+                <w:szCs w:val="24"/>
+              </w:rPr>
+              <w:t xml:space="preserve"> "</w:t>
+            </w:r>
+            <w:proofErr w:type="spellStart"/>
+            <w:r>
+              <w:rPr>
+                <w:rFonts w:ascii="CordiaUPC" w:hAnsi="CordiaUPC" w:cs="CordiaUPC"/>
+                <w:szCs w:val="24"/>
+              </w:rPr>
+              <w:t>ปิด</w:t>
+            </w:r>
+            <w:proofErr w:type="spellEnd"/>
+            <w:r>
+              <w:rPr>
+                <w:rFonts w:ascii="CordiaUPC" w:hAnsi="CordiaUPC" w:cs="CordiaUPC"/>
+                <w:szCs w:val="24"/>
+              </w:rPr>
+              <w:t>"</w:t>
             </w:r>
           </w:p>
         </w:tc>
@@ -3694,12 +4343,53 @@
                 <w:szCs w:val="24"/>
               </w:rPr>
             </w:pPr>
-            <w:r>
-              <w:rPr>
-                <w:rFonts w:ascii="CordiaUPC" w:hAnsi="CordiaUPC" w:cs="CordiaUPC"/>
-                <w:szCs w:val="24"/>
-              </w:rPr>
-              <w:t>ยอดรายเดือน ม.ค.–ธ.ค.</w:t>
+            <w:proofErr w:type="spellStart"/>
+            <w:r>
+              <w:rPr>
+                <w:rFonts w:ascii="CordiaUPC" w:hAnsi="CordiaUPC" w:cs="CordiaUPC"/>
+                <w:szCs w:val="24"/>
+              </w:rPr>
+              <w:t>ยอดรายเดือน</w:t>
+            </w:r>
+            <w:proofErr w:type="spellEnd"/>
+            <w:r>
+              <w:rPr>
+                <w:rFonts w:ascii="CordiaUPC" w:hAnsi="CordiaUPC" w:cs="CordiaUPC"/>
+                <w:szCs w:val="24"/>
+              </w:rPr>
+              <w:t xml:space="preserve"> </w:t>
+            </w:r>
+            <w:proofErr w:type="spellStart"/>
+            <w:r>
+              <w:rPr>
+                <w:rFonts w:ascii="CordiaUPC" w:hAnsi="CordiaUPC" w:cs="CordiaUPC"/>
+                <w:szCs w:val="24"/>
+              </w:rPr>
+              <w:t>ม.ค</w:t>
+            </w:r>
+            <w:proofErr w:type="spellEnd"/>
+            <w:r>
+              <w:rPr>
+                <w:rFonts w:ascii="CordiaUPC" w:hAnsi="CordiaUPC" w:cs="CordiaUPC"/>
+                <w:szCs w:val="24"/>
+              </w:rPr>
+              <w:t>.–</w:t>
+            </w:r>
+            <w:proofErr w:type="spellStart"/>
+            <w:r>
+              <w:rPr>
+                <w:rFonts w:ascii="CordiaUPC" w:hAnsi="CordiaUPC" w:cs="CordiaUPC"/>
+                <w:szCs w:val="24"/>
+              </w:rPr>
+              <w:t>ธ.ค</w:t>
+            </w:r>
+            <w:proofErr w:type="spellEnd"/>
+            <w:r>
+              <w:rPr>
+                <w:rFonts w:ascii="CordiaUPC" w:hAnsi="CordiaUPC" w:cs="CordiaUPC"/>
+                <w:szCs w:val="24"/>
+              </w:rPr>
+              <w:t>.</w:t>
             </w:r>
           </w:p>
         </w:tc>
@@ -3722,6 +4412,7 @@
                 <w:szCs w:val="24"/>
               </w:rPr>
             </w:pPr>
+            <w:proofErr w:type="spellStart"/>
             <w:r>
               <w:rPr>
                 <w:rFonts w:ascii="CordiaUPC" w:hAnsi="CordiaUPC" w:cs="CordiaUPC"/>
@@ -3729,6 +4420,7 @@
               </w:rPr>
               <w:t>ตัวเลข</w:t>
             </w:r>
+            <w:proofErr w:type="spellEnd"/>
           </w:p>
         </w:tc>
         <w:tc>
@@ -3988,6 +4680,7 @@
                 <w:szCs w:val="24"/>
               </w:rPr>
             </w:pPr>
+            <w:proofErr w:type="spellStart"/>
             <w:r>
               <w:rPr>
                 <w:rFonts w:ascii="CordiaUPC" w:hAnsi="CordiaUPC" w:cs="CordiaUPC"/>
@@ -3995,6 +4688,7 @@
               </w:rPr>
               <w:t>สัญลักษณ์</w:t>
             </w:r>
+            <w:proofErr w:type="spellEnd"/>
           </w:p>
         </w:tc>
         <w:tc>
@@ -4017,6 +4711,7 @@
                 <w:szCs w:val="24"/>
               </w:rPr>
             </w:pPr>
+            <w:proofErr w:type="spellStart"/>
             <w:r>
               <w:rPr>
                 <w:rFonts w:ascii="CordiaUPC" w:hAnsi="CordiaUPC" w:cs="CordiaUPC"/>
@@ -4024,6 +4719,7 @@
               </w:rPr>
               <w:t>องค์ประกอบ</w:t>
             </w:r>
+            <w:proofErr w:type="spellEnd"/>
           </w:p>
         </w:tc>
         <w:tc>
@@ -4046,13 +4742,31 @@
                 <w:szCs w:val="24"/>
               </w:rPr>
             </w:pPr>
-            <w:r>
-              <w:rPr>
-                <w:rFonts w:ascii="CordiaUPC" w:hAnsi="CordiaUPC" w:cs="CordiaUPC"/>
-                <w:szCs w:val="24"/>
-              </w:rPr>
-              <w:t>ชนิด / ตัวเลือก</w:t>
-            </w:r>
+            <w:proofErr w:type="spellStart"/>
+            <w:r>
+              <w:rPr>
+                <w:rFonts w:ascii="CordiaUPC" w:hAnsi="CordiaUPC" w:cs="CordiaUPC"/>
+                <w:szCs w:val="24"/>
+              </w:rPr>
+              <w:t>ชนิด</w:t>
+            </w:r>
+            <w:proofErr w:type="spellEnd"/>
+            <w:r>
+              <w:rPr>
+                <w:rFonts w:ascii="CordiaUPC" w:hAnsi="CordiaUPC" w:cs="CordiaUPC"/>
+                <w:szCs w:val="24"/>
+              </w:rPr>
+              <w:t xml:space="preserve"> / </w:t>
+            </w:r>
+            <w:proofErr w:type="spellStart"/>
+            <w:r>
+              <w:rPr>
+                <w:rFonts w:ascii="CordiaUPC" w:hAnsi="CordiaUPC" w:cs="CordiaUPC"/>
+                <w:szCs w:val="24"/>
+              </w:rPr>
+              <w:t>ตัวเลือก</w:t>
+            </w:r>
+            <w:proofErr w:type="spellEnd"/>
           </w:p>
         </w:tc>
         <w:tc>
@@ -4075,13 +4789,31 @@
                 <w:szCs w:val="24"/>
               </w:rPr>
             </w:pPr>
-            <w:r>
-              <w:rPr>
-                <w:rFonts w:ascii="CordiaUPC" w:hAnsi="CordiaUPC" w:cs="CordiaUPC"/>
-                <w:szCs w:val="24"/>
-              </w:rPr>
-              <w:t>การทำงาน / เงื่อนไข</w:t>
-            </w:r>
+            <w:proofErr w:type="spellStart"/>
+            <w:r>
+              <w:rPr>
+                <w:rFonts w:ascii="CordiaUPC" w:hAnsi="CordiaUPC" w:cs="CordiaUPC"/>
+                <w:szCs w:val="24"/>
+              </w:rPr>
+              <w:t>การทำงาน</w:t>
+            </w:r>
+            <w:proofErr w:type="spellEnd"/>
+            <w:r>
+              <w:rPr>
+                <w:rFonts w:ascii="CordiaUPC" w:hAnsi="CordiaUPC" w:cs="CordiaUPC"/>
+                <w:szCs w:val="24"/>
+              </w:rPr>
+              <w:t xml:space="preserve"> / </w:t>
+            </w:r>
+            <w:proofErr w:type="spellStart"/>
+            <w:r>
+              <w:rPr>
+                <w:rFonts w:ascii="CordiaUPC" w:hAnsi="CordiaUPC" w:cs="CordiaUPC"/>
+                <w:szCs w:val="24"/>
+              </w:rPr>
+              <w:t>เงื่อนไข</w:t>
+            </w:r>
+            <w:proofErr w:type="spellEnd"/>
           </w:p>
         </w:tc>
       </w:tr>
@@ -4135,6 +4867,7 @@
                 <w:rFonts w:ascii="CordiaUPC" w:hAnsi="CordiaUPC" w:cs="CordiaUPC"/>
               </w:rPr>
             </w:pPr>
+            <w:proofErr w:type="spellStart"/>
             <w:r>
               <w:rPr>
                 <w:rFonts w:ascii="CordiaUPC" w:hAnsi="CordiaUPC" w:cs="CordiaUPC"/>
@@ -4142,6 +4875,7 @@
               </w:rPr>
               <w:t>ประเภทการรับรอง</w:t>
             </w:r>
+            <w:proofErr w:type="spellEnd"/>
           </w:p>
         </w:tc>
         <w:tc>
@@ -4162,6 +4896,7 @@
                 <w:rFonts w:ascii="CordiaUPC" w:hAnsi="CordiaUPC" w:cs="CordiaUPC"/>
               </w:rPr>
             </w:pPr>
+            <w:proofErr w:type="spellStart"/>
             <w:r>
               <w:rPr>
                 <w:rFonts w:ascii="CordiaUPC" w:hAnsi="CordiaUPC" w:cs="CordiaUPC"/>
@@ -4169,6 +4904,7 @@
               </w:rPr>
               <w:t>รายการเลือก</w:t>
             </w:r>
+            <w:proofErr w:type="spellEnd"/>
           </w:p>
         </w:tc>
         <w:tc>
@@ -4190,12 +4926,37 @@
                 <w:szCs w:val="24"/>
               </w:rPr>
             </w:pPr>
-            <w:r>
-              <w:rPr>
-                <w:rFonts w:ascii="CordiaUPC" w:hAnsi="CordiaUPC" w:cs="CordiaUPC"/>
-                <w:szCs w:val="24"/>
-              </w:rPr>
-              <w:t>รหัสบัญชี (GL) ภายนอก (…900030)</w:t>
+            <w:proofErr w:type="spellStart"/>
+            <w:r>
+              <w:rPr>
+                <w:rFonts w:ascii="CordiaUPC" w:hAnsi="CordiaUPC" w:cs="CordiaUPC"/>
+                <w:szCs w:val="24"/>
+              </w:rPr>
+              <w:t>รหัสบัญชี</w:t>
+            </w:r>
+            <w:proofErr w:type="spellEnd"/>
+            <w:r>
+              <w:rPr>
+                <w:rFonts w:ascii="CordiaUPC" w:hAnsi="CordiaUPC" w:cs="CordiaUPC"/>
+                <w:szCs w:val="24"/>
+              </w:rPr>
+              <w:t xml:space="preserve"> (GL) </w:t>
+            </w:r>
+            <w:proofErr w:type="spellStart"/>
+            <w:r>
+              <w:rPr>
+                <w:rFonts w:ascii="CordiaUPC" w:hAnsi="CordiaUPC" w:cs="CordiaUPC"/>
+                <w:szCs w:val="24"/>
+              </w:rPr>
+              <w:t>ภายนอก</w:t>
+            </w:r>
+            <w:proofErr w:type="spellEnd"/>
+            <w:r>
+              <w:rPr>
+                <w:rFonts w:ascii="CordiaUPC" w:hAnsi="CordiaUPC" w:cs="CordiaUPC"/>
+                <w:szCs w:val="24"/>
+              </w:rPr>
+              <w:t xml:space="preserve"> (…900030)</w:t>
             </w:r>
           </w:p>
           <w:p>
@@ -4218,8 +4979,33 @@
                 <w:rFonts w:ascii="CordiaUPC" w:hAnsi="CordiaUPC" w:cs="CordiaUPC"/>
                 <w:szCs w:val="24"/>
               </w:rPr>
-              <w:t>Customer: Business partner: หน่วยงานราชการ: อื่นๆ</w:t>
-            </w:r>
+              <w:t xml:space="preserve">Customer: Business partner: </w:t>
+            </w:r>
+            <w:proofErr w:type="spellStart"/>
+            <w:r>
+              <w:rPr>
+                <w:rFonts w:ascii="CordiaUPC" w:hAnsi="CordiaUPC" w:cs="CordiaUPC"/>
+                <w:szCs w:val="24"/>
+              </w:rPr>
+              <w:t>หน่วยงานราชการ</w:t>
+            </w:r>
+            <w:proofErr w:type="spellEnd"/>
+            <w:r>
+              <w:rPr>
+                <w:rFonts w:ascii="CordiaUPC" w:hAnsi="CordiaUPC" w:cs="CordiaUPC"/>
+                <w:szCs w:val="24"/>
+              </w:rPr>
+              <w:t xml:space="preserve">: </w:t>
+            </w:r>
+            <w:proofErr w:type="spellStart"/>
+            <w:r>
+              <w:rPr>
+                <w:rFonts w:ascii="CordiaUPC" w:hAnsi="CordiaUPC" w:cs="CordiaUPC"/>
+                <w:szCs w:val="24"/>
+              </w:rPr>
+              <w:t>อื่นๆ</w:t>
+            </w:r>
+            <w:proofErr w:type="spellEnd"/>
           </w:p>
         </w:tc>
       </w:tr>
@@ -4275,6 +5061,7 @@
                 <w:rFonts w:ascii="CordiaUPC" w:hAnsi="CordiaUPC" w:cs="CordiaUPC"/>
               </w:rPr>
             </w:pPr>
+            <w:proofErr w:type="spellStart"/>
             <w:r>
               <w:rPr>
                 <w:rFonts w:ascii="CordiaUPC" w:hAnsi="CordiaUPC" w:cs="CordiaUPC"/>
@@ -4282,6 +5069,7 @@
               </w:rPr>
               <w:t>รายละเอียด</w:t>
             </w:r>
+            <w:proofErr w:type="spellEnd"/>
           </w:p>
         </w:tc>
         <w:tc>
@@ -4303,6 +5091,7 @@
                 <w:rFonts w:ascii="CordiaUPC" w:hAnsi="CordiaUPC" w:cs="CordiaUPC"/>
               </w:rPr>
             </w:pPr>
+            <w:proofErr w:type="spellStart"/>
             <w:r>
               <w:rPr>
                 <w:rFonts w:ascii="CordiaUPC" w:hAnsi="CordiaUPC" w:cs="CordiaUPC"/>
@@ -4310,6 +5099,7 @@
               </w:rPr>
               <w:t>กรอกข้อความอิสระ</w:t>
             </w:r>
+            <w:proofErr w:type="spellEnd"/>
           </w:p>
         </w:tc>
         <w:tc>
@@ -4414,12 +5204,53 @@
                 <w:rFonts w:ascii="CordiaUPC" w:hAnsi="CordiaUPC" w:cs="CordiaUPC"/>
               </w:rPr>
             </w:pPr>
-            <w:r>
-              <w:rPr>
-                <w:rFonts w:ascii="CordiaUPC" w:hAnsi="CordiaUPC" w:cs="CordiaUPC"/>
-                <w:szCs w:val="24"/>
-              </w:rPr>
-              <w:t>ยอดรายเดือน ม.ค.–ธ.ค.</w:t>
+            <w:proofErr w:type="spellStart"/>
+            <w:r>
+              <w:rPr>
+                <w:rFonts w:ascii="CordiaUPC" w:hAnsi="CordiaUPC" w:cs="CordiaUPC"/>
+                <w:szCs w:val="24"/>
+              </w:rPr>
+              <w:t>ยอดรายเดือน</w:t>
+            </w:r>
+            <w:proofErr w:type="spellEnd"/>
+            <w:r>
+              <w:rPr>
+                <w:rFonts w:ascii="CordiaUPC" w:hAnsi="CordiaUPC" w:cs="CordiaUPC"/>
+                <w:szCs w:val="24"/>
+              </w:rPr>
+              <w:t xml:space="preserve"> </w:t>
+            </w:r>
+            <w:proofErr w:type="spellStart"/>
+            <w:r>
+              <w:rPr>
+                <w:rFonts w:ascii="CordiaUPC" w:hAnsi="CordiaUPC" w:cs="CordiaUPC"/>
+                <w:szCs w:val="24"/>
+              </w:rPr>
+              <w:t>ม.ค</w:t>
+            </w:r>
+            <w:proofErr w:type="spellEnd"/>
+            <w:r>
+              <w:rPr>
+                <w:rFonts w:ascii="CordiaUPC" w:hAnsi="CordiaUPC" w:cs="CordiaUPC"/>
+                <w:szCs w:val="24"/>
+              </w:rPr>
+              <w:t>.–</w:t>
+            </w:r>
+            <w:proofErr w:type="spellStart"/>
+            <w:r>
+              <w:rPr>
+                <w:rFonts w:ascii="CordiaUPC" w:hAnsi="CordiaUPC" w:cs="CordiaUPC"/>
+                <w:szCs w:val="24"/>
+              </w:rPr>
+              <w:t>ธ.ค</w:t>
+            </w:r>
+            <w:proofErr w:type="spellEnd"/>
+            <w:r>
+              <w:rPr>
+                <w:rFonts w:ascii="CordiaUPC" w:hAnsi="CordiaUPC" w:cs="CordiaUPC"/>
+                <w:szCs w:val="24"/>
+              </w:rPr>
+              <w:t>.</w:t>
             </w:r>
           </w:p>
         </w:tc>
@@ -4441,6 +5272,7 @@
                 <w:rFonts w:ascii="CordiaUPC" w:hAnsi="CordiaUPC" w:cs="CordiaUPC"/>
               </w:rPr>
             </w:pPr>
+            <w:proofErr w:type="spellStart"/>
             <w:r>
               <w:rPr>
                 <w:rFonts w:ascii="CordiaUPC" w:hAnsi="CordiaUPC" w:cs="CordiaUPC"/>
@@ -4448,6 +5280,7 @@
               </w:rPr>
               <w:t>ตัวเลข</w:t>
             </w:r>
+            <w:proofErr w:type="spellEnd"/>
           </w:p>
         </w:tc>
         <w:tc>
@@ -4552,13 +5385,41 @@
                 <w:szCs w:val="24"/>
               </w:rPr>
             </w:pPr>
+            <w:proofErr w:type="spellStart"/>
             <w:r>
               <w:rPr>
                 <w:rFonts w:ascii="CordiaUPC" w:hAnsi="CordiaUPC" w:cs="CordiaUPC"/>
                 <w:color w:val="000000" w:themeColor="text1"/>
                 <w:szCs w:val="24"/>
               </w:rPr>
-              <w:t>รหัส รหัสบัญชี (GL)</w:t>
+              <w:t>รหัส</w:t>
+            </w:r>
+            <w:proofErr w:type="spellEnd"/>
+            <w:r>
+              <w:rPr>
+                <w:rFonts w:ascii="CordiaUPC" w:hAnsi="CordiaUPC" w:cs="CordiaUPC"/>
+                <w:color w:val="000000" w:themeColor="text1"/>
+                <w:szCs w:val="24"/>
+              </w:rPr>
+              <w:t xml:space="preserve"> </w:t>
+            </w:r>
+            <w:proofErr w:type="spellStart"/>
+            <w:r>
+              <w:rPr>
+                <w:rFonts w:ascii="CordiaUPC" w:hAnsi="CordiaUPC" w:cs="CordiaUPC"/>
+                <w:color w:val="000000" w:themeColor="text1"/>
+                <w:szCs w:val="24"/>
+              </w:rPr>
+              <w:t>รหัสบัญชี</w:t>
+            </w:r>
+            <w:proofErr w:type="spellEnd"/>
+            <w:r>
+              <w:rPr>
+                <w:rFonts w:ascii="CordiaUPC" w:hAnsi="CordiaUPC" w:cs="CordiaUPC"/>
+                <w:color w:val="000000" w:themeColor="text1"/>
+                <w:szCs w:val="24"/>
+              </w:rPr>
+              <w:t xml:space="preserve"> (GL)</w:t>
             </w:r>
           </w:p>
         </w:tc>
@@ -4582,6 +5443,7 @@
                 <w:szCs w:val="24"/>
               </w:rPr>
             </w:pPr>
+            <w:proofErr w:type="spellStart"/>
             <w:r>
               <w:rPr>
                 <w:rFonts w:ascii="CordiaUPC" w:hAnsi="CordiaUPC" w:cs="CordiaUPC"/>
@@ -4590,6 +5452,7 @@
               </w:rPr>
               <w:t>ประเภท</w:t>
             </w:r>
+            <w:proofErr w:type="spellEnd"/>
           </w:p>
         </w:tc>
         <w:tc>
@@ -4612,13 +5475,59 @@
                 <w:szCs w:val="24"/>
               </w:rPr>
             </w:pPr>
+            <w:proofErr w:type="spellStart"/>
             <w:r>
               <w:rPr>
                 <w:rFonts w:ascii="CordiaUPC" w:hAnsi="CordiaUPC" w:cs="CordiaUPC"/>
                 <w:color w:val="000000" w:themeColor="text1"/>
                 <w:szCs w:val="24"/>
               </w:rPr>
-              <w:t>ตัวเลือก รายการเลือก "ประเภทการรับรอง"</w:t>
+              <w:t>ตัวเลือก</w:t>
+            </w:r>
+            <w:proofErr w:type="spellEnd"/>
+            <w:r>
+              <w:rPr>
+                <w:rFonts w:ascii="CordiaUPC" w:hAnsi="CordiaUPC" w:cs="CordiaUPC"/>
+                <w:color w:val="000000" w:themeColor="text1"/>
+                <w:szCs w:val="24"/>
+              </w:rPr>
+              <w:t xml:space="preserve"> </w:t>
+            </w:r>
+            <w:proofErr w:type="spellStart"/>
+            <w:r>
+              <w:rPr>
+                <w:rFonts w:ascii="CordiaUPC" w:hAnsi="CordiaUPC" w:cs="CordiaUPC"/>
+                <w:color w:val="000000" w:themeColor="text1"/>
+                <w:szCs w:val="24"/>
+              </w:rPr>
+              <w:t>รายการเลือก</w:t>
+            </w:r>
+            <w:proofErr w:type="spellEnd"/>
+            <w:r>
+              <w:rPr>
+                <w:rFonts w:ascii="CordiaUPC" w:hAnsi="CordiaUPC" w:cs="CordiaUPC"/>
+                <w:color w:val="000000" w:themeColor="text1"/>
+                <w:szCs w:val="24"/>
+              </w:rPr>
+              <w:t xml:space="preserve"> "</w:t>
+            </w:r>
+            <w:proofErr w:type="spellStart"/>
+            <w:r>
+              <w:rPr>
+                <w:rFonts w:ascii="CordiaUPC" w:hAnsi="CordiaUPC" w:cs="CordiaUPC"/>
+                <w:color w:val="000000" w:themeColor="text1"/>
+                <w:szCs w:val="24"/>
+              </w:rPr>
+              <w:t>ประเภทการรับรอง</w:t>
+            </w:r>
+            <w:proofErr w:type="spellEnd"/>
+            <w:r>
+              <w:rPr>
+                <w:rFonts w:ascii="CordiaUPC" w:hAnsi="CordiaUPC" w:cs="CordiaUPC"/>
+                <w:color w:val="000000" w:themeColor="text1"/>
+                <w:szCs w:val="24"/>
+              </w:rPr>
+              <w:t>"</w:t>
             </w:r>
           </w:p>
         </w:tc>
@@ -4670,12 +5579,21 @@
                 <w:rFonts w:ascii="CordiaUPC" w:hAnsi="CordiaUPC" w:cs="CordiaUPC"/>
               </w:rPr>
             </w:pPr>
-            <w:r>
-              <w:rPr>
-                <w:rFonts w:ascii="CordiaUPC" w:hAnsi="CordiaUPC" w:cs="CordiaUPC"/>
-                <w:szCs w:val="24"/>
-              </w:rPr>
-              <w:t>ค่าเลี้ยงรับรองภายนอก (External)</w:t>
+            <w:proofErr w:type="spellStart"/>
+            <w:r>
+              <w:rPr>
+                <w:rFonts w:ascii="CordiaUPC" w:hAnsi="CordiaUPC" w:cs="CordiaUPC"/>
+                <w:szCs w:val="24"/>
+              </w:rPr>
+              <w:t>ค่าเลี้ยงรับรองภายนอก</w:t>
+            </w:r>
+            <w:proofErr w:type="spellEnd"/>
+            <w:r>
+              <w:rPr>
+                <w:rFonts w:ascii="CordiaUPC" w:hAnsi="CordiaUPC" w:cs="CordiaUPC"/>
+                <w:szCs w:val="24"/>
+              </w:rPr>
+              <w:t xml:space="preserve"> (External)</w:t>
             </w:r>
           </w:p>
         </w:tc>
@@ -4825,12 +5743,21 @@
                 <w:rFonts w:ascii="CordiaUPC" w:hAnsi="CordiaUPC" w:cs="CordiaUPC"/>
               </w:rPr>
             </w:pPr>
-            <w:r>
-              <w:rPr>
-                <w:rFonts w:ascii="CordiaUPC" w:hAnsi="CordiaUPC" w:cs="CordiaUPC"/>
-                <w:szCs w:val="24"/>
-              </w:rPr>
-              <w:t>ค่าเลี้ยงรับรองภายใน (Internal)</w:t>
+            <w:proofErr w:type="spellStart"/>
+            <w:r>
+              <w:rPr>
+                <w:rFonts w:ascii="CordiaUPC" w:hAnsi="CordiaUPC" w:cs="CordiaUPC"/>
+                <w:szCs w:val="24"/>
+              </w:rPr>
+              <w:t>ค่าเลี้ยงรับรองภายใน</w:t>
+            </w:r>
+            <w:proofErr w:type="spellEnd"/>
+            <w:r>
+              <w:rPr>
+                <w:rFonts w:ascii="CordiaUPC" w:hAnsi="CordiaUPC" w:cs="CordiaUPC"/>
+                <w:szCs w:val="24"/>
+              </w:rPr>
+              <w:t xml:space="preserve"> (Internal)</w:t>
             </w:r>
           </w:p>
         </w:tc>
@@ -5160,6 +6087,7 @@
                 <w:szCs w:val="24"/>
               </w:rPr>
             </w:pPr>
+            <w:proofErr w:type="spellStart"/>
             <w:r>
               <w:rPr>
                 <w:rFonts w:ascii="CordiaUPC" w:hAnsi="CordiaUPC" w:cs="CordiaUPC"/>
@@ -5167,6 +6095,7 @@
               </w:rPr>
               <w:t>สัญลักษณ์</w:t>
             </w:r>
+            <w:proofErr w:type="spellEnd"/>
           </w:p>
         </w:tc>
         <w:tc>
@@ -5189,6 +6118,7 @@
                 <w:szCs w:val="24"/>
               </w:rPr>
             </w:pPr>
+            <w:proofErr w:type="spellStart"/>
             <w:r>
               <w:rPr>
                 <w:rFonts w:ascii="CordiaUPC" w:hAnsi="CordiaUPC" w:cs="CordiaUPC"/>
@@ -5196,6 +6126,7 @@
               </w:rPr>
               <w:t>องค์ประกอบ</w:t>
             </w:r>
+            <w:proofErr w:type="spellEnd"/>
           </w:p>
         </w:tc>
         <w:tc>
@@ -5218,13 +6149,31 @@
                 <w:szCs w:val="24"/>
               </w:rPr>
             </w:pPr>
-            <w:r>
-              <w:rPr>
-                <w:rFonts w:ascii="CordiaUPC" w:hAnsi="CordiaUPC" w:cs="CordiaUPC"/>
-                <w:szCs w:val="24"/>
-              </w:rPr>
-              <w:t>ชนิด / ตัวเลือก</w:t>
-            </w:r>
+            <w:proofErr w:type="spellStart"/>
+            <w:r>
+              <w:rPr>
+                <w:rFonts w:ascii="CordiaUPC" w:hAnsi="CordiaUPC" w:cs="CordiaUPC"/>
+                <w:szCs w:val="24"/>
+              </w:rPr>
+              <w:t>ชนิด</w:t>
+            </w:r>
+            <w:proofErr w:type="spellEnd"/>
+            <w:r>
+              <w:rPr>
+                <w:rFonts w:ascii="CordiaUPC" w:hAnsi="CordiaUPC" w:cs="CordiaUPC"/>
+                <w:szCs w:val="24"/>
+              </w:rPr>
+              <w:t xml:space="preserve"> / </w:t>
+            </w:r>
+            <w:proofErr w:type="spellStart"/>
+            <w:r>
+              <w:rPr>
+                <w:rFonts w:ascii="CordiaUPC" w:hAnsi="CordiaUPC" w:cs="CordiaUPC"/>
+                <w:szCs w:val="24"/>
+              </w:rPr>
+              <w:t>ตัวเลือก</w:t>
+            </w:r>
+            <w:proofErr w:type="spellEnd"/>
           </w:p>
         </w:tc>
         <w:tc>
@@ -5247,13 +6196,31 @@
                 <w:szCs w:val="24"/>
               </w:rPr>
             </w:pPr>
-            <w:r>
-              <w:rPr>
-                <w:rFonts w:ascii="CordiaUPC" w:hAnsi="CordiaUPC" w:cs="CordiaUPC"/>
-                <w:szCs w:val="24"/>
-              </w:rPr>
-              <w:t>การทำงาน / เงื่อนไข</w:t>
-            </w:r>
+            <w:proofErr w:type="spellStart"/>
+            <w:r>
+              <w:rPr>
+                <w:rFonts w:ascii="CordiaUPC" w:hAnsi="CordiaUPC" w:cs="CordiaUPC"/>
+                <w:szCs w:val="24"/>
+              </w:rPr>
+              <w:t>การทำงาน</w:t>
+            </w:r>
+            <w:proofErr w:type="spellEnd"/>
+            <w:r>
+              <w:rPr>
+                <w:rFonts w:ascii="CordiaUPC" w:hAnsi="CordiaUPC" w:cs="CordiaUPC"/>
+                <w:szCs w:val="24"/>
+              </w:rPr>
+              <w:t xml:space="preserve"> / </w:t>
+            </w:r>
+            <w:proofErr w:type="spellStart"/>
+            <w:r>
+              <w:rPr>
+                <w:rFonts w:ascii="CordiaUPC" w:hAnsi="CordiaUPC" w:cs="CordiaUPC"/>
+                <w:szCs w:val="24"/>
+              </w:rPr>
+              <w:t>เงื่อนไข</w:t>
+            </w:r>
+            <w:proofErr w:type="spellEnd"/>
           </w:p>
         </w:tc>
       </w:tr>
@@ -5307,6 +6274,7 @@
                 <w:rFonts w:ascii="CordiaUPC" w:hAnsi="CordiaUPC" w:cs="CordiaUPC"/>
               </w:rPr>
             </w:pPr>
+            <w:proofErr w:type="spellStart"/>
             <w:r>
               <w:rPr>
                 <w:rFonts w:ascii="CordiaUPC" w:hAnsi="CordiaUPC" w:cs="CordiaUPC"/>
@@ -5314,6 +6282,7 @@
               </w:rPr>
               <w:t>ประเภทรถ</w:t>
             </w:r>
+            <w:proofErr w:type="spellEnd"/>
           </w:p>
         </w:tc>
         <w:tc>
@@ -5334,6 +6303,7 @@
                 <w:rFonts w:ascii="CordiaUPC" w:hAnsi="CordiaUPC" w:cs="CordiaUPC"/>
               </w:rPr>
             </w:pPr>
+            <w:proofErr w:type="spellStart"/>
             <w:r>
               <w:rPr>
                 <w:rFonts w:ascii="CordiaUPC" w:hAnsi="CordiaUPC" w:cs="CordiaUPC"/>
@@ -5341,6 +6311,7 @@
               </w:rPr>
               <w:t>รายการเลือก</w:t>
             </w:r>
+            <w:proofErr w:type="spellEnd"/>
           </w:p>
         </w:tc>
         <w:tc>
@@ -5460,6 +6431,7 @@
                 <w:rFonts w:ascii="CordiaUPC" w:hAnsi="CordiaUPC" w:cs="CordiaUPC"/>
               </w:rPr>
             </w:pPr>
+            <w:proofErr w:type="spellStart"/>
             <w:r>
               <w:rPr>
                 <w:rFonts w:ascii="CordiaUPC" w:hAnsi="CordiaUPC" w:cs="CordiaUPC"/>
@@ -5467,6 +6439,7 @@
               </w:rPr>
               <w:t>ทะเบียนรถ</w:t>
             </w:r>
+            <w:proofErr w:type="spellEnd"/>
           </w:p>
         </w:tc>
         <w:tc>
@@ -5488,6 +6461,7 @@
                 <w:rFonts w:ascii="CordiaUPC" w:hAnsi="CordiaUPC" w:cs="CordiaUPC"/>
               </w:rPr>
             </w:pPr>
+            <w:proofErr w:type="spellStart"/>
             <w:r>
               <w:rPr>
                 <w:rFonts w:ascii="CordiaUPC" w:hAnsi="CordiaUPC" w:cs="CordiaUPC"/>
@@ -5495,6 +6469,7 @@
               </w:rPr>
               <w:t>รายการเลือก</w:t>
             </w:r>
+            <w:proofErr w:type="spellEnd"/>
           </w:p>
         </w:tc>
         <w:tc>
@@ -5582,7 +6557,23 @@
                 <w:szCs w:val="24"/>
                 <w:cs/>
               </w:rPr>
-              <w:t>ไม่ระบุ) โดยเฉพาะ รหัสบัญชี (</w:t>
+              <w:t>ระบุ</w:t>
+            </w:r>
+            <w:r>
+              <w:rPr>
+                <w:rFonts w:ascii="CordiaUPC" w:hAnsi="CordiaUPC" w:cs="CordiaUPC" w:hint="cs"/>
+                <w:szCs w:val="24"/>
+                <w:cs/>
+              </w:rPr>
+              <w:t>เอง</w:t>
+            </w:r>
+            <w:r>
+              <w:rPr>
+                <w:rFonts w:ascii="CordiaUPC" w:hAnsi="CordiaUPC" w:cs="CordiaUPC"/>
+                <w:szCs w:val="24"/>
+                <w:cs/>
+              </w:rPr>
+              <w:t>) โดยเฉพาะ รหัสบัญชี (</w:t>
             </w:r>
             <w:r>
               <w:rPr>
@@ -5652,6 +6643,7 @@
                 <w:rFonts w:ascii="CordiaUPC" w:hAnsi="CordiaUPC" w:cs="CordiaUPC"/>
               </w:rPr>
             </w:pPr>
+            <w:proofErr w:type="spellStart"/>
             <w:r>
               <w:rPr>
                 <w:rFonts w:ascii="CordiaUPC" w:hAnsi="CordiaUPC" w:cs="CordiaUPC"/>
@@ -5659,6 +6651,7 @@
               </w:rPr>
               <w:t>สถานที่ใช้งาน</w:t>
             </w:r>
+            <w:proofErr w:type="spellEnd"/>
           </w:p>
         </w:tc>
         <w:tc>
@@ -5679,6 +6672,7 @@
                 <w:rFonts w:ascii="CordiaUPC" w:hAnsi="CordiaUPC" w:cs="CordiaUPC"/>
               </w:rPr>
             </w:pPr>
+            <w:proofErr w:type="spellStart"/>
             <w:r>
               <w:rPr>
                 <w:rFonts w:ascii="CordiaUPC" w:hAnsi="CordiaUPC" w:cs="CordiaUPC"/>
@@ -5686,6 +6680,7 @@
               </w:rPr>
               <w:t>รายการเลือก</w:t>
             </w:r>
+            <w:proofErr w:type="spellEnd"/>
           </w:p>
         </w:tc>
         <w:tc>
@@ -5791,6 +6786,7 @@
                 <w:rFonts w:ascii="CordiaUPC" w:hAnsi="CordiaUPC" w:cs="CordiaUPC"/>
               </w:rPr>
             </w:pPr>
+            <w:proofErr w:type="spellStart"/>
             <w:r>
               <w:rPr>
                 <w:rFonts w:ascii="CordiaUPC" w:hAnsi="CordiaUPC" w:cs="CordiaUPC"/>
@@ -5798,6 +6794,7 @@
               </w:rPr>
               <w:t>กิจกรรม</w:t>
             </w:r>
+            <w:proofErr w:type="spellEnd"/>
           </w:p>
         </w:tc>
         <w:tc>
@@ -5819,6 +6816,7 @@
                 <w:rFonts w:ascii="CordiaUPC" w:hAnsi="CordiaUPC" w:cs="CordiaUPC"/>
               </w:rPr>
             </w:pPr>
+            <w:proofErr w:type="spellStart"/>
             <w:r>
               <w:rPr>
                 <w:rFonts w:ascii="CordiaUPC" w:hAnsi="CordiaUPC" w:cs="CordiaUPC"/>
@@ -5826,6 +6824,7 @@
               </w:rPr>
               <w:t>กรอกข้อความอิสระ</w:t>
             </w:r>
+            <w:proofErr w:type="spellEnd"/>
           </w:p>
         </w:tc>
         <w:tc>
@@ -5911,12 +6910,53 @@
                 <w:szCs w:val="24"/>
               </w:rPr>
             </w:pPr>
-            <w:r>
-              <w:rPr>
-                <w:rFonts w:ascii="CordiaUPC" w:hAnsi="CordiaUPC" w:cs="CordiaUPC"/>
-                <w:szCs w:val="24"/>
-              </w:rPr>
-              <w:t>ยอดรายเดือน ม.ค.–ธ.ค.</w:t>
+            <w:proofErr w:type="spellStart"/>
+            <w:r>
+              <w:rPr>
+                <w:rFonts w:ascii="CordiaUPC" w:hAnsi="CordiaUPC" w:cs="CordiaUPC"/>
+                <w:szCs w:val="24"/>
+              </w:rPr>
+              <w:t>ยอดรายเดือน</w:t>
+            </w:r>
+            <w:proofErr w:type="spellEnd"/>
+            <w:r>
+              <w:rPr>
+                <w:rFonts w:ascii="CordiaUPC" w:hAnsi="CordiaUPC" w:cs="CordiaUPC"/>
+                <w:szCs w:val="24"/>
+              </w:rPr>
+              <w:t xml:space="preserve"> </w:t>
+            </w:r>
+            <w:proofErr w:type="spellStart"/>
+            <w:r>
+              <w:rPr>
+                <w:rFonts w:ascii="CordiaUPC" w:hAnsi="CordiaUPC" w:cs="CordiaUPC"/>
+                <w:szCs w:val="24"/>
+              </w:rPr>
+              <w:t>ม.ค</w:t>
+            </w:r>
+            <w:proofErr w:type="spellEnd"/>
+            <w:r>
+              <w:rPr>
+                <w:rFonts w:ascii="CordiaUPC" w:hAnsi="CordiaUPC" w:cs="CordiaUPC"/>
+                <w:szCs w:val="24"/>
+              </w:rPr>
+              <w:t>.–</w:t>
+            </w:r>
+            <w:proofErr w:type="spellStart"/>
+            <w:r>
+              <w:rPr>
+                <w:rFonts w:ascii="CordiaUPC" w:hAnsi="CordiaUPC" w:cs="CordiaUPC"/>
+                <w:szCs w:val="24"/>
+              </w:rPr>
+              <w:t>ธ.ค</w:t>
+            </w:r>
+            <w:proofErr w:type="spellEnd"/>
+            <w:r>
+              <w:rPr>
+                <w:rFonts w:ascii="CordiaUPC" w:hAnsi="CordiaUPC" w:cs="CordiaUPC"/>
+                <w:szCs w:val="24"/>
+              </w:rPr>
+              <w:t>.</w:t>
             </w:r>
           </w:p>
         </w:tc>
@@ -5940,6 +6980,7 @@
                 <w:szCs w:val="24"/>
               </w:rPr>
             </w:pPr>
+            <w:proofErr w:type="spellStart"/>
             <w:r>
               <w:rPr>
                 <w:rFonts w:ascii="CordiaUPC" w:hAnsi="CordiaUPC" w:cs="CordiaUPC"/>
@@ -5947,6 +6988,7 @@
               </w:rPr>
               <w:t>ตัวเลข</w:t>
             </w:r>
+            <w:proofErr w:type="spellEnd"/>
           </w:p>
         </w:tc>
         <w:tc>
@@ -6248,6 +7290,7 @@
                 <w:szCs w:val="24"/>
               </w:rPr>
             </w:pPr>
+            <w:proofErr w:type="spellStart"/>
             <w:r>
               <w:rPr>
                 <w:rFonts w:ascii="CordiaUPC" w:hAnsi="CordiaUPC" w:cs="CordiaUPC"/>
@@ -6255,6 +7298,7 @@
               </w:rPr>
               <w:t>สัญลักษณ์</w:t>
             </w:r>
+            <w:proofErr w:type="spellEnd"/>
           </w:p>
         </w:tc>
         <w:tc>
@@ -6277,6 +7321,7 @@
                 <w:szCs w:val="24"/>
               </w:rPr>
             </w:pPr>
+            <w:proofErr w:type="spellStart"/>
             <w:r>
               <w:rPr>
                 <w:rFonts w:ascii="CordiaUPC" w:hAnsi="CordiaUPC" w:cs="CordiaUPC"/>
@@ -6284,6 +7329,7 @@
               </w:rPr>
               <w:t>องค์ประกอบ</w:t>
             </w:r>
+            <w:proofErr w:type="spellEnd"/>
           </w:p>
         </w:tc>
         <w:tc>
@@ -6306,13 +7352,31 @@
                 <w:szCs w:val="24"/>
               </w:rPr>
             </w:pPr>
-            <w:r>
-              <w:rPr>
-                <w:rFonts w:ascii="CordiaUPC" w:hAnsi="CordiaUPC" w:cs="CordiaUPC"/>
-                <w:szCs w:val="24"/>
-              </w:rPr>
-              <w:t>ชนิด / สถานะ</w:t>
-            </w:r>
+            <w:proofErr w:type="spellStart"/>
+            <w:r>
+              <w:rPr>
+                <w:rFonts w:ascii="CordiaUPC" w:hAnsi="CordiaUPC" w:cs="CordiaUPC"/>
+                <w:szCs w:val="24"/>
+              </w:rPr>
+              <w:t>ชนิด</w:t>
+            </w:r>
+            <w:proofErr w:type="spellEnd"/>
+            <w:r>
+              <w:rPr>
+                <w:rFonts w:ascii="CordiaUPC" w:hAnsi="CordiaUPC" w:cs="CordiaUPC"/>
+                <w:szCs w:val="24"/>
+              </w:rPr>
+              <w:t xml:space="preserve"> / </w:t>
+            </w:r>
+            <w:proofErr w:type="spellStart"/>
+            <w:r>
+              <w:rPr>
+                <w:rFonts w:ascii="CordiaUPC" w:hAnsi="CordiaUPC" w:cs="CordiaUPC"/>
+                <w:szCs w:val="24"/>
+              </w:rPr>
+              <w:t>สถานะ</w:t>
+            </w:r>
+            <w:proofErr w:type="spellEnd"/>
           </w:p>
         </w:tc>
         <w:tc>
@@ -6335,13 +7399,31 @@
                 <w:szCs w:val="24"/>
               </w:rPr>
             </w:pPr>
-            <w:r>
-              <w:rPr>
-                <w:rFonts w:ascii="CordiaUPC" w:hAnsi="CordiaUPC" w:cs="CordiaUPC"/>
-                <w:szCs w:val="24"/>
-              </w:rPr>
-              <w:t>การทำงาน / เงื่อนไข</w:t>
-            </w:r>
+            <w:proofErr w:type="spellStart"/>
+            <w:r>
+              <w:rPr>
+                <w:rFonts w:ascii="CordiaUPC" w:hAnsi="CordiaUPC" w:cs="CordiaUPC"/>
+                <w:szCs w:val="24"/>
+              </w:rPr>
+              <w:t>การทำงาน</w:t>
+            </w:r>
+            <w:proofErr w:type="spellEnd"/>
+            <w:r>
+              <w:rPr>
+                <w:rFonts w:ascii="CordiaUPC" w:hAnsi="CordiaUPC" w:cs="CordiaUPC"/>
+                <w:szCs w:val="24"/>
+              </w:rPr>
+              <w:t xml:space="preserve"> / </w:t>
+            </w:r>
+            <w:proofErr w:type="spellStart"/>
+            <w:r>
+              <w:rPr>
+                <w:rFonts w:ascii="CordiaUPC" w:hAnsi="CordiaUPC" w:cs="CordiaUPC"/>
+                <w:szCs w:val="24"/>
+              </w:rPr>
+              <w:t>เงื่อนไข</w:t>
+            </w:r>
+            <w:proofErr w:type="spellEnd"/>
           </w:p>
         </w:tc>
       </w:tr>
@@ -6395,6 +7477,7 @@
                 <w:rFonts w:ascii="CordiaUPC" w:hAnsi="CordiaUPC" w:cs="CordiaUPC"/>
               </w:rPr>
             </w:pPr>
+            <w:proofErr w:type="spellStart"/>
             <w:r>
               <w:rPr>
                 <w:rFonts w:ascii="CordiaUPC" w:hAnsi="CordiaUPC" w:cs="CordiaUPC"/>
@@ -6402,6 +7485,7 @@
               </w:rPr>
               <w:t>ประเภทรถ</w:t>
             </w:r>
+            <w:proofErr w:type="spellEnd"/>
           </w:p>
         </w:tc>
         <w:tc>
@@ -6422,6 +7506,7 @@
                 <w:rFonts w:ascii="CordiaUPC" w:hAnsi="CordiaUPC" w:cs="CordiaUPC"/>
               </w:rPr>
             </w:pPr>
+            <w:proofErr w:type="spellStart"/>
             <w:r>
               <w:rPr>
                 <w:rFonts w:ascii="CordiaUPC" w:hAnsi="CordiaUPC" w:cs="CordiaUPC"/>
@@ -6429,6 +7514,7 @@
               </w:rPr>
               <w:t>รายการเลือก</w:t>
             </w:r>
+            <w:proofErr w:type="spellEnd"/>
           </w:p>
         </w:tc>
         <w:tc>
@@ -6548,6 +7634,7 @@
                 <w:rFonts w:ascii="CordiaUPC" w:hAnsi="CordiaUPC" w:cs="CordiaUPC"/>
               </w:rPr>
             </w:pPr>
+            <w:proofErr w:type="spellStart"/>
             <w:r>
               <w:rPr>
                 <w:rFonts w:ascii="CordiaUPC" w:hAnsi="CordiaUPC" w:cs="CordiaUPC"/>
@@ -6555,6 +7642,7 @@
               </w:rPr>
               <w:t>ทะเบียนรถ</w:t>
             </w:r>
+            <w:proofErr w:type="spellEnd"/>
           </w:p>
         </w:tc>
         <w:tc>
@@ -6576,13 +7664,31 @@
                 <w:rFonts w:ascii="CordiaUPC" w:hAnsi="CordiaUPC" w:cs="CordiaUPC"/>
               </w:rPr>
             </w:pPr>
-            <w:r>
-              <w:rPr>
-                <w:rFonts w:ascii="CordiaUPC" w:hAnsi="CordiaUPC" w:cs="CordiaUPC"/>
-                <w:szCs w:val="24"/>
-              </w:rPr>
-              <w:t>เทา / กรอกไม่ได้</w:t>
-            </w:r>
+            <w:proofErr w:type="spellStart"/>
+            <w:r>
+              <w:rPr>
+                <w:rFonts w:ascii="CordiaUPC" w:hAnsi="CordiaUPC" w:cs="CordiaUPC"/>
+                <w:szCs w:val="24"/>
+              </w:rPr>
+              <w:t>เทา</w:t>
+            </w:r>
+            <w:proofErr w:type="spellEnd"/>
+            <w:r>
+              <w:rPr>
+                <w:rFonts w:ascii="CordiaUPC" w:hAnsi="CordiaUPC" w:cs="CordiaUPC"/>
+                <w:szCs w:val="24"/>
+              </w:rPr>
+              <w:t xml:space="preserve"> / </w:t>
+            </w:r>
+            <w:proofErr w:type="spellStart"/>
+            <w:r>
+              <w:rPr>
+                <w:rFonts w:ascii="CordiaUPC" w:hAnsi="CordiaUPC" w:cs="CordiaUPC"/>
+                <w:szCs w:val="24"/>
+              </w:rPr>
+              <w:t>กรอกไม่ได้</w:t>
+            </w:r>
+            <w:proofErr w:type="spellEnd"/>
           </w:p>
         </w:tc>
         <w:tc>
@@ -6680,6 +7786,7 @@
                 <w:rFonts w:ascii="CordiaUPC" w:hAnsi="CordiaUPC" w:cs="CordiaUPC"/>
               </w:rPr>
             </w:pPr>
+            <w:proofErr w:type="spellStart"/>
             <w:r>
               <w:rPr>
                 <w:rFonts w:ascii="CordiaUPC" w:hAnsi="CordiaUPC" w:cs="CordiaUPC"/>
@@ -6687,6 +7794,7 @@
               </w:rPr>
               <w:t>สถานที่ใช้งาน</w:t>
             </w:r>
+            <w:proofErr w:type="spellEnd"/>
           </w:p>
         </w:tc>
         <w:tc>
@@ -6707,6 +7815,7 @@
                 <w:rFonts w:ascii="CordiaUPC" w:hAnsi="CordiaUPC" w:cs="CordiaUPC"/>
               </w:rPr>
             </w:pPr>
+            <w:proofErr w:type="spellStart"/>
             <w:r>
               <w:rPr>
                 <w:rFonts w:ascii="CordiaUPC" w:hAnsi="CordiaUPC" w:cs="CordiaUPC"/>
@@ -6714,6 +7823,7 @@
               </w:rPr>
               <w:t>รายการเลือก</w:t>
             </w:r>
+            <w:proofErr w:type="spellEnd"/>
           </w:p>
         </w:tc>
         <w:tc>
@@ -6796,12 +7906,53 @@
                 <w:szCs w:val="24"/>
               </w:rPr>
             </w:pPr>
-            <w:r>
-              <w:rPr>
-                <w:rFonts w:ascii="CordiaUPC" w:hAnsi="CordiaUPC" w:cs="CordiaUPC"/>
-                <w:szCs w:val="24"/>
-              </w:rPr>
-              <w:t>ยอดรายเดือน ม.ค.–ธ.ค.</w:t>
+            <w:proofErr w:type="spellStart"/>
+            <w:r>
+              <w:rPr>
+                <w:rFonts w:ascii="CordiaUPC" w:hAnsi="CordiaUPC" w:cs="CordiaUPC"/>
+                <w:szCs w:val="24"/>
+              </w:rPr>
+              <w:t>ยอดรายเดือน</w:t>
+            </w:r>
+            <w:proofErr w:type="spellEnd"/>
+            <w:r>
+              <w:rPr>
+                <w:rFonts w:ascii="CordiaUPC" w:hAnsi="CordiaUPC" w:cs="CordiaUPC"/>
+                <w:szCs w:val="24"/>
+              </w:rPr>
+              <w:t xml:space="preserve"> </w:t>
+            </w:r>
+            <w:proofErr w:type="spellStart"/>
+            <w:r>
+              <w:rPr>
+                <w:rFonts w:ascii="CordiaUPC" w:hAnsi="CordiaUPC" w:cs="CordiaUPC"/>
+                <w:szCs w:val="24"/>
+              </w:rPr>
+              <w:t>ม.ค</w:t>
+            </w:r>
+            <w:proofErr w:type="spellEnd"/>
+            <w:r>
+              <w:rPr>
+                <w:rFonts w:ascii="CordiaUPC" w:hAnsi="CordiaUPC" w:cs="CordiaUPC"/>
+                <w:szCs w:val="24"/>
+              </w:rPr>
+              <w:t>.–</w:t>
+            </w:r>
+            <w:proofErr w:type="spellStart"/>
+            <w:r>
+              <w:rPr>
+                <w:rFonts w:ascii="CordiaUPC" w:hAnsi="CordiaUPC" w:cs="CordiaUPC"/>
+                <w:szCs w:val="24"/>
+              </w:rPr>
+              <w:t>ธ.ค</w:t>
+            </w:r>
+            <w:proofErr w:type="spellEnd"/>
+            <w:r>
+              <w:rPr>
+                <w:rFonts w:ascii="CordiaUPC" w:hAnsi="CordiaUPC" w:cs="CordiaUPC"/>
+                <w:szCs w:val="24"/>
+              </w:rPr>
+              <w:t>.</w:t>
             </w:r>
           </w:p>
         </w:tc>
@@ -6824,6 +7975,7 @@
                 <w:szCs w:val="24"/>
               </w:rPr>
             </w:pPr>
+            <w:proofErr w:type="spellStart"/>
             <w:r>
               <w:rPr>
                 <w:rFonts w:ascii="CordiaUPC" w:hAnsi="CordiaUPC" w:cs="CordiaUPC"/>
@@ -6831,6 +7983,7 @@
               </w:rPr>
               <w:t>ตัวเลข</w:t>
             </w:r>
+            <w:proofErr w:type="spellEnd"/>
           </w:p>
         </w:tc>
         <w:tc>
@@ -7192,6 +8345,7 @@
                 <w:szCs w:val="24"/>
               </w:rPr>
             </w:pPr>
+            <w:proofErr w:type="spellStart"/>
             <w:r>
               <w:rPr>
                 <w:rFonts w:ascii="CordiaUPC" w:hAnsi="CordiaUPC" w:cs="CordiaUPC"/>
@@ -7200,6 +8354,7 @@
               </w:rPr>
               <w:t>สัญลักษณ์</w:t>
             </w:r>
+            <w:proofErr w:type="spellEnd"/>
           </w:p>
         </w:tc>
         <w:tc>
@@ -7222,6 +8377,7 @@
                 <w:szCs w:val="24"/>
               </w:rPr>
             </w:pPr>
+            <w:proofErr w:type="spellStart"/>
             <w:r>
               <w:rPr>
                 <w:rFonts w:ascii="CordiaUPC" w:hAnsi="CordiaUPC" w:cs="CordiaUPC"/>
@@ -7229,6 +8385,7 @@
               </w:rPr>
               <w:t>องค์ประกอบ</w:t>
             </w:r>
+            <w:proofErr w:type="spellEnd"/>
           </w:p>
         </w:tc>
         <w:tc>
@@ -7251,6 +8408,7 @@
                 <w:szCs w:val="24"/>
               </w:rPr>
             </w:pPr>
+            <w:proofErr w:type="spellStart"/>
             <w:r>
               <w:rPr>
                 <w:rFonts w:ascii="CordiaUPC" w:hAnsi="CordiaUPC" w:cs="CordiaUPC"/>
@@ -7259,6 +8417,7 @@
               </w:rPr>
               <w:t>สถานะ</w:t>
             </w:r>
+            <w:proofErr w:type="spellEnd"/>
           </w:p>
         </w:tc>
         <w:tc>
@@ -7281,6 +8440,7 @@
                 <w:szCs w:val="24"/>
               </w:rPr>
             </w:pPr>
+            <w:proofErr w:type="spellStart"/>
             <w:r>
               <w:rPr>
                 <w:rFonts w:ascii="CordiaUPC" w:hAnsi="CordiaUPC" w:cs="CordiaUPC"/>
@@ -7289,6 +8449,7 @@
               </w:rPr>
               <w:t>เงื่อนไข</w:t>
             </w:r>
+            <w:proofErr w:type="spellEnd"/>
           </w:p>
         </w:tc>
       </w:tr>
@@ -7342,6 +8503,7 @@
                 <w:rFonts w:ascii="CordiaUPC" w:hAnsi="CordiaUPC" w:cs="CordiaUPC"/>
               </w:rPr>
             </w:pPr>
+            <w:proofErr w:type="spellStart"/>
             <w:r>
               <w:rPr>
                 <w:rFonts w:ascii="CordiaUPC" w:hAnsi="CordiaUPC" w:cs="CordiaUPC"/>
@@ -7349,6 +8511,7 @@
               </w:rPr>
               <w:t>ประเภทรถ</w:t>
             </w:r>
+            <w:proofErr w:type="spellEnd"/>
           </w:p>
         </w:tc>
         <w:tc>
@@ -7482,6 +8645,7 @@
                 <w:rFonts w:ascii="CordiaUPC" w:hAnsi="CordiaUPC" w:cs="CordiaUPC"/>
               </w:rPr>
             </w:pPr>
+            <w:proofErr w:type="spellStart"/>
             <w:r>
               <w:rPr>
                 <w:rFonts w:ascii="CordiaUPC" w:hAnsi="CordiaUPC" w:cs="CordiaUPC"/>
@@ -7489,6 +8653,7 @@
               </w:rPr>
               <w:t>ทะเบียนรถ</w:t>
             </w:r>
+            <w:proofErr w:type="spellEnd"/>
           </w:p>
         </w:tc>
         <w:tc>
@@ -7546,13 +8711,31 @@
                 <w:rFonts w:ascii="CordiaUPC" w:hAnsi="CordiaUPC" w:cs="CordiaUPC"/>
               </w:rPr>
             </w:pPr>
-            <w:r>
-              <w:rPr>
-                <w:rFonts w:ascii="CordiaUPC" w:hAnsi="CordiaUPC" w:cs="CordiaUPC"/>
-                <w:szCs w:val="24"/>
-              </w:rPr>
-              <w:t>รหัสบัญชี (GL) ไม่ใช่ยานพาหนะ</w:t>
-            </w:r>
+            <w:proofErr w:type="spellStart"/>
+            <w:r>
+              <w:rPr>
+                <w:rFonts w:ascii="CordiaUPC" w:hAnsi="CordiaUPC" w:cs="CordiaUPC"/>
+                <w:szCs w:val="24"/>
+              </w:rPr>
+              <w:t>รหัสบัญชี</w:t>
+            </w:r>
+            <w:proofErr w:type="spellEnd"/>
+            <w:r>
+              <w:rPr>
+                <w:rFonts w:ascii="CordiaUPC" w:hAnsi="CordiaUPC" w:cs="CordiaUPC"/>
+                <w:szCs w:val="24"/>
+              </w:rPr>
+              <w:t xml:space="preserve"> (GL) </w:t>
+            </w:r>
+            <w:proofErr w:type="spellStart"/>
+            <w:r>
+              <w:rPr>
+                <w:rFonts w:ascii="CordiaUPC" w:hAnsi="CordiaUPC" w:cs="CordiaUPC"/>
+                <w:szCs w:val="24"/>
+              </w:rPr>
+              <w:t>ไม่ใช่ยานพาหนะ</w:t>
+            </w:r>
+            <w:proofErr w:type="spellEnd"/>
           </w:p>
         </w:tc>
       </w:tr>
@@ -7606,6 +8789,7 @@
                 <w:rFonts w:ascii="CordiaUPC" w:hAnsi="CordiaUPC" w:cs="CordiaUPC"/>
               </w:rPr>
             </w:pPr>
+            <w:proofErr w:type="spellStart"/>
             <w:r>
               <w:rPr>
                 <w:rFonts w:ascii="CordiaUPC" w:hAnsi="CordiaUPC" w:cs="CordiaUPC"/>
@@ -7613,6 +8797,7 @@
               </w:rPr>
               <w:t>สถานที่ใช้งาน</w:t>
             </w:r>
+            <w:proofErr w:type="spellEnd"/>
           </w:p>
         </w:tc>
         <w:tc>
@@ -7724,12 +8909,53 @@
                 <w:szCs w:val="24"/>
               </w:rPr>
             </w:pPr>
-            <w:r>
-              <w:rPr>
-                <w:rFonts w:ascii="CordiaUPC" w:hAnsi="CordiaUPC" w:cs="CordiaUPC"/>
-                <w:szCs w:val="24"/>
-              </w:rPr>
-              <w:t>ยอดรายเดือน ม.ค.–ธ.ค.</w:t>
+            <w:proofErr w:type="spellStart"/>
+            <w:r>
+              <w:rPr>
+                <w:rFonts w:ascii="CordiaUPC" w:hAnsi="CordiaUPC" w:cs="CordiaUPC"/>
+                <w:szCs w:val="24"/>
+              </w:rPr>
+              <w:t>ยอดรายเดือน</w:t>
+            </w:r>
+            <w:proofErr w:type="spellEnd"/>
+            <w:r>
+              <w:rPr>
+                <w:rFonts w:ascii="CordiaUPC" w:hAnsi="CordiaUPC" w:cs="CordiaUPC"/>
+                <w:szCs w:val="24"/>
+              </w:rPr>
+              <w:t xml:space="preserve"> </w:t>
+            </w:r>
+            <w:proofErr w:type="spellStart"/>
+            <w:r>
+              <w:rPr>
+                <w:rFonts w:ascii="CordiaUPC" w:hAnsi="CordiaUPC" w:cs="CordiaUPC"/>
+                <w:szCs w:val="24"/>
+              </w:rPr>
+              <w:t>ม.ค</w:t>
+            </w:r>
+            <w:proofErr w:type="spellEnd"/>
+            <w:r>
+              <w:rPr>
+                <w:rFonts w:ascii="CordiaUPC" w:hAnsi="CordiaUPC" w:cs="CordiaUPC"/>
+                <w:szCs w:val="24"/>
+              </w:rPr>
+              <w:t>.–</w:t>
+            </w:r>
+            <w:proofErr w:type="spellStart"/>
+            <w:r>
+              <w:rPr>
+                <w:rFonts w:ascii="CordiaUPC" w:hAnsi="CordiaUPC" w:cs="CordiaUPC"/>
+                <w:szCs w:val="24"/>
+              </w:rPr>
+              <w:t>ธ.ค</w:t>
+            </w:r>
+            <w:proofErr w:type="spellEnd"/>
+            <w:r>
+              <w:rPr>
+                <w:rFonts w:ascii="CordiaUPC" w:hAnsi="CordiaUPC" w:cs="CordiaUPC"/>
+                <w:szCs w:val="24"/>
+              </w:rPr>
+              <w:t>.</w:t>
             </w:r>
           </w:p>
         </w:tc>
@@ -7753,6 +8979,7 @@
                 <w:cs/>
               </w:rPr>
             </w:pPr>
+            <w:proofErr w:type="spellStart"/>
             <w:r>
               <w:rPr>
                 <w:rFonts w:ascii="CordiaUPC" w:hAnsi="CordiaUPC" w:cs="CordiaUPC"/>
@@ -7760,6 +8987,7 @@
               </w:rPr>
               <w:t>ตัวเลข</w:t>
             </w:r>
+            <w:proofErr w:type="spellEnd"/>
           </w:p>
         </w:tc>
         <w:tc>
@@ -7920,6 +9148,7 @@
                 <w:szCs w:val="24"/>
               </w:rPr>
             </w:pPr>
+            <w:proofErr w:type="spellStart"/>
             <w:r>
               <w:rPr>
                 <w:rFonts w:ascii="CordiaUPC" w:hAnsi="CordiaUPC" w:cs="CordiaUPC"/>
@@ -7928,6 +9157,7 @@
               </w:rPr>
               <w:t>สัญลักษณ์</w:t>
             </w:r>
+            <w:proofErr w:type="spellEnd"/>
           </w:p>
         </w:tc>
         <w:tc>
@@ -7950,6 +9180,7 @@
                 <w:szCs w:val="24"/>
               </w:rPr>
             </w:pPr>
+            <w:proofErr w:type="spellStart"/>
             <w:r>
               <w:rPr>
                 <w:rFonts w:ascii="CordiaUPC" w:hAnsi="CordiaUPC" w:cs="CordiaUPC"/>
@@ -7957,6 +9188,7 @@
               </w:rPr>
               <w:t>องค์ประกอบ</w:t>
             </w:r>
+            <w:proofErr w:type="spellEnd"/>
           </w:p>
         </w:tc>
         <w:tc>
@@ -7979,6 +9211,7 @@
                 <w:szCs w:val="24"/>
               </w:rPr>
             </w:pPr>
+            <w:proofErr w:type="spellStart"/>
             <w:r>
               <w:rPr>
                 <w:rFonts w:ascii="CordiaUPC" w:hAnsi="CordiaUPC" w:cs="CordiaUPC"/>
@@ -7987,6 +9220,7 @@
               </w:rPr>
               <w:t>ชนิด</w:t>
             </w:r>
+            <w:proofErr w:type="spellEnd"/>
           </w:p>
         </w:tc>
         <w:tc>
@@ -8009,6 +9243,7 @@
                 <w:szCs w:val="24"/>
               </w:rPr>
             </w:pPr>
+            <w:proofErr w:type="spellStart"/>
             <w:r>
               <w:rPr>
                 <w:rFonts w:ascii="CordiaUPC" w:hAnsi="CordiaUPC" w:cs="CordiaUPC"/>
@@ -8017,6 +9252,7 @@
               </w:rPr>
               <w:t>การทำงาน</w:t>
             </w:r>
+            <w:proofErr w:type="spellEnd"/>
           </w:p>
         </w:tc>
       </w:tr>
@@ -8097,6 +9333,7 @@
                 <w:rFonts w:ascii="CordiaUPC" w:hAnsi="CordiaUPC" w:cs="CordiaUPC"/>
               </w:rPr>
             </w:pPr>
+            <w:proofErr w:type="spellStart"/>
             <w:r>
               <w:rPr>
                 <w:rFonts w:ascii="CordiaUPC" w:hAnsi="CordiaUPC" w:cs="CordiaUPC"/>
@@ -8104,6 +9341,7 @@
               </w:rPr>
               <w:t>กรอกข้อความอิสระ</w:t>
             </w:r>
+            <w:proofErr w:type="spellEnd"/>
           </w:p>
         </w:tc>
         <w:tc>
@@ -8187,6 +9425,7 @@
                 <w:rFonts w:ascii="CordiaUPC" w:hAnsi="CordiaUPC" w:cs="CordiaUPC"/>
               </w:rPr>
             </w:pPr>
+            <w:proofErr w:type="spellStart"/>
             <w:r>
               <w:rPr>
                 <w:rFonts w:ascii="CordiaUPC" w:hAnsi="CordiaUPC" w:cs="CordiaUPC"/>
@@ -8194,6 +9433,7 @@
               </w:rPr>
               <w:t>รายละเอียด</w:t>
             </w:r>
+            <w:proofErr w:type="spellEnd"/>
           </w:p>
         </w:tc>
         <w:tc>
@@ -8215,6 +9455,7 @@
                 <w:rFonts w:ascii="CordiaUPC" w:hAnsi="CordiaUPC" w:cs="CordiaUPC"/>
               </w:rPr>
             </w:pPr>
+            <w:proofErr w:type="spellStart"/>
             <w:r>
               <w:rPr>
                 <w:rFonts w:ascii="CordiaUPC" w:hAnsi="CordiaUPC" w:cs="CordiaUPC"/>
@@ -8222,6 +9463,7 @@
               </w:rPr>
               <w:t>กรอกข้อความอิสระ</w:t>
             </w:r>
+            <w:proofErr w:type="spellEnd"/>
           </w:p>
         </w:tc>
         <w:tc>
@@ -8309,12 +9551,53 @@
                 <w:szCs w:val="24"/>
               </w:rPr>
             </w:pPr>
-            <w:r>
-              <w:rPr>
-                <w:rFonts w:ascii="CordiaUPC" w:hAnsi="CordiaUPC" w:cs="CordiaUPC"/>
-                <w:szCs w:val="24"/>
-              </w:rPr>
-              <w:t>ยอดรายเดือน ม.ค.–ธ.ค.</w:t>
+            <w:proofErr w:type="spellStart"/>
+            <w:r>
+              <w:rPr>
+                <w:rFonts w:ascii="CordiaUPC" w:hAnsi="CordiaUPC" w:cs="CordiaUPC"/>
+                <w:szCs w:val="24"/>
+              </w:rPr>
+              <w:t>ยอดรายเดือน</w:t>
+            </w:r>
+            <w:proofErr w:type="spellEnd"/>
+            <w:r>
+              <w:rPr>
+                <w:rFonts w:ascii="CordiaUPC" w:hAnsi="CordiaUPC" w:cs="CordiaUPC"/>
+                <w:szCs w:val="24"/>
+              </w:rPr>
+              <w:t xml:space="preserve"> </w:t>
+            </w:r>
+            <w:proofErr w:type="spellStart"/>
+            <w:r>
+              <w:rPr>
+                <w:rFonts w:ascii="CordiaUPC" w:hAnsi="CordiaUPC" w:cs="CordiaUPC"/>
+                <w:szCs w:val="24"/>
+              </w:rPr>
+              <w:t>ม.ค</w:t>
+            </w:r>
+            <w:proofErr w:type="spellEnd"/>
+            <w:r>
+              <w:rPr>
+                <w:rFonts w:ascii="CordiaUPC" w:hAnsi="CordiaUPC" w:cs="CordiaUPC"/>
+                <w:szCs w:val="24"/>
+              </w:rPr>
+              <w:t>.–</w:t>
+            </w:r>
+            <w:proofErr w:type="spellStart"/>
+            <w:r>
+              <w:rPr>
+                <w:rFonts w:ascii="CordiaUPC" w:hAnsi="CordiaUPC" w:cs="CordiaUPC"/>
+                <w:szCs w:val="24"/>
+              </w:rPr>
+              <w:t>ธ.ค</w:t>
+            </w:r>
+            <w:proofErr w:type="spellEnd"/>
+            <w:r>
+              <w:rPr>
+                <w:rFonts w:ascii="CordiaUPC" w:hAnsi="CordiaUPC" w:cs="CordiaUPC"/>
+                <w:szCs w:val="24"/>
+              </w:rPr>
+              <w:t>.</w:t>
             </w:r>
           </w:p>
         </w:tc>
@@ -8338,6 +9621,7 @@
                 <w:szCs w:val="24"/>
               </w:rPr>
             </w:pPr>
+            <w:proofErr w:type="spellStart"/>
             <w:r>
               <w:rPr>
                 <w:rFonts w:ascii="CordiaUPC" w:hAnsi="CordiaUPC" w:cs="CordiaUPC"/>
@@ -8345,6 +9629,7 @@
               </w:rPr>
               <w:t>ตัวเลข</w:t>
             </w:r>
+            <w:proofErr w:type="spellEnd"/>
           </w:p>
         </w:tc>
         <w:tc>
@@ -8507,6 +9792,7 @@
                 <w:szCs w:val="24"/>
               </w:rPr>
             </w:pPr>
+            <w:proofErr w:type="spellStart"/>
             <w:r>
               <w:rPr>
                 <w:rFonts w:ascii="CordiaUPC" w:hAnsi="CordiaUPC" w:cs="CordiaUPC"/>
@@ -8515,6 +9801,7 @@
               </w:rPr>
               <w:t>สัญลักษณ์</w:t>
             </w:r>
+            <w:proofErr w:type="spellEnd"/>
           </w:p>
         </w:tc>
         <w:tc>
@@ -8537,6 +9824,7 @@
                 <w:szCs w:val="24"/>
               </w:rPr>
             </w:pPr>
+            <w:proofErr w:type="spellStart"/>
             <w:r>
               <w:rPr>
                 <w:rFonts w:ascii="CordiaUPC" w:hAnsi="CordiaUPC" w:cs="CordiaUPC"/>
@@ -8544,6 +9832,7 @@
               </w:rPr>
               <w:t>องค์ประกอบ</w:t>
             </w:r>
+            <w:proofErr w:type="spellEnd"/>
           </w:p>
         </w:tc>
         <w:tc>
@@ -8566,6 +9855,7 @@
                 <w:szCs w:val="24"/>
               </w:rPr>
             </w:pPr>
+            <w:proofErr w:type="spellStart"/>
             <w:r>
               <w:rPr>
                 <w:rFonts w:ascii="CordiaUPC" w:hAnsi="CordiaUPC" w:cs="CordiaUPC"/>
@@ -8574,6 +9864,7 @@
               </w:rPr>
               <w:t>ชนิด</w:t>
             </w:r>
+            <w:proofErr w:type="spellEnd"/>
           </w:p>
         </w:tc>
         <w:tc>
@@ -8596,6 +9887,7 @@
                 <w:szCs w:val="24"/>
               </w:rPr>
             </w:pPr>
+            <w:proofErr w:type="spellStart"/>
             <w:r>
               <w:rPr>
                 <w:rFonts w:ascii="CordiaUPC" w:hAnsi="CordiaUPC" w:cs="CordiaUPC"/>
@@ -8604,6 +9896,7 @@
               </w:rPr>
               <w:t>การทำงาน</w:t>
             </w:r>
+            <w:proofErr w:type="spellEnd"/>
           </w:p>
         </w:tc>
       </w:tr>
@@ -8657,6 +9950,7 @@
                 <w:rFonts w:ascii="CordiaUPC" w:hAnsi="CordiaUPC" w:cs="CordiaUPC"/>
               </w:rPr>
             </w:pPr>
+            <w:proofErr w:type="spellStart"/>
             <w:r>
               <w:rPr>
                 <w:rFonts w:ascii="CordiaUPC" w:hAnsi="CordiaUPC" w:cs="CordiaUPC"/>
@@ -8664,6 +9958,7 @@
               </w:rPr>
               <w:t>รายละเอียด</w:t>
             </w:r>
+            <w:proofErr w:type="spellEnd"/>
           </w:p>
         </w:tc>
         <w:tc>
@@ -8684,6 +9979,7 @@
                 <w:rFonts w:ascii="CordiaUPC" w:hAnsi="CordiaUPC" w:cs="CordiaUPC"/>
               </w:rPr>
             </w:pPr>
+            <w:proofErr w:type="spellStart"/>
             <w:r>
               <w:rPr>
                 <w:rFonts w:ascii="CordiaUPC" w:hAnsi="CordiaUPC" w:cs="CordiaUPC"/>
@@ -8691,6 +9987,7 @@
               </w:rPr>
               <w:t>กรอกข้อความอิสระ</w:t>
             </w:r>
+            <w:proofErr w:type="spellEnd"/>
           </w:p>
         </w:tc>
         <w:tc>
@@ -8774,12 +10071,53 @@
                 <w:rFonts w:ascii="CordiaUPC" w:hAnsi="CordiaUPC" w:cs="CordiaUPC"/>
               </w:rPr>
             </w:pPr>
-            <w:r>
-              <w:rPr>
-                <w:rFonts w:ascii="CordiaUPC" w:hAnsi="CordiaUPC" w:cs="CordiaUPC"/>
-                <w:szCs w:val="24"/>
-              </w:rPr>
-              <w:t>ยอดรายเดือน ม.ค.–ธ.ค.</w:t>
+            <w:proofErr w:type="spellStart"/>
+            <w:r>
+              <w:rPr>
+                <w:rFonts w:ascii="CordiaUPC" w:hAnsi="CordiaUPC" w:cs="CordiaUPC"/>
+                <w:szCs w:val="24"/>
+              </w:rPr>
+              <w:t>ยอดรายเดือน</w:t>
+            </w:r>
+            <w:proofErr w:type="spellEnd"/>
+            <w:r>
+              <w:rPr>
+                <w:rFonts w:ascii="CordiaUPC" w:hAnsi="CordiaUPC" w:cs="CordiaUPC"/>
+                <w:szCs w:val="24"/>
+              </w:rPr>
+              <w:t xml:space="preserve"> </w:t>
+            </w:r>
+            <w:proofErr w:type="spellStart"/>
+            <w:r>
+              <w:rPr>
+                <w:rFonts w:ascii="CordiaUPC" w:hAnsi="CordiaUPC" w:cs="CordiaUPC"/>
+                <w:szCs w:val="24"/>
+              </w:rPr>
+              <w:t>ม.ค</w:t>
+            </w:r>
+            <w:proofErr w:type="spellEnd"/>
+            <w:r>
+              <w:rPr>
+                <w:rFonts w:ascii="CordiaUPC" w:hAnsi="CordiaUPC" w:cs="CordiaUPC"/>
+                <w:szCs w:val="24"/>
+              </w:rPr>
+              <w:t>.–</w:t>
+            </w:r>
+            <w:proofErr w:type="spellStart"/>
+            <w:r>
+              <w:rPr>
+                <w:rFonts w:ascii="CordiaUPC" w:hAnsi="CordiaUPC" w:cs="CordiaUPC"/>
+                <w:szCs w:val="24"/>
+              </w:rPr>
+              <w:t>ธ.ค</w:t>
+            </w:r>
+            <w:proofErr w:type="spellEnd"/>
+            <w:r>
+              <w:rPr>
+                <w:rFonts w:ascii="CordiaUPC" w:hAnsi="CordiaUPC" w:cs="CordiaUPC"/>
+                <w:szCs w:val="24"/>
+              </w:rPr>
+              <w:t>.</w:t>
             </w:r>
           </w:p>
         </w:tc>
@@ -8802,6 +10140,7 @@
                 <w:rFonts w:ascii="CordiaUPC" w:hAnsi="CordiaUPC" w:cs="CordiaUPC"/>
               </w:rPr>
             </w:pPr>
+            <w:proofErr w:type="spellStart"/>
             <w:r>
               <w:rPr>
                 <w:rFonts w:ascii="CordiaUPC" w:hAnsi="CordiaUPC" w:cs="CordiaUPC"/>
@@ -8809,6 +10148,7 @@
               </w:rPr>
               <w:t>ตัวเลข</w:t>
             </w:r>
+            <w:proofErr w:type="spellEnd"/>
           </w:p>
         </w:tc>
         <w:tc>
@@ -8868,8 +10208,20 @@
           <w:szCs w:val="32"/>
         </w:rPr>
         <w:lastRenderedPageBreak/>
-        <w:t>5) Training &amp; Seminar: Method รายการเลือก</w:t>
-      </w:r>
+        <w:t xml:space="preserve">5) Training &amp; Seminar: Method </w:t>
+      </w:r>
+      <w:proofErr w:type="spellStart"/>
+      <w:r>
+        <w:rPr>
+          <w:rFonts w:ascii="CordiaUPC" w:hAnsi="CordiaUPC" w:cs="CordiaUPC"/>
+          <w:b/>
+          <w:bCs/>
+          <w:sz w:val="32"/>
+          <w:szCs w:val="32"/>
+        </w:rPr>
+        <w:t>รายการเลือก</w:t>
+      </w:r>
+      <w:proofErr w:type="spellEnd"/>
     </w:p>
     <w:p>
       <w:pPr>
@@ -8969,6 +10321,7 @@
                 <w:szCs w:val="24"/>
               </w:rPr>
             </w:pPr>
+            <w:proofErr w:type="spellStart"/>
             <w:r>
               <w:rPr>
                 <w:rFonts w:ascii="CordiaUPC" w:hAnsi="CordiaUPC" w:cs="CordiaUPC"/>
@@ -8977,6 +10330,7 @@
               </w:rPr>
               <w:t>สัญลักษณ์</w:t>
             </w:r>
+            <w:proofErr w:type="spellEnd"/>
           </w:p>
         </w:tc>
         <w:tc>
@@ -8999,6 +10353,7 @@
                 <w:szCs w:val="24"/>
               </w:rPr>
             </w:pPr>
+            <w:proofErr w:type="spellStart"/>
             <w:r>
               <w:rPr>
                 <w:rFonts w:ascii="CordiaUPC" w:hAnsi="CordiaUPC" w:cs="CordiaUPC"/>
@@ -9006,6 +10361,7 @@
               </w:rPr>
               <w:t>องค์ประกอบ</w:t>
             </w:r>
+            <w:proofErr w:type="spellEnd"/>
           </w:p>
         </w:tc>
         <w:tc>
@@ -9028,14 +10384,34 @@
                 <w:szCs w:val="24"/>
               </w:rPr>
             </w:pPr>
+            <w:proofErr w:type="spellStart"/>
             <w:r>
               <w:rPr>
                 <w:rFonts w:ascii="CordiaUPC" w:hAnsi="CordiaUPC" w:cs="CordiaUPC"/>
                 <w:color w:val="000000" w:themeColor="text1"/>
                 <w:szCs w:val="24"/>
               </w:rPr>
-              <w:t>ชนิด / ตัวเลือก</w:t>
-            </w:r>
+              <w:t>ชนิด</w:t>
+            </w:r>
+            <w:proofErr w:type="spellEnd"/>
+            <w:r>
+              <w:rPr>
+                <w:rFonts w:ascii="CordiaUPC" w:hAnsi="CordiaUPC" w:cs="CordiaUPC"/>
+                <w:color w:val="000000" w:themeColor="text1"/>
+                <w:szCs w:val="24"/>
+              </w:rPr>
+              <w:t xml:space="preserve"> / </w:t>
+            </w:r>
+            <w:proofErr w:type="spellStart"/>
+            <w:r>
+              <w:rPr>
+                <w:rFonts w:ascii="CordiaUPC" w:hAnsi="CordiaUPC" w:cs="CordiaUPC"/>
+                <w:color w:val="000000" w:themeColor="text1"/>
+                <w:szCs w:val="24"/>
+              </w:rPr>
+              <w:t>ตัวเลือก</w:t>
+            </w:r>
+            <w:proofErr w:type="spellEnd"/>
           </w:p>
         </w:tc>
         <w:tc>
@@ -9058,6 +10434,7 @@
                 <w:szCs w:val="24"/>
               </w:rPr>
             </w:pPr>
+            <w:proofErr w:type="spellStart"/>
             <w:r>
               <w:rPr>
                 <w:rFonts w:ascii="CordiaUPC" w:hAnsi="CordiaUPC" w:cs="CordiaUPC"/>
@@ -9066,6 +10443,7 @@
               </w:rPr>
               <w:t>การทำงาน</w:t>
             </w:r>
+            <w:proofErr w:type="spellEnd"/>
           </w:p>
         </w:tc>
       </w:tr>
@@ -9119,6 +10497,7 @@
                 <w:rFonts w:ascii="CordiaUPC" w:hAnsi="CordiaUPC" w:cs="CordiaUPC"/>
               </w:rPr>
             </w:pPr>
+            <w:proofErr w:type="spellStart"/>
             <w:r>
               <w:rPr>
                 <w:rFonts w:ascii="CordiaUPC" w:hAnsi="CordiaUPC" w:cs="CordiaUPC"/>
@@ -9126,6 +10505,7 @@
               </w:rPr>
               <w:t>หลักสูตรอบรม</w:t>
             </w:r>
+            <w:proofErr w:type="spellEnd"/>
           </w:p>
         </w:tc>
         <w:tc>
@@ -9146,6 +10526,7 @@
                 <w:rFonts w:ascii="CordiaUPC" w:hAnsi="CordiaUPC" w:cs="CordiaUPC"/>
               </w:rPr>
             </w:pPr>
+            <w:proofErr w:type="spellStart"/>
             <w:r>
               <w:rPr>
                 <w:rFonts w:ascii="CordiaUPC" w:hAnsi="CordiaUPC" w:cs="CordiaUPC"/>
@@ -9153,6 +10534,7 @@
               </w:rPr>
               <w:t>กรอกข้อความอิสระ</w:t>
             </w:r>
+            <w:proofErr w:type="spellEnd"/>
           </w:p>
         </w:tc>
         <w:tc>
@@ -9173,13 +10555,31 @@
                 <w:rFonts w:ascii="CordiaUPC" w:hAnsi="CordiaUPC" w:cs="CordiaUPC"/>
               </w:rPr>
             </w:pPr>
-            <w:r>
-              <w:rPr>
-                <w:rFonts w:ascii="CordiaUPC" w:hAnsi="CordiaUPC" w:cs="CordiaUPC"/>
-                <w:szCs w:val="24"/>
-              </w:rPr>
-              <w:t>ชื่อหลักสูตร/หัวข้อการอบรม</w:t>
-            </w:r>
+            <w:proofErr w:type="spellStart"/>
+            <w:r>
+              <w:rPr>
+                <w:rFonts w:ascii="CordiaUPC" w:hAnsi="CordiaUPC" w:cs="CordiaUPC"/>
+                <w:szCs w:val="24"/>
+              </w:rPr>
+              <w:t>ชื่อหลักสูตร</w:t>
+            </w:r>
+            <w:proofErr w:type="spellEnd"/>
+            <w:r>
+              <w:rPr>
+                <w:rFonts w:ascii="CordiaUPC" w:hAnsi="CordiaUPC" w:cs="CordiaUPC"/>
+                <w:szCs w:val="24"/>
+              </w:rPr>
+              <w:t>/</w:t>
+            </w:r>
+            <w:proofErr w:type="spellStart"/>
+            <w:r>
+              <w:rPr>
+                <w:rFonts w:ascii="CordiaUPC" w:hAnsi="CordiaUPC" w:cs="CordiaUPC"/>
+                <w:szCs w:val="24"/>
+              </w:rPr>
+              <w:t>หัวข้อการอบรม</w:t>
+            </w:r>
+            <w:proofErr w:type="spellEnd"/>
           </w:p>
         </w:tc>
       </w:tr>
@@ -9263,6 +10663,7 @@
                 <w:rFonts w:ascii="CordiaUPC" w:hAnsi="CordiaUPC" w:cs="CordiaUPC"/>
               </w:rPr>
             </w:pPr>
+            <w:proofErr w:type="spellStart"/>
             <w:r>
               <w:rPr>
                 <w:rFonts w:ascii="CordiaUPC" w:hAnsi="CordiaUPC" w:cs="CordiaUPC"/>
@@ -9270,6 +10671,7 @@
               </w:rPr>
               <w:t>รายการเลือก</w:t>
             </w:r>
+            <w:proofErr w:type="spellEnd"/>
           </w:p>
         </w:tc>
         <w:tc>
@@ -9355,12 +10757,53 @@
                 <w:szCs w:val="24"/>
               </w:rPr>
             </w:pPr>
-            <w:r>
-              <w:rPr>
-                <w:rFonts w:ascii="CordiaUPC" w:hAnsi="CordiaUPC" w:cs="CordiaUPC"/>
-                <w:szCs w:val="24"/>
-              </w:rPr>
-              <w:t>ยอดรายเดือน ม.ค.–ธ.ค.</w:t>
+            <w:proofErr w:type="spellStart"/>
+            <w:r>
+              <w:rPr>
+                <w:rFonts w:ascii="CordiaUPC" w:hAnsi="CordiaUPC" w:cs="CordiaUPC"/>
+                <w:szCs w:val="24"/>
+              </w:rPr>
+              <w:t>ยอดรายเดือน</w:t>
+            </w:r>
+            <w:proofErr w:type="spellEnd"/>
+            <w:r>
+              <w:rPr>
+                <w:rFonts w:ascii="CordiaUPC" w:hAnsi="CordiaUPC" w:cs="CordiaUPC"/>
+                <w:szCs w:val="24"/>
+              </w:rPr>
+              <w:t xml:space="preserve"> </w:t>
+            </w:r>
+            <w:proofErr w:type="spellStart"/>
+            <w:r>
+              <w:rPr>
+                <w:rFonts w:ascii="CordiaUPC" w:hAnsi="CordiaUPC" w:cs="CordiaUPC"/>
+                <w:szCs w:val="24"/>
+              </w:rPr>
+              <w:t>ม.ค</w:t>
+            </w:r>
+            <w:proofErr w:type="spellEnd"/>
+            <w:r>
+              <w:rPr>
+                <w:rFonts w:ascii="CordiaUPC" w:hAnsi="CordiaUPC" w:cs="CordiaUPC"/>
+                <w:szCs w:val="24"/>
+              </w:rPr>
+              <w:t>.–</w:t>
+            </w:r>
+            <w:proofErr w:type="spellStart"/>
+            <w:r>
+              <w:rPr>
+                <w:rFonts w:ascii="CordiaUPC" w:hAnsi="CordiaUPC" w:cs="CordiaUPC"/>
+                <w:szCs w:val="24"/>
+              </w:rPr>
+              <w:t>ธ.ค</w:t>
+            </w:r>
+            <w:proofErr w:type="spellEnd"/>
+            <w:r>
+              <w:rPr>
+                <w:rFonts w:ascii="CordiaUPC" w:hAnsi="CordiaUPC" w:cs="CordiaUPC"/>
+                <w:szCs w:val="24"/>
+              </w:rPr>
+              <w:t>.</w:t>
             </w:r>
           </w:p>
         </w:tc>
@@ -9384,6 +10827,7 @@
                 <w:szCs w:val="24"/>
               </w:rPr>
             </w:pPr>
+            <w:proofErr w:type="spellStart"/>
             <w:r>
               <w:rPr>
                 <w:rFonts w:ascii="CordiaUPC" w:hAnsi="CordiaUPC" w:cs="CordiaUPC"/>
@@ -9391,6 +10835,7 @@
               </w:rPr>
               <w:t>ตัวเลข</w:t>
             </w:r>
+            <w:proofErr w:type="spellEnd"/>
           </w:p>
         </w:tc>
         <w:tc>
@@ -9608,6 +11053,7 @@
           <w:szCs w:val="32"/>
         </w:rPr>
       </w:pPr>
+      <w:proofErr w:type="spellStart"/>
       <w:r>
         <w:rPr>
           <w:rFonts w:ascii="CordiaUPC" w:hAnsi="CordiaUPC" w:cs="CordiaUPC"/>
@@ -9616,7 +11062,62 @@
           <w:color w:val="000000" w:themeColor="text1"/>
           <w:szCs w:val="24"/>
         </w:rPr>
-        <w:t>โครงสร้าง Trip Manager (ต่อ 1 ทริป):</w:t>
+        <w:t>โครงสร้าง</w:t>
+      </w:r>
+      <w:proofErr w:type="spellEnd"/>
+      <w:r>
+        <w:rPr>
+          <w:rFonts w:ascii="CordiaUPC" w:hAnsi="CordiaUPC" w:cs="CordiaUPC"/>
+          <w:b/>
+          <w:bCs/>
+          <w:color w:val="000000" w:themeColor="text1"/>
+          <w:szCs w:val="24"/>
+        </w:rPr>
+        <w:t xml:space="preserve"> Trip Manager (</w:t>
+      </w:r>
+      <w:proofErr w:type="spellStart"/>
+      <w:r>
+        <w:rPr>
+          <w:rFonts w:ascii="CordiaUPC" w:hAnsi="CordiaUPC" w:cs="CordiaUPC"/>
+          <w:b/>
+          <w:bCs/>
+          <w:color w:val="000000" w:themeColor="text1"/>
+          <w:szCs w:val="24"/>
+        </w:rPr>
+        <w:t>ต่อ</w:t>
+      </w:r>
+      <w:proofErr w:type="spellEnd"/>
+      <w:r>
+        <w:rPr>
+          <w:rFonts w:ascii="CordiaUPC" w:hAnsi="CordiaUPC" w:cs="CordiaUPC"/>
+          <w:b/>
+          <w:bCs/>
+          <w:color w:val="000000" w:themeColor="text1"/>
+          <w:szCs w:val="24"/>
+        </w:rPr>
+        <w:t xml:space="preserve"> 1 </w:t>
+      </w:r>
+      <w:proofErr w:type="spellStart"/>
+      <w:r>
+        <w:rPr>
+          <w:rFonts w:ascii="CordiaUPC" w:hAnsi="CordiaUPC" w:cs="CordiaUPC"/>
+          <w:b/>
+          <w:bCs/>
+          <w:color w:val="000000" w:themeColor="text1"/>
+          <w:szCs w:val="24"/>
+        </w:rPr>
+        <w:t>ทริป</w:t>
+      </w:r>
+      <w:proofErr w:type="spellEnd"/>
+      <w:r>
+        <w:rPr>
+          <w:rFonts w:ascii="CordiaUPC" w:hAnsi="CordiaUPC" w:cs="CordiaUPC"/>
+          <w:b/>
+          <w:bCs/>
+          <w:color w:val="000000" w:themeColor="text1"/>
+          <w:szCs w:val="24"/>
+        </w:rPr>
+        <w:t>):</w:t>
       </w:r>
     </w:p>
     <w:p>
@@ -9813,12 +11314,53 @@
           <w:rFonts w:ascii="CordiaUPC" w:hAnsi="CordiaUPC" w:cs="CordiaUPC"/>
         </w:rPr>
       </w:pPr>
-      <w:r>
-        <w:rPr>
-          <w:rFonts w:ascii="CordiaUPC" w:hAnsi="CordiaUPC" w:cs="CordiaUPC"/>
-          <w:szCs w:val="24"/>
-        </w:rPr>
-        <w:t>ส่วน B — ค่าใช้จ่าย 4 ประเภทในการ์ดเดียว:</w:t>
+      <w:proofErr w:type="spellStart"/>
+      <w:r>
+        <w:rPr>
+          <w:rFonts w:ascii="CordiaUPC" w:hAnsi="CordiaUPC" w:cs="CordiaUPC"/>
+          <w:szCs w:val="24"/>
+        </w:rPr>
+        <w:t>ส่วน</w:t>
+      </w:r>
+      <w:proofErr w:type="spellEnd"/>
+      <w:r>
+        <w:rPr>
+          <w:rFonts w:ascii="CordiaUPC" w:hAnsi="CordiaUPC" w:cs="CordiaUPC"/>
+          <w:szCs w:val="24"/>
+        </w:rPr>
+        <w:t xml:space="preserve"> B — </w:t>
+      </w:r>
+      <w:proofErr w:type="spellStart"/>
+      <w:r>
+        <w:rPr>
+          <w:rFonts w:ascii="CordiaUPC" w:hAnsi="CordiaUPC" w:cs="CordiaUPC"/>
+          <w:szCs w:val="24"/>
+        </w:rPr>
+        <w:t>ค่าใช้จ่าย</w:t>
+      </w:r>
+      <w:proofErr w:type="spellEnd"/>
+      <w:r>
+        <w:rPr>
+          <w:rFonts w:ascii="CordiaUPC" w:hAnsi="CordiaUPC" w:cs="CordiaUPC"/>
+          <w:szCs w:val="24"/>
+        </w:rPr>
+        <w:t xml:space="preserve"> 4 </w:t>
+      </w:r>
+      <w:proofErr w:type="spellStart"/>
+      <w:r>
+        <w:rPr>
+          <w:rFonts w:ascii="CordiaUPC" w:hAnsi="CordiaUPC" w:cs="CordiaUPC"/>
+          <w:szCs w:val="24"/>
+        </w:rPr>
+        <w:t>ประเภทในการ์ดเดียว</w:t>
+      </w:r>
+      <w:proofErr w:type="spellEnd"/>
+      <w:r>
+        <w:rPr>
+          <w:rFonts w:ascii="CordiaUPC" w:hAnsi="CordiaUPC" w:cs="CordiaUPC"/>
+          <w:szCs w:val="24"/>
+        </w:rPr>
+        <w:t>:</w:t>
       </w:r>
     </w:p>
     <w:p>
@@ -10155,13 +11697,41 @@
                 <w:szCs w:val="24"/>
               </w:rPr>
             </w:pPr>
+            <w:proofErr w:type="spellStart"/>
             <w:r>
               <w:rPr>
                 <w:rFonts w:ascii="CordiaUPC" w:hAnsi="CordiaUPC" w:cs="CordiaUPC"/>
                 <w:color w:val="000000" w:themeColor="text1"/>
                 <w:szCs w:val="24"/>
               </w:rPr>
-              <w:t>ประเภท (ชื่อไทย)</w:t>
+              <w:t>ประเภท</w:t>
+            </w:r>
+            <w:proofErr w:type="spellEnd"/>
+            <w:r>
+              <w:rPr>
+                <w:rFonts w:ascii="CordiaUPC" w:hAnsi="CordiaUPC" w:cs="CordiaUPC"/>
+                <w:color w:val="000000" w:themeColor="text1"/>
+                <w:szCs w:val="24"/>
+              </w:rPr>
+              <w:t xml:space="preserve"> (</w:t>
+            </w:r>
+            <w:proofErr w:type="spellStart"/>
+            <w:r>
+              <w:rPr>
+                <w:rFonts w:ascii="CordiaUPC" w:hAnsi="CordiaUPC" w:cs="CordiaUPC"/>
+                <w:color w:val="000000" w:themeColor="text1"/>
+                <w:szCs w:val="24"/>
+              </w:rPr>
+              <w:t>ชื่อไทย</w:t>
+            </w:r>
+            <w:proofErr w:type="spellEnd"/>
+            <w:r>
+              <w:rPr>
+                <w:rFonts w:ascii="CordiaUPC" w:hAnsi="CordiaUPC" w:cs="CordiaUPC"/>
+                <w:color w:val="000000" w:themeColor="text1"/>
+                <w:szCs w:val="24"/>
+              </w:rPr>
+              <w:t>)</w:t>
             </w:r>
           </w:p>
         </w:tc>
@@ -10186,13 +11756,23 @@
                 <w:szCs w:val="24"/>
               </w:rPr>
             </w:pPr>
+            <w:proofErr w:type="spellStart"/>
             <w:r>
               <w:rPr>
                 <w:rFonts w:ascii="CordiaUPC" w:hAnsi="CordiaUPC" w:cs="CordiaUPC"/>
                 <w:color w:val="000000" w:themeColor="text1"/>
                 <w:szCs w:val="24"/>
               </w:rPr>
-              <w:t xml:space="preserve">รหัสบัญชี (GL) </w:t>
+              <w:t>รหัสบัญชี</w:t>
+            </w:r>
+            <w:proofErr w:type="spellEnd"/>
+            <w:r>
+              <w:rPr>
+                <w:rFonts w:ascii="CordiaUPC" w:hAnsi="CordiaUPC" w:cs="CordiaUPC"/>
+                <w:color w:val="000000" w:themeColor="text1"/>
+                <w:szCs w:val="24"/>
+              </w:rPr>
+              <w:t xml:space="preserve"> (GL) </w:t>
             </w:r>
           </w:p>
           <w:p>
@@ -10204,13 +11784,41 @@
                 <w:szCs w:val="24"/>
               </w:rPr>
             </w:pPr>
+            <w:proofErr w:type="spellStart"/>
             <w:r>
               <w:rPr>
                 <w:rFonts w:ascii="CordiaUPC" w:hAnsi="CordiaUPC" w:cs="CordiaUPC"/>
                 <w:color w:val="000000" w:themeColor="text1"/>
                 <w:szCs w:val="24"/>
               </w:rPr>
-              <w:t>ฝั่งผลิต/ต้นทุน (5)</w:t>
+              <w:t>ฝั่งผลิต</w:t>
+            </w:r>
+            <w:proofErr w:type="spellEnd"/>
+            <w:r>
+              <w:rPr>
+                <w:rFonts w:ascii="CordiaUPC" w:hAnsi="CordiaUPC" w:cs="CordiaUPC"/>
+                <w:color w:val="000000" w:themeColor="text1"/>
+                <w:szCs w:val="24"/>
+              </w:rPr>
+              <w:t>/</w:t>
+            </w:r>
+            <w:proofErr w:type="spellStart"/>
+            <w:r>
+              <w:rPr>
+                <w:rFonts w:ascii="CordiaUPC" w:hAnsi="CordiaUPC" w:cs="CordiaUPC"/>
+                <w:color w:val="000000" w:themeColor="text1"/>
+                <w:szCs w:val="24"/>
+              </w:rPr>
+              <w:t>ต้นทุน</w:t>
+            </w:r>
+            <w:proofErr w:type="spellEnd"/>
+            <w:r>
+              <w:rPr>
+                <w:rFonts w:ascii="CordiaUPC" w:hAnsi="CordiaUPC" w:cs="CordiaUPC"/>
+                <w:color w:val="000000" w:themeColor="text1"/>
+                <w:szCs w:val="24"/>
+              </w:rPr>
+              <w:t xml:space="preserve"> (5)</w:t>
             </w:r>
           </w:p>
         </w:tc>
@@ -10235,13 +11843,23 @@
                 <w:szCs w:val="24"/>
               </w:rPr>
             </w:pPr>
+            <w:proofErr w:type="spellStart"/>
             <w:r>
               <w:rPr>
                 <w:rFonts w:ascii="CordiaUPC" w:hAnsi="CordiaUPC" w:cs="CordiaUPC"/>
                 <w:color w:val="000000" w:themeColor="text1"/>
                 <w:szCs w:val="24"/>
               </w:rPr>
-              <w:t xml:space="preserve">รหัสบัญชี (GL) </w:t>
+              <w:t>รหัสบัญชี</w:t>
+            </w:r>
+            <w:proofErr w:type="spellEnd"/>
+            <w:r>
+              <w:rPr>
+                <w:rFonts w:ascii="CordiaUPC" w:hAnsi="CordiaUPC" w:cs="CordiaUPC"/>
+                <w:color w:val="000000" w:themeColor="text1"/>
+                <w:szCs w:val="24"/>
+              </w:rPr>
+              <w:t xml:space="preserve"> (GL) </w:t>
             </w:r>
           </w:p>
           <w:p>
@@ -10253,13 +11871,23 @@
                 <w:szCs w:val="24"/>
               </w:rPr>
             </w:pPr>
+            <w:proofErr w:type="spellStart"/>
             <w:r>
               <w:rPr>
                 <w:rFonts w:ascii="CordiaUPC" w:hAnsi="CordiaUPC" w:cs="CordiaUPC"/>
                 <w:color w:val="000000" w:themeColor="text1"/>
                 <w:szCs w:val="24"/>
               </w:rPr>
-              <w:t>ฝั่ง SG&amp;A (6)</w:t>
+              <w:t>ฝั่ง</w:t>
+            </w:r>
+            <w:proofErr w:type="spellEnd"/>
+            <w:r>
+              <w:rPr>
+                <w:rFonts w:ascii="CordiaUPC" w:hAnsi="CordiaUPC" w:cs="CordiaUPC"/>
+                <w:color w:val="000000" w:themeColor="text1"/>
+                <w:szCs w:val="24"/>
+              </w:rPr>
+              <w:t xml:space="preserve"> SG&amp;A (6)</w:t>
             </w:r>
           </w:p>
         </w:tc>
@@ -10283,6 +11911,7 @@
                 <w:szCs w:val="24"/>
               </w:rPr>
             </w:pPr>
+            <w:proofErr w:type="spellStart"/>
             <w:r>
               <w:rPr>
                 <w:rFonts w:ascii="CordiaUPC" w:hAnsi="CordiaUPC" w:cs="CordiaUPC"/>
@@ -10291,6 +11920,7 @@
               </w:rPr>
               <w:t>วิธีกรอก</w:t>
             </w:r>
+            <w:proofErr w:type="spellEnd"/>
           </w:p>
         </w:tc>
       </w:tr>
@@ -10316,12 +11946,21 @@
                 <w:rFonts w:ascii="CordiaUPC" w:hAnsi="CordiaUPC" w:cs="CordiaUPC"/>
               </w:rPr>
             </w:pPr>
-            <w:r>
-              <w:rPr>
-                <w:rFonts w:ascii="CordiaUPC" w:hAnsi="CordiaUPC" w:cs="CordiaUPC"/>
-                <w:szCs w:val="24"/>
-              </w:rPr>
-              <w:t>เบี้ยเลี้ยง: Per Diem</w:t>
+            <w:proofErr w:type="spellStart"/>
+            <w:r>
+              <w:rPr>
+                <w:rFonts w:ascii="CordiaUPC" w:hAnsi="CordiaUPC" w:cs="CordiaUPC"/>
+                <w:szCs w:val="24"/>
+              </w:rPr>
+              <w:t>เบี้ยเลี้ยง</w:t>
+            </w:r>
+            <w:proofErr w:type="spellEnd"/>
+            <w:r>
+              <w:rPr>
+                <w:rFonts w:ascii="CordiaUPC" w:hAnsi="CordiaUPC" w:cs="CordiaUPC"/>
+                <w:szCs w:val="24"/>
+              </w:rPr>
+              <w:t>: Per Diem</w:t>
             </w:r>
           </w:p>
         </w:tc>
@@ -10399,12 +12038,21 @@
                 <w:rFonts w:ascii="CordiaUPC" w:hAnsi="CordiaUPC" w:cs="CordiaUPC"/>
               </w:rPr>
             </w:pPr>
-            <w:r>
-              <w:rPr>
-                <w:rFonts w:ascii="CordiaUPC" w:hAnsi="CordiaUPC" w:cs="CordiaUPC"/>
-                <w:szCs w:val="24"/>
-              </w:rPr>
-              <w:t>คำนวณอัตโนมัติ (per-diem engine)</w:t>
+            <w:proofErr w:type="spellStart"/>
+            <w:r>
+              <w:rPr>
+                <w:rFonts w:ascii="CordiaUPC" w:hAnsi="CordiaUPC" w:cs="CordiaUPC"/>
+                <w:szCs w:val="24"/>
+              </w:rPr>
+              <w:t>คำนวณอัตโนมัติ</w:t>
+            </w:r>
+            <w:proofErr w:type="spellEnd"/>
+            <w:r>
+              <w:rPr>
+                <w:rFonts w:ascii="CordiaUPC" w:hAnsi="CordiaUPC" w:cs="CordiaUPC"/>
+                <w:szCs w:val="24"/>
+              </w:rPr>
+              <w:t xml:space="preserve"> (per-diem engine)</w:t>
             </w:r>
           </w:p>
         </w:tc>
@@ -10432,12 +12080,21 @@
                 <w:rFonts w:ascii="CordiaUPC" w:hAnsi="CordiaUPC" w:cs="CordiaUPC"/>
               </w:rPr>
             </w:pPr>
-            <w:r>
-              <w:rPr>
-                <w:rFonts w:ascii="CordiaUPC" w:hAnsi="CordiaUPC" w:cs="CordiaUPC"/>
-                <w:szCs w:val="24"/>
-              </w:rPr>
-              <w:t>ค่าพาหนะเดินทาง: Transportation</w:t>
+            <w:proofErr w:type="spellStart"/>
+            <w:r>
+              <w:rPr>
+                <w:rFonts w:ascii="CordiaUPC" w:hAnsi="CordiaUPC" w:cs="CordiaUPC"/>
+                <w:szCs w:val="24"/>
+              </w:rPr>
+              <w:t>ค่าพาหนะเดินทาง</w:t>
+            </w:r>
+            <w:proofErr w:type="spellEnd"/>
+            <w:r>
+              <w:rPr>
+                <w:rFonts w:ascii="CordiaUPC" w:hAnsi="CordiaUPC" w:cs="CordiaUPC"/>
+                <w:szCs w:val="24"/>
+              </w:rPr>
+              <w:t>: Transportation</w:t>
             </w:r>
           </w:p>
         </w:tc>
@@ -10518,13 +12175,31 @@
                 <w:rFonts w:ascii="CordiaUPC" w:hAnsi="CordiaUPC" w:cs="CordiaUPC"/>
               </w:rPr>
             </w:pPr>
-            <w:r>
-              <w:rPr>
-                <w:rFonts w:ascii="CordiaUPC" w:hAnsi="CordiaUPC" w:cs="CordiaUPC"/>
-                <w:szCs w:val="24"/>
-              </w:rPr>
-              <w:t>กรอกเอง รายเดือน</w:t>
-            </w:r>
+            <w:proofErr w:type="spellStart"/>
+            <w:r>
+              <w:rPr>
+                <w:rFonts w:ascii="CordiaUPC" w:hAnsi="CordiaUPC" w:cs="CordiaUPC"/>
+                <w:szCs w:val="24"/>
+              </w:rPr>
+              <w:t>กรอกเอง</w:t>
+            </w:r>
+            <w:proofErr w:type="spellEnd"/>
+            <w:r>
+              <w:rPr>
+                <w:rFonts w:ascii="CordiaUPC" w:hAnsi="CordiaUPC" w:cs="CordiaUPC"/>
+                <w:szCs w:val="24"/>
+              </w:rPr>
+              <w:t xml:space="preserve"> </w:t>
+            </w:r>
+            <w:proofErr w:type="spellStart"/>
+            <w:r>
+              <w:rPr>
+                <w:rFonts w:ascii="CordiaUPC" w:hAnsi="CordiaUPC" w:cs="CordiaUPC"/>
+                <w:szCs w:val="24"/>
+              </w:rPr>
+              <w:t>รายเดือน</w:t>
+            </w:r>
+            <w:proofErr w:type="spellEnd"/>
           </w:p>
         </w:tc>
       </w:tr>
@@ -10550,12 +12225,21 @@
                 <w:rFonts w:ascii="CordiaUPC" w:hAnsi="CordiaUPC" w:cs="CordiaUPC"/>
               </w:rPr>
             </w:pPr>
-            <w:r>
-              <w:rPr>
-                <w:rFonts w:ascii="CordiaUPC" w:hAnsi="CordiaUPC" w:cs="CordiaUPC"/>
-                <w:szCs w:val="24"/>
-              </w:rPr>
-              <w:t>ค่าที่พัก: Accommodation</w:t>
+            <w:proofErr w:type="spellStart"/>
+            <w:r>
+              <w:rPr>
+                <w:rFonts w:ascii="CordiaUPC" w:hAnsi="CordiaUPC" w:cs="CordiaUPC"/>
+                <w:szCs w:val="24"/>
+              </w:rPr>
+              <w:t>ค่าที่พัก</w:t>
+            </w:r>
+            <w:proofErr w:type="spellEnd"/>
+            <w:r>
+              <w:rPr>
+                <w:rFonts w:ascii="CordiaUPC" w:hAnsi="CordiaUPC" w:cs="CordiaUPC"/>
+                <w:szCs w:val="24"/>
+              </w:rPr>
+              <w:t>: Accommodation</w:t>
             </w:r>
           </w:p>
         </w:tc>
@@ -10633,13 +12317,31 @@
                 <w:rFonts w:ascii="CordiaUPC" w:hAnsi="CordiaUPC" w:cs="CordiaUPC"/>
               </w:rPr>
             </w:pPr>
-            <w:r>
-              <w:rPr>
-                <w:rFonts w:ascii="CordiaUPC" w:hAnsi="CordiaUPC" w:cs="CordiaUPC"/>
-                <w:szCs w:val="24"/>
-              </w:rPr>
-              <w:t>กรอกเอง รายเดือน</w:t>
-            </w:r>
+            <w:proofErr w:type="spellStart"/>
+            <w:r>
+              <w:rPr>
+                <w:rFonts w:ascii="CordiaUPC" w:hAnsi="CordiaUPC" w:cs="CordiaUPC"/>
+                <w:szCs w:val="24"/>
+              </w:rPr>
+              <w:t>กรอกเอง</w:t>
+            </w:r>
+            <w:proofErr w:type="spellEnd"/>
+            <w:r>
+              <w:rPr>
+                <w:rFonts w:ascii="CordiaUPC" w:hAnsi="CordiaUPC" w:cs="CordiaUPC"/>
+                <w:szCs w:val="24"/>
+              </w:rPr>
+              <w:t xml:space="preserve"> </w:t>
+            </w:r>
+            <w:proofErr w:type="spellStart"/>
+            <w:r>
+              <w:rPr>
+                <w:rFonts w:ascii="CordiaUPC" w:hAnsi="CordiaUPC" w:cs="CordiaUPC"/>
+                <w:szCs w:val="24"/>
+              </w:rPr>
+              <w:t>รายเดือน</w:t>
+            </w:r>
+            <w:proofErr w:type="spellEnd"/>
           </w:p>
         </w:tc>
       </w:tr>
@@ -10666,12 +12368,21 @@
                 <w:rFonts w:ascii="CordiaUPC" w:hAnsi="CordiaUPC" w:cs="CordiaUPC"/>
               </w:rPr>
             </w:pPr>
-            <w:r>
-              <w:rPr>
-                <w:rFonts w:ascii="CordiaUPC" w:hAnsi="CordiaUPC" w:cs="CordiaUPC"/>
-                <w:szCs w:val="24"/>
-              </w:rPr>
-              <w:t>ค่าใช้จ่ายเดินทางอื่น: Other Travel</w:t>
+            <w:proofErr w:type="spellStart"/>
+            <w:r>
+              <w:rPr>
+                <w:rFonts w:ascii="CordiaUPC" w:hAnsi="CordiaUPC" w:cs="CordiaUPC"/>
+                <w:szCs w:val="24"/>
+              </w:rPr>
+              <w:t>ค่าใช้จ่ายเดินทางอื่น</w:t>
+            </w:r>
+            <w:proofErr w:type="spellEnd"/>
+            <w:r>
+              <w:rPr>
+                <w:rFonts w:ascii="CordiaUPC" w:hAnsi="CordiaUPC" w:cs="CordiaUPC"/>
+                <w:szCs w:val="24"/>
+              </w:rPr>
+              <w:t>: Other Travel</w:t>
             </w:r>
           </w:p>
         </w:tc>
@@ -10752,13 +12463,31 @@
                 <w:rFonts w:ascii="CordiaUPC" w:hAnsi="CordiaUPC" w:cs="CordiaUPC"/>
               </w:rPr>
             </w:pPr>
-            <w:r>
-              <w:rPr>
-                <w:rFonts w:ascii="CordiaUPC" w:hAnsi="CordiaUPC" w:cs="CordiaUPC"/>
-                <w:szCs w:val="24"/>
-              </w:rPr>
-              <w:t>กรอกเอง รายเดือน</w:t>
-            </w:r>
+            <w:proofErr w:type="spellStart"/>
+            <w:r>
+              <w:rPr>
+                <w:rFonts w:ascii="CordiaUPC" w:hAnsi="CordiaUPC" w:cs="CordiaUPC"/>
+                <w:szCs w:val="24"/>
+              </w:rPr>
+              <w:t>กรอกเอง</w:t>
+            </w:r>
+            <w:proofErr w:type="spellEnd"/>
+            <w:r>
+              <w:rPr>
+                <w:rFonts w:ascii="CordiaUPC" w:hAnsi="CordiaUPC" w:cs="CordiaUPC"/>
+                <w:szCs w:val="24"/>
+              </w:rPr>
+              <w:t xml:space="preserve"> </w:t>
+            </w:r>
+            <w:proofErr w:type="spellStart"/>
+            <w:r>
+              <w:rPr>
+                <w:rFonts w:ascii="CordiaUPC" w:hAnsi="CordiaUPC" w:cs="CordiaUPC"/>
+                <w:szCs w:val="24"/>
+              </w:rPr>
+              <w:t>รายเดือน</w:t>
+            </w:r>
+            <w:proofErr w:type="spellEnd"/>
           </w:p>
         </w:tc>
       </w:tr>
@@ -11089,6 +12818,7 @@
                 <w:szCs w:val="24"/>
               </w:rPr>
             </w:pPr>
+            <w:proofErr w:type="spellStart"/>
             <w:r>
               <w:rPr>
                 <w:rFonts w:ascii="CordiaUPC" w:hAnsi="CordiaUPC" w:cs="CordiaUPC"/>
@@ -11097,6 +12827,7 @@
               </w:rPr>
               <w:t>สัญลักษณ์</w:t>
             </w:r>
+            <w:proofErr w:type="spellEnd"/>
           </w:p>
         </w:tc>
         <w:tc>
@@ -11119,6 +12850,7 @@
                 <w:szCs w:val="24"/>
               </w:rPr>
             </w:pPr>
+            <w:proofErr w:type="spellStart"/>
             <w:r>
               <w:rPr>
                 <w:rFonts w:ascii="CordiaUPC" w:hAnsi="CordiaUPC" w:cs="CordiaUPC"/>
@@ -11126,6 +12858,7 @@
               </w:rPr>
               <w:t>องค์ประกอบ</w:t>
             </w:r>
+            <w:proofErr w:type="spellEnd"/>
           </w:p>
         </w:tc>
         <w:tc>
@@ -11148,6 +12881,7 @@
                 <w:szCs w:val="24"/>
               </w:rPr>
             </w:pPr>
+            <w:proofErr w:type="spellStart"/>
             <w:r>
               <w:rPr>
                 <w:rFonts w:ascii="CordiaUPC" w:hAnsi="CordiaUPC" w:cs="CordiaUPC"/>
@@ -11156,6 +12890,7 @@
               </w:rPr>
               <w:t>ชนิด</w:t>
             </w:r>
+            <w:proofErr w:type="spellEnd"/>
           </w:p>
         </w:tc>
         <w:tc>
@@ -11178,14 +12913,34 @@
                 <w:szCs w:val="24"/>
               </w:rPr>
             </w:pPr>
+            <w:proofErr w:type="spellStart"/>
             <w:r>
               <w:rPr>
                 <w:rFonts w:ascii="CordiaUPC" w:hAnsi="CordiaUPC" w:cs="CordiaUPC"/>
                 <w:color w:val="000000" w:themeColor="text1"/>
                 <w:szCs w:val="24"/>
               </w:rPr>
-              <w:t>การทำงาน / เงื่อนไข</w:t>
-            </w:r>
+              <w:t>การทำงาน</w:t>
+            </w:r>
+            <w:proofErr w:type="spellEnd"/>
+            <w:r>
+              <w:rPr>
+                <w:rFonts w:ascii="CordiaUPC" w:hAnsi="CordiaUPC" w:cs="CordiaUPC"/>
+                <w:color w:val="000000" w:themeColor="text1"/>
+                <w:szCs w:val="24"/>
+              </w:rPr>
+              <w:t xml:space="preserve"> / </w:t>
+            </w:r>
+            <w:proofErr w:type="spellStart"/>
+            <w:r>
+              <w:rPr>
+                <w:rFonts w:ascii="CordiaUPC" w:hAnsi="CordiaUPC" w:cs="CordiaUPC"/>
+                <w:color w:val="000000" w:themeColor="text1"/>
+                <w:szCs w:val="24"/>
+              </w:rPr>
+              <w:t>เงื่อนไข</w:t>
+            </w:r>
+            <w:proofErr w:type="spellEnd"/>
           </w:p>
         </w:tc>
       </w:tr>
@@ -11239,12 +12994,37 @@
                 <w:rFonts w:ascii="CordiaUPC" w:hAnsi="CordiaUPC" w:cs="CordiaUPC"/>
               </w:rPr>
             </w:pPr>
-            <w:r>
-              <w:rPr>
-                <w:rFonts w:ascii="CordiaUPC" w:hAnsi="CordiaUPC" w:cs="CordiaUPC"/>
-                <w:szCs w:val="24"/>
-              </w:rPr>
-              <w:t>ขั้นตอน A B C (หัวฟอร์ม)</w:t>
+            <w:proofErr w:type="spellStart"/>
+            <w:r>
+              <w:rPr>
+                <w:rFonts w:ascii="CordiaUPC" w:hAnsi="CordiaUPC" w:cs="CordiaUPC"/>
+                <w:szCs w:val="24"/>
+              </w:rPr>
+              <w:t>ขั้นตอน</w:t>
+            </w:r>
+            <w:proofErr w:type="spellEnd"/>
+            <w:r>
+              <w:rPr>
+                <w:rFonts w:ascii="CordiaUPC" w:hAnsi="CordiaUPC" w:cs="CordiaUPC"/>
+                <w:szCs w:val="24"/>
+              </w:rPr>
+              <w:t xml:space="preserve"> A B C (</w:t>
+            </w:r>
+            <w:proofErr w:type="spellStart"/>
+            <w:r>
+              <w:rPr>
+                <w:rFonts w:ascii="CordiaUPC" w:hAnsi="CordiaUPC" w:cs="CordiaUPC"/>
+                <w:szCs w:val="24"/>
+              </w:rPr>
+              <w:t>หัวฟอร์ม</w:t>
+            </w:r>
+            <w:proofErr w:type="spellEnd"/>
+            <w:r>
+              <w:rPr>
+                <w:rFonts w:ascii="CordiaUPC" w:hAnsi="CordiaUPC" w:cs="CordiaUPC"/>
+                <w:szCs w:val="24"/>
+              </w:rPr>
+              <w:t>)</w:t>
             </w:r>
           </w:p>
         </w:tc>
@@ -11266,6 +13046,7 @@
                 <w:rFonts w:ascii="CordiaUPC" w:hAnsi="CordiaUPC" w:cs="CordiaUPC"/>
               </w:rPr>
             </w:pPr>
+            <w:proofErr w:type="spellStart"/>
             <w:r>
               <w:rPr>
                 <w:rFonts w:ascii="CordiaUPC" w:hAnsi="CordiaUPC" w:cs="CordiaUPC"/>
@@ -11273,6 +13054,7 @@
               </w:rPr>
               <w:t>คำอธิบาย</w:t>
             </w:r>
+            <w:proofErr w:type="spellEnd"/>
           </w:p>
         </w:tc>
         <w:tc>
@@ -11401,12 +13183,21 @@
                 <w:rFonts w:ascii="CordiaUPC" w:hAnsi="CordiaUPC" w:cs="CordiaUPC"/>
               </w:rPr>
             </w:pPr>
-            <w:r>
-              <w:rPr>
-                <w:rFonts w:ascii="CordiaUPC" w:hAnsi="CordiaUPC" w:cs="CordiaUPC"/>
-                <w:szCs w:val="24"/>
-              </w:rPr>
-              <w:t>ผู้เดินทาง (Traveler)</w:t>
+            <w:proofErr w:type="spellStart"/>
+            <w:r>
+              <w:rPr>
+                <w:rFonts w:ascii="CordiaUPC" w:hAnsi="CordiaUPC" w:cs="CordiaUPC"/>
+                <w:szCs w:val="24"/>
+              </w:rPr>
+              <w:t>ผู้เดินทาง</w:t>
+            </w:r>
+            <w:proofErr w:type="spellEnd"/>
+            <w:r>
+              <w:rPr>
+                <w:rFonts w:ascii="CordiaUPC" w:hAnsi="CordiaUPC" w:cs="CordiaUPC"/>
+                <w:szCs w:val="24"/>
+              </w:rPr>
+              <w:t xml:space="preserve"> (Traveler)</w:t>
             </w:r>
           </w:p>
         </w:tc>
@@ -11429,6 +13220,7 @@
                 <w:rFonts w:ascii="CordiaUPC" w:hAnsi="CordiaUPC" w:cs="CordiaUPC"/>
               </w:rPr>
             </w:pPr>
+            <w:proofErr w:type="spellStart"/>
             <w:r>
               <w:rPr>
                 <w:rFonts w:ascii="CordiaUPC" w:hAnsi="CordiaUPC" w:cs="CordiaUPC"/>
@@ -11436,6 +13228,7 @@
               </w:rPr>
               <w:t>รายการเลือก</w:t>
             </w:r>
+            <w:proofErr w:type="spellEnd"/>
           </w:p>
         </w:tc>
         <w:tc>
@@ -11518,12 +13311,21 @@
                 <w:rFonts w:ascii="CordiaUPC" w:hAnsi="CordiaUPC" w:cs="CordiaUPC"/>
               </w:rPr>
             </w:pPr>
-            <w:r>
-              <w:rPr>
-                <w:rFonts w:ascii="CordiaUPC" w:hAnsi="CordiaUPC" w:cs="CordiaUPC"/>
-                <w:szCs w:val="24"/>
-              </w:rPr>
-              <w:t>ตำแหน่ง (Position)</w:t>
+            <w:proofErr w:type="spellStart"/>
+            <w:r>
+              <w:rPr>
+                <w:rFonts w:ascii="CordiaUPC" w:hAnsi="CordiaUPC" w:cs="CordiaUPC"/>
+                <w:szCs w:val="24"/>
+              </w:rPr>
+              <w:t>ตำแหน่ง</w:t>
+            </w:r>
+            <w:proofErr w:type="spellEnd"/>
+            <w:r>
+              <w:rPr>
+                <w:rFonts w:ascii="CordiaUPC" w:hAnsi="CordiaUPC" w:cs="CordiaUPC"/>
+                <w:szCs w:val="24"/>
+              </w:rPr>
+              <w:t xml:space="preserve"> (Position)</w:t>
             </w:r>
           </w:p>
         </w:tc>
@@ -11545,6 +13347,7 @@
                 <w:rFonts w:ascii="CordiaUPC" w:hAnsi="CordiaUPC" w:cs="CordiaUPC"/>
               </w:rPr>
             </w:pPr>
+            <w:proofErr w:type="spellStart"/>
             <w:r>
               <w:rPr>
                 <w:rFonts w:ascii="CordiaUPC" w:hAnsi="CordiaUPC" w:cs="CordiaUPC"/>
@@ -11552,6 +13355,7 @@
               </w:rPr>
               <w:t>อัตโนมัติ</w:t>
             </w:r>
+            <w:proofErr w:type="spellEnd"/>
           </w:p>
         </w:tc>
         <w:tc>
@@ -11636,12 +13440,53 @@
                 <w:rFonts w:ascii="CordiaUPC" w:hAnsi="CordiaUPC" w:cs="CordiaUPC"/>
               </w:rPr>
             </w:pPr>
-            <w:r>
-              <w:rPr>
-                <w:rFonts w:ascii="CordiaUPC" w:hAnsi="CordiaUPC" w:cs="CordiaUPC"/>
-                <w:szCs w:val="24"/>
-              </w:rPr>
-              <w:t>ฝั่งบัญชี (สวิตช์เปิด/ปิด)</w:t>
+            <w:proofErr w:type="spellStart"/>
+            <w:r>
+              <w:rPr>
+                <w:rFonts w:ascii="CordiaUPC" w:hAnsi="CordiaUPC" w:cs="CordiaUPC"/>
+                <w:szCs w:val="24"/>
+              </w:rPr>
+              <w:t>ฝั่งบัญชี</w:t>
+            </w:r>
+            <w:proofErr w:type="spellEnd"/>
+            <w:r>
+              <w:rPr>
+                <w:rFonts w:ascii="CordiaUPC" w:hAnsi="CordiaUPC" w:cs="CordiaUPC"/>
+                <w:szCs w:val="24"/>
+              </w:rPr>
+              <w:t xml:space="preserve"> (</w:t>
+            </w:r>
+            <w:proofErr w:type="spellStart"/>
+            <w:r>
+              <w:rPr>
+                <w:rFonts w:ascii="CordiaUPC" w:hAnsi="CordiaUPC" w:cs="CordiaUPC"/>
+                <w:szCs w:val="24"/>
+              </w:rPr>
+              <w:t>สวิตช์เปิด</w:t>
+            </w:r>
+            <w:proofErr w:type="spellEnd"/>
+            <w:r>
+              <w:rPr>
+                <w:rFonts w:ascii="CordiaUPC" w:hAnsi="CordiaUPC" w:cs="CordiaUPC"/>
+                <w:szCs w:val="24"/>
+              </w:rPr>
+              <w:t>/</w:t>
+            </w:r>
+            <w:proofErr w:type="spellStart"/>
+            <w:r>
+              <w:rPr>
+                <w:rFonts w:ascii="CordiaUPC" w:hAnsi="CordiaUPC" w:cs="CordiaUPC"/>
+                <w:szCs w:val="24"/>
+              </w:rPr>
+              <w:t>ปิด</w:t>
+            </w:r>
+            <w:proofErr w:type="spellEnd"/>
+            <w:r>
+              <w:rPr>
+                <w:rFonts w:ascii="CordiaUPC" w:hAnsi="CordiaUPC" w:cs="CordiaUPC"/>
+                <w:szCs w:val="24"/>
+              </w:rPr>
+              <w:t>)</w:t>
             </w:r>
           </w:p>
         </w:tc>
@@ -11664,12 +13509,21 @@
                 <w:rFonts w:ascii="CordiaUPC" w:hAnsi="CordiaUPC" w:cs="CordiaUPC"/>
               </w:rPr>
             </w:pPr>
-            <w:r>
-              <w:rPr>
-                <w:rFonts w:ascii="CordiaUPC" w:hAnsi="CordiaUPC" w:cs="CordiaUPC"/>
-                <w:szCs w:val="24"/>
-              </w:rPr>
-              <w:t>เลือก 5 / 6</w:t>
+            <w:proofErr w:type="spellStart"/>
+            <w:r>
+              <w:rPr>
+                <w:rFonts w:ascii="CordiaUPC" w:hAnsi="CordiaUPC" w:cs="CordiaUPC"/>
+                <w:szCs w:val="24"/>
+              </w:rPr>
+              <w:t>เลือก</w:t>
+            </w:r>
+            <w:proofErr w:type="spellEnd"/>
+            <w:r>
+              <w:rPr>
+                <w:rFonts w:ascii="CordiaUPC" w:hAnsi="CordiaUPC" w:cs="CordiaUPC"/>
+                <w:szCs w:val="24"/>
+              </w:rPr>
+              <w:t xml:space="preserve"> 5 / 6</w:t>
             </w:r>
           </w:p>
         </w:tc>
@@ -11812,6 +13666,7 @@
                 <w:rFonts w:ascii="CordiaUPC" w:hAnsi="CordiaUPC" w:cs="CordiaUPC"/>
               </w:rPr>
             </w:pPr>
+            <w:proofErr w:type="spellStart"/>
             <w:r>
               <w:rPr>
                 <w:rFonts w:ascii="CordiaUPC" w:hAnsi="CordiaUPC" w:cs="CordiaUPC"/>
@@ -11819,6 +13674,7 @@
               </w:rPr>
               <w:t>เลือกเดือนเดินทาง</w:t>
             </w:r>
+            <w:proofErr w:type="spellEnd"/>
           </w:p>
         </w:tc>
         <w:tc>
@@ -11927,13 +13783,31 @@
                 <w:rFonts w:ascii="CordiaUPC" w:hAnsi="CordiaUPC" w:cs="CordiaUPC"/>
               </w:rPr>
             </w:pPr>
-            <w:r>
-              <w:rPr>
-                <w:rFonts w:ascii="CordiaUPC" w:hAnsi="CordiaUPC" w:cs="CordiaUPC"/>
-                <w:szCs w:val="24"/>
-              </w:rPr>
-              <w:t>รหัสบัญชี (GL) ของเบี้ยเลี้ยง</w:t>
-            </w:r>
+            <w:proofErr w:type="spellStart"/>
+            <w:r>
+              <w:rPr>
+                <w:rFonts w:ascii="CordiaUPC" w:hAnsi="CordiaUPC" w:cs="CordiaUPC"/>
+                <w:szCs w:val="24"/>
+              </w:rPr>
+              <w:t>รหัสบัญชี</w:t>
+            </w:r>
+            <w:proofErr w:type="spellEnd"/>
+            <w:r>
+              <w:rPr>
+                <w:rFonts w:ascii="CordiaUPC" w:hAnsi="CordiaUPC" w:cs="CordiaUPC"/>
+                <w:szCs w:val="24"/>
+              </w:rPr>
+              <w:t xml:space="preserve"> (GL) </w:t>
+            </w:r>
+            <w:proofErr w:type="spellStart"/>
+            <w:r>
+              <w:rPr>
+                <w:rFonts w:ascii="CordiaUPC" w:hAnsi="CordiaUPC" w:cs="CordiaUPC"/>
+                <w:szCs w:val="24"/>
+              </w:rPr>
+              <w:t>ของเบี้ยเลี้ยง</w:t>
+            </w:r>
+            <w:proofErr w:type="spellEnd"/>
           </w:p>
         </w:tc>
         <w:tc>
@@ -11954,6 +13828,7 @@
                 <w:rFonts w:ascii="CordiaUPC" w:hAnsi="CordiaUPC" w:cs="CordiaUPC"/>
               </w:rPr>
             </w:pPr>
+            <w:proofErr w:type="spellStart"/>
             <w:r>
               <w:rPr>
                 <w:rFonts w:ascii="CordiaUPC" w:hAnsi="CordiaUPC" w:cs="CordiaUPC"/>
@@ -11961,6 +13836,7 @@
               </w:rPr>
               <w:t>อัตโนมัติ</w:t>
             </w:r>
+            <w:proofErr w:type="spellEnd"/>
           </w:p>
         </w:tc>
         <w:tc>
@@ -12086,13 +13962,31 @@
                 <w:rFonts w:ascii="CordiaUPC" w:hAnsi="CordiaUPC" w:cs="CordiaUPC"/>
               </w:rPr>
             </w:pPr>
-            <w:r>
-              <w:rPr>
-                <w:rFonts w:ascii="CordiaUPC" w:hAnsi="CordiaUPC" w:cs="CordiaUPC"/>
-                <w:szCs w:val="24"/>
-              </w:rPr>
-              <w:t>ยอดเบี้ยเลี้ยง/ทริป</w:t>
-            </w:r>
+            <w:proofErr w:type="spellStart"/>
+            <w:r>
+              <w:rPr>
+                <w:rFonts w:ascii="CordiaUPC" w:hAnsi="CordiaUPC" w:cs="CordiaUPC"/>
+                <w:szCs w:val="24"/>
+              </w:rPr>
+              <w:t>ยอดเบี้ยเลี้ยง</w:t>
+            </w:r>
+            <w:proofErr w:type="spellEnd"/>
+            <w:r>
+              <w:rPr>
+                <w:rFonts w:ascii="CordiaUPC" w:hAnsi="CordiaUPC" w:cs="CordiaUPC"/>
+                <w:szCs w:val="24"/>
+              </w:rPr>
+              <w:t>/</w:t>
+            </w:r>
+            <w:proofErr w:type="spellStart"/>
+            <w:r>
+              <w:rPr>
+                <w:rFonts w:ascii="CordiaUPC" w:hAnsi="CordiaUPC" w:cs="CordiaUPC"/>
+                <w:szCs w:val="24"/>
+              </w:rPr>
+              <w:t>ทริป</w:t>
+            </w:r>
+            <w:proofErr w:type="spellEnd"/>
           </w:p>
         </w:tc>
         <w:tc>
@@ -12401,6 +14295,7 @@
           <w:szCs w:val="24"/>
         </w:rPr>
       </w:pPr>
+      <w:proofErr w:type="spellStart"/>
       <w:r>
         <w:rPr>
           <w:rFonts w:ascii="CordiaUPC" w:hAnsi="CordiaUPC" w:cs="CordiaUPC"/>
@@ -12411,6 +14306,7 @@
         </w:rPr>
         <w:t>เบี้ยเลี้ยงคำนวณใหม่ทุกครั้งที่เปิดหน้า</w:t>
       </w:r>
+      <w:proofErr w:type="spellEnd"/>
     </w:p>
     <w:p>
       <w:pPr>
@@ -12761,6 +14657,7 @@
                 <w:szCs w:val="24"/>
               </w:rPr>
             </w:pPr>
+            <w:proofErr w:type="spellStart"/>
             <w:r>
               <w:rPr>
                 <w:rFonts w:ascii="CordiaUPC" w:hAnsi="CordiaUPC" w:cs="CordiaUPC"/>
@@ -12769,6 +14666,7 @@
               </w:rPr>
               <w:t>ตำแหน่ง</w:t>
             </w:r>
+            <w:proofErr w:type="spellEnd"/>
           </w:p>
         </w:tc>
         <w:tc>
@@ -12791,14 +14689,34 @@
                 <w:szCs w:val="24"/>
               </w:rPr>
             </w:pPr>
+            <w:proofErr w:type="spellStart"/>
             <w:r>
               <w:rPr>
                 <w:rFonts w:ascii="CordiaUPC" w:hAnsi="CordiaUPC" w:cs="CordiaUPC"/>
                 <w:color w:val="000000" w:themeColor="text1"/>
                 <w:szCs w:val="24"/>
               </w:rPr>
-              <w:t>ในประเทศ ฿/วัน</w:t>
-            </w:r>
+              <w:t>ในประเทศ</w:t>
+            </w:r>
+            <w:proofErr w:type="spellEnd"/>
+            <w:r>
+              <w:rPr>
+                <w:rFonts w:ascii="CordiaUPC" w:hAnsi="CordiaUPC" w:cs="CordiaUPC"/>
+                <w:color w:val="000000" w:themeColor="text1"/>
+                <w:szCs w:val="24"/>
+              </w:rPr>
+              <w:t xml:space="preserve"> ฿/</w:t>
+            </w:r>
+            <w:proofErr w:type="spellStart"/>
+            <w:r>
+              <w:rPr>
+                <w:rFonts w:ascii="CordiaUPC" w:hAnsi="CordiaUPC" w:cs="CordiaUPC"/>
+                <w:color w:val="000000" w:themeColor="text1"/>
+                <w:szCs w:val="24"/>
+              </w:rPr>
+              <w:t>วัน</w:t>
+            </w:r>
+            <w:proofErr w:type="spellEnd"/>
           </w:p>
         </w:tc>
         <w:tc>
@@ -12821,14 +14739,34 @@
                 <w:szCs w:val="24"/>
               </w:rPr>
             </w:pPr>
+            <w:proofErr w:type="spellStart"/>
             <w:r>
               <w:rPr>
                 <w:rFonts w:ascii="CordiaUPC" w:hAnsi="CordiaUPC" w:cs="CordiaUPC"/>
                 <w:color w:val="000000" w:themeColor="text1"/>
                 <w:szCs w:val="24"/>
               </w:rPr>
-              <w:t>กลุ่ม 2 Asian $/วัน</w:t>
-            </w:r>
+              <w:t>กลุ่ม</w:t>
+            </w:r>
+            <w:proofErr w:type="spellEnd"/>
+            <w:r>
+              <w:rPr>
+                <w:rFonts w:ascii="CordiaUPC" w:hAnsi="CordiaUPC" w:cs="CordiaUPC"/>
+                <w:color w:val="000000" w:themeColor="text1"/>
+                <w:szCs w:val="24"/>
+              </w:rPr>
+              <w:t xml:space="preserve"> 2 Asian $/</w:t>
+            </w:r>
+            <w:proofErr w:type="spellStart"/>
+            <w:r>
+              <w:rPr>
+                <w:rFonts w:ascii="CordiaUPC" w:hAnsi="CordiaUPC" w:cs="CordiaUPC"/>
+                <w:color w:val="000000" w:themeColor="text1"/>
+                <w:szCs w:val="24"/>
+              </w:rPr>
+              <w:t>วัน</w:t>
+            </w:r>
+            <w:proofErr w:type="spellEnd"/>
           </w:p>
         </w:tc>
         <w:tc>
@@ -12851,14 +14789,34 @@
                 <w:szCs w:val="24"/>
               </w:rPr>
             </w:pPr>
+            <w:proofErr w:type="spellStart"/>
             <w:r>
               <w:rPr>
                 <w:rFonts w:ascii="CordiaUPC" w:hAnsi="CordiaUPC" w:cs="CordiaUPC"/>
                 <w:color w:val="000000" w:themeColor="text1"/>
                 <w:szCs w:val="24"/>
               </w:rPr>
-              <w:t>กลุ่ม 3 Other $/วัน</w:t>
-            </w:r>
+              <w:t>กลุ่ม</w:t>
+            </w:r>
+            <w:proofErr w:type="spellEnd"/>
+            <w:r>
+              <w:rPr>
+                <w:rFonts w:ascii="CordiaUPC" w:hAnsi="CordiaUPC" w:cs="CordiaUPC"/>
+                <w:color w:val="000000" w:themeColor="text1"/>
+                <w:szCs w:val="24"/>
+              </w:rPr>
+              <w:t xml:space="preserve"> 3 Other $/</w:t>
+            </w:r>
+            <w:proofErr w:type="spellStart"/>
+            <w:r>
+              <w:rPr>
+                <w:rFonts w:ascii="CordiaUPC" w:hAnsi="CordiaUPC" w:cs="CordiaUPC"/>
+                <w:color w:val="000000" w:themeColor="text1"/>
+                <w:szCs w:val="24"/>
+              </w:rPr>
+              <w:t>วัน</w:t>
+            </w:r>
+            <w:proofErr w:type="spellEnd"/>
           </w:p>
         </w:tc>
       </w:tr>
@@ -12916,7 +14874,23 @@
                 <w:rFonts w:ascii="CordiaUPC" w:hAnsi="CordiaUPC" w:cs="CordiaUPC"/>
                 <w:szCs w:val="24"/>
               </w:rPr>
-              <w:t>: (ไม่มีอัตรา)</w:t>
+              <w:t>: (</w:t>
+            </w:r>
+            <w:proofErr w:type="spellStart"/>
+            <w:r>
+              <w:rPr>
+                <w:rFonts w:ascii="CordiaUPC" w:hAnsi="CordiaUPC" w:cs="CordiaUPC"/>
+                <w:szCs w:val="24"/>
+              </w:rPr>
+              <w:t>ไม่มีอัตรา</w:t>
+            </w:r>
+            <w:proofErr w:type="spellEnd"/>
+            <w:r>
+              <w:rPr>
+                <w:rFonts w:ascii="CordiaUPC" w:hAnsi="CordiaUPC" w:cs="CordiaUPC"/>
+                <w:szCs w:val="24"/>
+              </w:rPr>
+              <w:t>)</w:t>
             </w:r>
           </w:p>
         </w:tc>
@@ -13031,7 +15005,23 @@
                 <w:rFonts w:ascii="CordiaUPC" w:hAnsi="CordiaUPC" w:cs="CordiaUPC"/>
                 <w:szCs w:val="24"/>
               </w:rPr>
-              <w:t>: (ไม่มีอัตรา)</w:t>
+              <w:t>: (</w:t>
+            </w:r>
+            <w:proofErr w:type="spellStart"/>
+            <w:r>
+              <w:rPr>
+                <w:rFonts w:ascii="CordiaUPC" w:hAnsi="CordiaUPC" w:cs="CordiaUPC"/>
+                <w:szCs w:val="24"/>
+              </w:rPr>
+              <w:t>ไม่มีอัตรา</w:t>
+            </w:r>
+            <w:proofErr w:type="spellEnd"/>
+            <w:r>
+              <w:rPr>
+                <w:rFonts w:ascii="CordiaUPC" w:hAnsi="CordiaUPC" w:cs="CordiaUPC"/>
+                <w:szCs w:val="24"/>
+              </w:rPr>
+              <w:t>)</w:t>
             </w:r>
           </w:p>
         </w:tc>
@@ -13562,6 +15552,7 @@
           <w:szCs w:val="24"/>
         </w:rPr>
       </w:pPr>
+      <w:proofErr w:type="spellStart"/>
       <w:r>
         <w:rPr>
           <w:rFonts w:ascii="CordiaUPC" w:hAnsi="CordiaUPC" w:cs="CordiaUPC"/>
@@ -13573,6 +15564,7 @@
         <w:lastRenderedPageBreak/>
         <w:t>กลุ่มประเทศ</w:t>
       </w:r>
+      <w:proofErr w:type="spellEnd"/>
     </w:p>
     <w:p>
       <w:pPr>
@@ -13979,6 +15971,7 @@
                 <w:szCs w:val="24"/>
               </w:rPr>
             </w:pPr>
+            <w:proofErr w:type="spellStart"/>
             <w:r>
               <w:rPr>
                 <w:rFonts w:ascii="CordiaUPC" w:hAnsi="CordiaUPC" w:cs="CordiaUPC"/>
@@ -13987,6 +15980,7 @@
               </w:rPr>
               <w:t>สัญลักษณ์</w:t>
             </w:r>
+            <w:proofErr w:type="spellEnd"/>
           </w:p>
         </w:tc>
         <w:tc>
@@ -14009,6 +16003,7 @@
                 <w:szCs w:val="24"/>
               </w:rPr>
             </w:pPr>
+            <w:proofErr w:type="spellStart"/>
             <w:r>
               <w:rPr>
                 <w:rFonts w:ascii="CordiaUPC" w:hAnsi="CordiaUPC" w:cs="CordiaUPC"/>
@@ -14016,6 +16011,7 @@
               </w:rPr>
               <w:t>องค์ประกอบ</w:t>
             </w:r>
+            <w:proofErr w:type="spellEnd"/>
           </w:p>
         </w:tc>
         <w:tc>
@@ -14038,6 +16034,7 @@
                 <w:szCs w:val="24"/>
               </w:rPr>
             </w:pPr>
+            <w:proofErr w:type="spellStart"/>
             <w:r>
               <w:rPr>
                 <w:rFonts w:ascii="CordiaUPC" w:hAnsi="CordiaUPC" w:cs="CordiaUPC"/>
@@ -14046,6 +16043,7 @@
               </w:rPr>
               <w:t>ชนิด</w:t>
             </w:r>
+            <w:proofErr w:type="spellEnd"/>
           </w:p>
         </w:tc>
         <w:tc>
@@ -14068,14 +16066,34 @@
                 <w:szCs w:val="24"/>
               </w:rPr>
             </w:pPr>
+            <w:proofErr w:type="spellStart"/>
             <w:r>
               <w:rPr>
                 <w:rFonts w:ascii="CordiaUPC" w:hAnsi="CordiaUPC" w:cs="CordiaUPC"/>
                 <w:color w:val="000000" w:themeColor="text1"/>
                 <w:szCs w:val="24"/>
               </w:rPr>
-              <w:t>การทำงาน / เงื่อนไข</w:t>
-            </w:r>
+              <w:t>การทำงาน</w:t>
+            </w:r>
+            <w:proofErr w:type="spellEnd"/>
+            <w:r>
+              <w:rPr>
+                <w:rFonts w:ascii="CordiaUPC" w:hAnsi="CordiaUPC" w:cs="CordiaUPC"/>
+                <w:color w:val="000000" w:themeColor="text1"/>
+                <w:szCs w:val="24"/>
+              </w:rPr>
+              <w:t xml:space="preserve"> / </w:t>
+            </w:r>
+            <w:proofErr w:type="spellStart"/>
+            <w:r>
+              <w:rPr>
+                <w:rFonts w:ascii="CordiaUPC" w:hAnsi="CordiaUPC" w:cs="CordiaUPC"/>
+                <w:color w:val="000000" w:themeColor="text1"/>
+                <w:szCs w:val="24"/>
+              </w:rPr>
+              <w:t>เงื่อนไข</w:t>
+            </w:r>
+            <w:proofErr w:type="spellEnd"/>
           </w:p>
         </w:tc>
       </w:tr>
@@ -14129,12 +16147,53 @@
                 <w:rFonts w:ascii="CordiaUPC" w:hAnsi="CordiaUPC" w:cs="CordiaUPC"/>
               </w:rPr>
             </w:pPr>
-            <w:r>
-              <w:rPr>
-                <w:rFonts w:ascii="CordiaUPC" w:hAnsi="CordiaUPC" w:cs="CordiaUPC"/>
-                <w:szCs w:val="24"/>
-              </w:rPr>
-              <w:t>ยอดรวม/ทริป (ประเภท manual)</w:t>
+            <w:proofErr w:type="spellStart"/>
+            <w:r>
+              <w:rPr>
+                <w:rFonts w:ascii="CordiaUPC" w:hAnsi="CordiaUPC" w:cs="CordiaUPC"/>
+                <w:szCs w:val="24"/>
+              </w:rPr>
+              <w:t>ยอดรวม</w:t>
+            </w:r>
+            <w:proofErr w:type="spellEnd"/>
+            <w:r>
+              <w:rPr>
+                <w:rFonts w:ascii="CordiaUPC" w:hAnsi="CordiaUPC" w:cs="CordiaUPC"/>
+                <w:szCs w:val="24"/>
+              </w:rPr>
+              <w:t>/</w:t>
+            </w:r>
+            <w:proofErr w:type="spellStart"/>
+            <w:r>
+              <w:rPr>
+                <w:rFonts w:ascii="CordiaUPC" w:hAnsi="CordiaUPC" w:cs="CordiaUPC"/>
+                <w:szCs w:val="24"/>
+              </w:rPr>
+              <w:t>ทริป</w:t>
+            </w:r>
+            <w:proofErr w:type="spellEnd"/>
+            <w:r>
+              <w:rPr>
+                <w:rFonts w:ascii="CordiaUPC" w:hAnsi="CordiaUPC" w:cs="CordiaUPC"/>
+                <w:szCs w:val="24"/>
+              </w:rPr>
+              <w:t xml:space="preserve"> (</w:t>
+            </w:r>
+            <w:proofErr w:type="spellStart"/>
+            <w:r>
+              <w:rPr>
+                <w:rFonts w:ascii="CordiaUPC" w:hAnsi="CordiaUPC" w:cs="CordiaUPC"/>
+                <w:szCs w:val="24"/>
+              </w:rPr>
+              <w:t>ประเภท</w:t>
+            </w:r>
+            <w:proofErr w:type="spellEnd"/>
+            <w:r>
+              <w:rPr>
+                <w:rFonts w:ascii="CordiaUPC" w:hAnsi="CordiaUPC" w:cs="CordiaUPC"/>
+                <w:szCs w:val="24"/>
+              </w:rPr>
+              <w:t xml:space="preserve"> manual)</w:t>
             </w:r>
           </w:p>
         </w:tc>
@@ -14156,12 +16215,37 @@
                 <w:rFonts w:ascii="CordiaUPC" w:hAnsi="CordiaUPC" w:cs="CordiaUPC"/>
               </w:rPr>
             </w:pPr>
-            <w:r>
-              <w:rPr>
-                <w:rFonts w:ascii="CordiaUPC" w:hAnsi="CordiaUPC" w:cs="CordiaUPC"/>
-                <w:szCs w:val="24"/>
-              </w:rPr>
-              <w:t>กรอกเอง (ตัวเลข)</w:t>
+            <w:proofErr w:type="spellStart"/>
+            <w:r>
+              <w:rPr>
+                <w:rFonts w:ascii="CordiaUPC" w:hAnsi="CordiaUPC" w:cs="CordiaUPC"/>
+                <w:szCs w:val="24"/>
+              </w:rPr>
+              <w:t>กรอกเอง</w:t>
+            </w:r>
+            <w:proofErr w:type="spellEnd"/>
+            <w:r>
+              <w:rPr>
+                <w:rFonts w:ascii="CordiaUPC" w:hAnsi="CordiaUPC" w:cs="CordiaUPC"/>
+                <w:szCs w:val="24"/>
+              </w:rPr>
+              <w:t xml:space="preserve"> (</w:t>
+            </w:r>
+            <w:proofErr w:type="spellStart"/>
+            <w:r>
+              <w:rPr>
+                <w:rFonts w:ascii="CordiaUPC" w:hAnsi="CordiaUPC" w:cs="CordiaUPC"/>
+                <w:szCs w:val="24"/>
+              </w:rPr>
+              <w:t>ตัวเลข</w:t>
+            </w:r>
+            <w:proofErr w:type="spellEnd"/>
+            <w:r>
+              <w:rPr>
+                <w:rFonts w:ascii="CordiaUPC" w:hAnsi="CordiaUPC" w:cs="CordiaUPC"/>
+                <w:szCs w:val="24"/>
+              </w:rPr>
+              <w:t>)</w:t>
             </w:r>
           </w:p>
         </w:tc>
@@ -14261,12 +16345,37 @@
                 <w:rFonts w:ascii="CordiaUPC" w:hAnsi="CordiaUPC" w:cs="CordiaUPC"/>
               </w:rPr>
             </w:pPr>
-            <w:r>
-              <w:rPr>
-                <w:rFonts w:ascii="CordiaUPC" w:hAnsi="CordiaUPC" w:cs="CordiaUPC"/>
-                <w:szCs w:val="24"/>
-              </w:rPr>
-              <w:t>ยอดรายเดือน (เดือนที่เลือก)</w:t>
+            <w:proofErr w:type="spellStart"/>
+            <w:r>
+              <w:rPr>
+                <w:rFonts w:ascii="CordiaUPC" w:hAnsi="CordiaUPC" w:cs="CordiaUPC"/>
+                <w:szCs w:val="24"/>
+              </w:rPr>
+              <w:t>ยอดรายเดือน</w:t>
+            </w:r>
+            <w:proofErr w:type="spellEnd"/>
+            <w:r>
+              <w:rPr>
+                <w:rFonts w:ascii="CordiaUPC" w:hAnsi="CordiaUPC" w:cs="CordiaUPC"/>
+                <w:szCs w:val="24"/>
+              </w:rPr>
+              <w:t xml:space="preserve"> (</w:t>
+            </w:r>
+            <w:proofErr w:type="spellStart"/>
+            <w:r>
+              <w:rPr>
+                <w:rFonts w:ascii="CordiaUPC" w:hAnsi="CordiaUPC" w:cs="CordiaUPC"/>
+                <w:szCs w:val="24"/>
+              </w:rPr>
+              <w:t>เดือนที่เลือก</w:t>
+            </w:r>
+            <w:proofErr w:type="spellEnd"/>
+            <w:r>
+              <w:rPr>
+                <w:rFonts w:ascii="CordiaUPC" w:hAnsi="CordiaUPC" w:cs="CordiaUPC"/>
+                <w:szCs w:val="24"/>
+              </w:rPr>
+              <w:t>)</w:t>
             </w:r>
           </w:p>
         </w:tc>
@@ -14379,6 +16488,7 @@
                 <w:rFonts w:ascii="CordiaUPC" w:hAnsi="CordiaUPC" w:cs="CordiaUPC"/>
               </w:rPr>
             </w:pPr>
+            <w:proofErr w:type="spellStart"/>
             <w:r>
               <w:rPr>
                 <w:rFonts w:ascii="CordiaUPC" w:hAnsi="CordiaUPC" w:cs="CordiaUPC"/>
@@ -14386,6 +16496,7 @@
               </w:rPr>
               <w:t>เดือนที่ไม่เลือก</w:t>
             </w:r>
+            <w:proofErr w:type="spellEnd"/>
           </w:p>
         </w:tc>
         <w:tc>
@@ -14505,12 +16616,37 @@
                 <w:rFonts w:ascii="CordiaUPC" w:hAnsi="CordiaUPC" w:cs="CordiaUPC"/>
               </w:rPr>
             </w:pPr>
-            <w:r>
-              <w:rPr>
-                <w:rFonts w:ascii="CordiaUPC" w:hAnsi="CordiaUPC" w:cs="CordiaUPC"/>
-                <w:szCs w:val="24"/>
-              </w:rPr>
-              <w:t>แถบสรุปการลงบัญชี (ท้ายหน้าต่าง)</w:t>
+            <w:proofErr w:type="spellStart"/>
+            <w:r>
+              <w:rPr>
+                <w:rFonts w:ascii="CordiaUPC" w:hAnsi="CordiaUPC" w:cs="CordiaUPC"/>
+                <w:szCs w:val="24"/>
+              </w:rPr>
+              <w:t>แถบสรุปการลงบัญชี</w:t>
+            </w:r>
+            <w:proofErr w:type="spellEnd"/>
+            <w:r>
+              <w:rPr>
+                <w:rFonts w:ascii="CordiaUPC" w:hAnsi="CordiaUPC" w:cs="CordiaUPC"/>
+                <w:szCs w:val="24"/>
+              </w:rPr>
+              <w:t xml:space="preserve"> (</w:t>
+            </w:r>
+            <w:proofErr w:type="spellStart"/>
+            <w:r>
+              <w:rPr>
+                <w:rFonts w:ascii="CordiaUPC" w:hAnsi="CordiaUPC" w:cs="CordiaUPC"/>
+                <w:szCs w:val="24"/>
+              </w:rPr>
+              <w:t>ท้ายหน้าต่าง</w:t>
+            </w:r>
+            <w:proofErr w:type="spellEnd"/>
+            <w:r>
+              <w:rPr>
+                <w:rFonts w:ascii="CordiaUPC" w:hAnsi="CordiaUPC" w:cs="CordiaUPC"/>
+                <w:szCs w:val="24"/>
+              </w:rPr>
+              <w:t>)</w:t>
             </w:r>
           </w:p>
         </w:tc>
@@ -14533,6 +16669,7 @@
                 <w:rFonts w:ascii="CordiaUPC" w:hAnsi="CordiaUPC" w:cs="CordiaUPC"/>
               </w:rPr>
             </w:pPr>
+            <w:proofErr w:type="spellStart"/>
             <w:r>
               <w:rPr>
                 <w:rFonts w:ascii="CordiaUPC" w:hAnsi="CordiaUPC" w:cs="CordiaUPC"/>
@@ -14540,6 +16677,7 @@
               </w:rPr>
               <w:t>อัตโนมัติ</w:t>
             </w:r>
+            <w:proofErr w:type="spellEnd"/>
           </w:p>
         </w:tc>
         <w:tc>
@@ -15108,6 +17246,7 @@
         </w:rPr>
         <w:t xml:space="preserve">: </w:t>
       </w:r>
+      <w:proofErr w:type="spellStart"/>
       <w:r>
         <w:rPr>
           <w:rFonts w:ascii="CordiaUPC" w:hAnsi="CordiaUPC" w:cs="CordiaUPC"/>
@@ -15117,7 +17256,115 @@
           <w:iCs/>
           <w:szCs w:val="24"/>
         </w:rPr>
-        <w:t>ตัวอย่าง ผู้กรอก (สุชัญญา) เปิด Trip Manager หลังฝ่ายถูกส่งเข้าอนุมัติ (PENDING_APPROVER1)</w:t>
+        <w:t>ตัวอย่าง</w:t>
+      </w:r>
+      <w:proofErr w:type="spellEnd"/>
+      <w:r>
+        <w:rPr>
+          <w:rFonts w:ascii="CordiaUPC" w:hAnsi="CordiaUPC" w:cs="CordiaUPC"/>
+          <w:b/>
+          <w:bCs/>
+          <w:i/>
+          <w:iCs/>
+          <w:szCs w:val="24"/>
+        </w:rPr>
+        <w:t xml:space="preserve"> </w:t>
+      </w:r>
+      <w:proofErr w:type="spellStart"/>
+      <w:r>
+        <w:rPr>
+          <w:rFonts w:ascii="CordiaUPC" w:hAnsi="CordiaUPC" w:cs="CordiaUPC"/>
+          <w:b/>
+          <w:bCs/>
+          <w:i/>
+          <w:iCs/>
+          <w:szCs w:val="24"/>
+        </w:rPr>
+        <w:t>ผู้กรอก</w:t>
+      </w:r>
+      <w:proofErr w:type="spellEnd"/>
+      <w:r>
+        <w:rPr>
+          <w:rFonts w:ascii="CordiaUPC" w:hAnsi="CordiaUPC" w:cs="CordiaUPC"/>
+          <w:b/>
+          <w:bCs/>
+          <w:i/>
+          <w:iCs/>
+          <w:szCs w:val="24"/>
+        </w:rPr>
+        <w:t xml:space="preserve"> (</w:t>
+      </w:r>
+      <w:proofErr w:type="spellStart"/>
+      <w:r>
+        <w:rPr>
+          <w:rFonts w:ascii="CordiaUPC" w:hAnsi="CordiaUPC" w:cs="CordiaUPC"/>
+          <w:b/>
+          <w:bCs/>
+          <w:i/>
+          <w:iCs/>
+          <w:szCs w:val="24"/>
+        </w:rPr>
+        <w:t>สุชัญญา</w:t>
+      </w:r>
+      <w:proofErr w:type="spellEnd"/>
+      <w:r>
+        <w:rPr>
+          <w:rFonts w:ascii="CordiaUPC" w:hAnsi="CordiaUPC" w:cs="CordiaUPC"/>
+          <w:b/>
+          <w:bCs/>
+          <w:i/>
+          <w:iCs/>
+          <w:szCs w:val="24"/>
+        </w:rPr>
+        <w:t xml:space="preserve">) </w:t>
+      </w:r>
+      <w:proofErr w:type="spellStart"/>
+      <w:r>
+        <w:rPr>
+          <w:rFonts w:ascii="CordiaUPC" w:hAnsi="CordiaUPC" w:cs="CordiaUPC"/>
+          <w:b/>
+          <w:bCs/>
+          <w:i/>
+          <w:iCs/>
+          <w:szCs w:val="24"/>
+        </w:rPr>
+        <w:t>เปิด</w:t>
+      </w:r>
+      <w:proofErr w:type="spellEnd"/>
+      <w:r>
+        <w:rPr>
+          <w:rFonts w:ascii="CordiaUPC" w:hAnsi="CordiaUPC" w:cs="CordiaUPC"/>
+          <w:b/>
+          <w:bCs/>
+          <w:i/>
+          <w:iCs/>
+          <w:szCs w:val="24"/>
+        </w:rPr>
+        <w:t xml:space="preserve"> Trip Manager </w:t>
+      </w:r>
+      <w:proofErr w:type="spellStart"/>
+      <w:r>
+        <w:rPr>
+          <w:rFonts w:ascii="CordiaUPC" w:hAnsi="CordiaUPC" w:cs="CordiaUPC"/>
+          <w:b/>
+          <w:bCs/>
+          <w:i/>
+          <w:iCs/>
+          <w:szCs w:val="24"/>
+        </w:rPr>
+        <w:t>หลังฝ่ายถูกส่งเข้าอนุมัติ</w:t>
+      </w:r>
+      <w:proofErr w:type="spellEnd"/>
+      <w:r>
+        <w:rPr>
+          <w:rFonts w:ascii="CordiaUPC" w:hAnsi="CordiaUPC" w:cs="CordiaUPC"/>
+          <w:b/>
+          <w:bCs/>
+          <w:i/>
+          <w:iCs/>
+          <w:szCs w:val="24"/>
+        </w:rPr>
+        <w:t xml:space="preserve"> (PENDING_APPROVER1)</w:t>
       </w:r>
     </w:p>
     <w:p>
@@ -15222,6 +17469,7 @@
                 <w:szCs w:val="24"/>
               </w:rPr>
             </w:pPr>
+            <w:proofErr w:type="spellStart"/>
             <w:r>
               <w:rPr>
                 <w:rFonts w:ascii="CordiaUPC" w:hAnsi="CordiaUPC" w:cs="CordiaUPC"/>
@@ -15230,6 +17478,7 @@
               </w:rPr>
               <w:t>สัญลักษณ์</w:t>
             </w:r>
+            <w:proofErr w:type="spellEnd"/>
           </w:p>
         </w:tc>
         <w:tc>
@@ -15252,6 +17501,7 @@
                 <w:szCs w:val="24"/>
               </w:rPr>
             </w:pPr>
+            <w:proofErr w:type="spellStart"/>
             <w:r>
               <w:rPr>
                 <w:rFonts w:ascii="CordiaUPC" w:hAnsi="CordiaUPC" w:cs="CordiaUPC"/>
@@ -15260,6 +17510,7 @@
               </w:rPr>
               <w:t>องค์ประกอบ</w:t>
             </w:r>
+            <w:proofErr w:type="spellEnd"/>
           </w:p>
         </w:tc>
         <w:tc>
@@ -15282,6 +17533,7 @@
                 <w:szCs w:val="24"/>
               </w:rPr>
             </w:pPr>
+            <w:proofErr w:type="spellStart"/>
             <w:r>
               <w:rPr>
                 <w:rFonts w:ascii="CordiaUPC" w:hAnsi="CordiaUPC" w:cs="CordiaUPC"/>
@@ -15290,6 +17542,7 @@
               </w:rPr>
               <w:t>สถานะ</w:t>
             </w:r>
+            <w:proofErr w:type="spellEnd"/>
           </w:p>
         </w:tc>
         <w:tc>
@@ -15312,14 +17565,34 @@
                 <w:szCs w:val="24"/>
               </w:rPr>
             </w:pPr>
+            <w:proofErr w:type="spellStart"/>
             <w:r>
               <w:rPr>
                 <w:rFonts w:ascii="CordiaUPC" w:hAnsi="CordiaUPC" w:cs="CordiaUPC"/>
                 <w:color w:val="000000" w:themeColor="text1"/>
                 <w:szCs w:val="24"/>
               </w:rPr>
-              <w:t>การทำงาน / เงื่อนไข</w:t>
-            </w:r>
+              <w:t>การทำงาน</w:t>
+            </w:r>
+            <w:proofErr w:type="spellEnd"/>
+            <w:r>
+              <w:rPr>
+                <w:rFonts w:ascii="CordiaUPC" w:hAnsi="CordiaUPC" w:cs="CordiaUPC"/>
+                <w:color w:val="000000" w:themeColor="text1"/>
+                <w:szCs w:val="24"/>
+              </w:rPr>
+              <w:t xml:space="preserve"> / </w:t>
+            </w:r>
+            <w:proofErr w:type="spellStart"/>
+            <w:r>
+              <w:rPr>
+                <w:rFonts w:ascii="CordiaUPC" w:hAnsi="CordiaUPC" w:cs="CordiaUPC"/>
+                <w:color w:val="000000" w:themeColor="text1"/>
+                <w:szCs w:val="24"/>
+              </w:rPr>
+              <w:t>เงื่อนไข</w:t>
+            </w:r>
+            <w:proofErr w:type="spellEnd"/>
           </w:p>
         </w:tc>
       </w:tr>
@@ -15373,12 +17646,21 @@
                 <w:rFonts w:ascii="CordiaUPC" w:hAnsi="CordiaUPC" w:cs="CordiaUPC"/>
               </w:rPr>
             </w:pPr>
-            <w:r>
-              <w:rPr>
-                <w:rFonts w:ascii="CordiaUPC" w:hAnsi="CordiaUPC" w:cs="CordiaUPC"/>
-                <w:szCs w:val="24"/>
-              </w:rPr>
-              <w:t xml:space="preserve">หัวเรื่อง + </w:t>
+            <w:proofErr w:type="spellStart"/>
+            <w:r>
+              <w:rPr>
+                <w:rFonts w:ascii="CordiaUPC" w:hAnsi="CordiaUPC" w:cs="CordiaUPC"/>
+                <w:szCs w:val="24"/>
+              </w:rPr>
+              <w:t>หัวเรื่อง</w:t>
+            </w:r>
+            <w:proofErr w:type="spellEnd"/>
+            <w:r>
+              <w:rPr>
+                <w:rFonts w:ascii="CordiaUPC" w:hAnsi="CordiaUPC" w:cs="CordiaUPC"/>
+                <w:szCs w:val="24"/>
+              </w:rPr>
+              <w:t xml:space="preserve"> + </w:t>
             </w:r>
             <w:r>
               <w:rPr>
@@ -15408,6 +17690,7 @@
                 <w:rFonts w:ascii="CordiaUPC" w:hAnsi="CordiaUPC" w:cs="CordiaUPC"/>
               </w:rPr>
             </w:pPr>
+            <w:proofErr w:type="spellStart"/>
             <w:r>
               <w:rPr>
                 <w:rFonts w:ascii="CordiaUPC" w:hAnsi="CordiaUPC" w:cs="CordiaUPC"/>
@@ -15415,6 +17698,7 @@
               </w:rPr>
               <w:t>อ่านอย่างเดียว</w:t>
             </w:r>
+            <w:proofErr w:type="spellEnd"/>
           </w:p>
         </w:tc>
         <w:tc>
@@ -15595,6 +17879,7 @@
                 <w:rFonts w:ascii="CordiaUPC" w:hAnsi="CordiaUPC" w:cs="CordiaUPC"/>
               </w:rPr>
             </w:pPr>
+            <w:proofErr w:type="spellStart"/>
             <w:r>
               <w:rPr>
                 <w:rFonts w:ascii="CordiaUPC" w:hAnsi="CordiaUPC" w:cs="CordiaUPC"/>
@@ -15602,6 +17887,7 @@
               </w:rPr>
               <w:t>ช่องในการ์ดทริป</w:t>
             </w:r>
+            <w:proofErr w:type="spellEnd"/>
           </w:p>
         </w:tc>
         <w:tc>
@@ -15623,12 +17909,37 @@
                 <w:rFonts w:ascii="CordiaUPC" w:hAnsi="CordiaUPC" w:cs="CordiaUPC"/>
               </w:rPr>
             </w:pPr>
-            <w:r>
-              <w:rPr>
-                <w:rFonts w:ascii="CordiaUPC" w:hAnsi="CordiaUPC" w:cs="CordiaUPC"/>
-                <w:szCs w:val="24"/>
-              </w:rPr>
-              <w:t>ล็อก (กรอกไม่ได้)</w:t>
+            <w:proofErr w:type="spellStart"/>
+            <w:r>
+              <w:rPr>
+                <w:rFonts w:ascii="CordiaUPC" w:hAnsi="CordiaUPC" w:cs="CordiaUPC"/>
+                <w:szCs w:val="24"/>
+              </w:rPr>
+              <w:t>ล็อก</w:t>
+            </w:r>
+            <w:proofErr w:type="spellEnd"/>
+            <w:r>
+              <w:rPr>
+                <w:rFonts w:ascii="CordiaUPC" w:hAnsi="CordiaUPC" w:cs="CordiaUPC"/>
+                <w:szCs w:val="24"/>
+              </w:rPr>
+              <w:t xml:space="preserve"> (</w:t>
+            </w:r>
+            <w:proofErr w:type="spellStart"/>
+            <w:r>
+              <w:rPr>
+                <w:rFonts w:ascii="CordiaUPC" w:hAnsi="CordiaUPC" w:cs="CordiaUPC"/>
+                <w:szCs w:val="24"/>
+              </w:rPr>
+              <w:t>กรอกไม่ได้</w:t>
+            </w:r>
+            <w:proofErr w:type="spellEnd"/>
+            <w:r>
+              <w:rPr>
+                <w:rFonts w:ascii="CordiaUPC" w:hAnsi="CordiaUPC" w:cs="CordiaUPC"/>
+                <w:szCs w:val="24"/>
+              </w:rPr>
+              <w:t>)</w:t>
             </w:r>
           </w:p>
         </w:tc>
@@ -15713,6 +18024,7 @@
                 <w:rFonts w:ascii="CordiaUPC" w:hAnsi="CordiaUPC" w:cs="CordiaUPC"/>
               </w:rPr>
             </w:pPr>
+            <w:proofErr w:type="spellStart"/>
             <w:r>
               <w:rPr>
                 <w:rFonts w:ascii="CordiaUPC" w:hAnsi="CordiaUPC" w:cs="CordiaUPC"/>
@@ -15720,6 +18032,7 @@
               </w:rPr>
               <w:t>ปุ่มท้ายหน้าต่าง</w:t>
             </w:r>
+            <w:proofErr w:type="spellEnd"/>
           </w:p>
         </w:tc>
         <w:tc>
@@ -15740,6 +18053,7 @@
                 <w:rFonts w:ascii="CordiaUPC" w:hAnsi="CordiaUPC" w:cs="CordiaUPC"/>
               </w:rPr>
             </w:pPr>
+            <w:proofErr w:type="spellStart"/>
             <w:r>
               <w:rPr>
                 <w:rFonts w:ascii="CordiaUPC" w:hAnsi="CordiaUPC" w:cs="CordiaUPC"/>
@@ -15747,6 +18061,7 @@
               </w:rPr>
               <w:t>ปิด</w:t>
             </w:r>
+            <w:proofErr w:type="spellEnd"/>
           </w:p>
         </w:tc>
         <w:tc>
@@ -15815,6 +18130,7 @@
           <w:szCs w:val="28"/>
         </w:rPr>
       </w:pPr>
+      <w:proofErr w:type="spellStart"/>
       <w:r>
         <w:rPr>
           <w:rFonts w:ascii="CordiaUPC" w:hAnsi="CordiaUPC" w:cs="CordiaUPC"/>
@@ -15827,6 +18143,7 @@
         <w:lastRenderedPageBreak/>
         <w:t>การบันทึกฟอร์มย่อย</w:t>
       </w:r>
+      <w:proofErr w:type="spellEnd"/>
     </w:p>
     <w:p>
       <w:pPr>
@@ -16539,6 +18856,7 @@
           <w:szCs w:val="36"/>
         </w:rPr>
       </w:pPr>
+      <w:proofErr w:type="spellStart"/>
       <w:r>
         <w:rPr>
           <w:rFonts w:ascii="CordiaUPC" w:hAnsi="CordiaUPC" w:cs="CordiaUPC"/>
@@ -16548,7 +18866,19 @@
           <w:sz w:val="28"/>
           <w:szCs w:val="28"/>
         </w:rPr>
-        <w:t>สรุปแหล่งข้อมูล (Data sources)</w:t>
+        <w:t>สรุปแหล่งข้อมูล</w:t>
+      </w:r>
+      <w:proofErr w:type="spellEnd"/>
+      <w:r>
+        <w:rPr>
+          <w:rFonts w:ascii="CordiaUPC" w:hAnsi="CordiaUPC" w:cs="CordiaUPC"/>
+          <w:b/>
+          <w:bCs/>
+          <w:color w:val="000000" w:themeColor="text1"/>
+          <w:sz w:val="28"/>
+          <w:szCs w:val="28"/>
+        </w:rPr>
+        <w:t xml:space="preserve"> (Data sources)</w:t>
       </w:r>
     </w:p>
     <w:tbl>
@@ -16594,14 +18924,34 @@
                 <w:szCs w:val="24"/>
               </w:rPr>
             </w:pPr>
+            <w:proofErr w:type="spellStart"/>
             <w:r>
               <w:rPr>
                 <w:rFonts w:ascii="CordiaUPC" w:hAnsi="CordiaUPC" w:cs="CordiaUPC"/>
                 <w:color w:val="000000" w:themeColor="text1"/>
                 <w:szCs w:val="24"/>
               </w:rPr>
-              <w:t>แหล่ง / ไฟล์</w:t>
-            </w:r>
+              <w:t>แหล่ง</w:t>
+            </w:r>
+            <w:proofErr w:type="spellEnd"/>
+            <w:r>
+              <w:rPr>
+                <w:rFonts w:ascii="CordiaUPC" w:hAnsi="CordiaUPC" w:cs="CordiaUPC"/>
+                <w:color w:val="000000" w:themeColor="text1"/>
+                <w:szCs w:val="24"/>
+              </w:rPr>
+              <w:t xml:space="preserve"> / </w:t>
+            </w:r>
+            <w:proofErr w:type="spellStart"/>
+            <w:r>
+              <w:rPr>
+                <w:rFonts w:ascii="CordiaUPC" w:hAnsi="CordiaUPC" w:cs="CordiaUPC"/>
+                <w:color w:val="000000" w:themeColor="text1"/>
+                <w:szCs w:val="24"/>
+              </w:rPr>
+              <w:t>ไฟล์</w:t>
+            </w:r>
+            <w:proofErr w:type="spellEnd"/>
           </w:p>
         </w:tc>
         <w:tc>
@@ -16624,6 +18974,7 @@
                 <w:szCs w:val="24"/>
               </w:rPr>
             </w:pPr>
+            <w:proofErr w:type="spellStart"/>
             <w:r>
               <w:rPr>
                 <w:rFonts w:ascii="CordiaUPC" w:hAnsi="CordiaUPC" w:cs="CordiaUPC"/>
@@ -16632,6 +18983,7 @@
               </w:rPr>
               <w:t>บทบาท</w:t>
             </w:r>
+            <w:proofErr w:type="spellEnd"/>
           </w:p>
         </w:tc>
       </w:tr>
@@ -16656,12 +19008,53 @@
                 <w:rFonts w:ascii="CordiaUPC" w:hAnsi="CordiaUPC" w:cs="CordiaUPC"/>
               </w:rPr>
             </w:pPr>
-            <w:r>
-              <w:rPr>
-                <w:rFonts w:ascii="CordiaUPC" w:hAnsi="CordiaUPC" w:cs="CordiaUPC"/>
-                <w:szCs w:val="24"/>
-              </w:rPr>
-              <w:t>ไฟล์ต้นแบบ GL กลุ่มพิเศษ 6 กลุ่ม (.xlsx)</w:t>
+            <w:proofErr w:type="spellStart"/>
+            <w:r>
+              <w:rPr>
+                <w:rFonts w:ascii="CordiaUPC" w:hAnsi="CordiaUPC" w:cs="CordiaUPC"/>
+                <w:szCs w:val="24"/>
+              </w:rPr>
+              <w:t>ไฟล์ต้นแบบ</w:t>
+            </w:r>
+            <w:proofErr w:type="spellEnd"/>
+            <w:r>
+              <w:rPr>
+                <w:rFonts w:ascii="CordiaUPC" w:hAnsi="CordiaUPC" w:cs="CordiaUPC"/>
+                <w:szCs w:val="24"/>
+              </w:rPr>
+              <w:t xml:space="preserve"> GL </w:t>
+            </w:r>
+            <w:proofErr w:type="spellStart"/>
+            <w:r>
+              <w:rPr>
+                <w:rFonts w:ascii="CordiaUPC" w:hAnsi="CordiaUPC" w:cs="CordiaUPC"/>
+                <w:szCs w:val="24"/>
+              </w:rPr>
+              <w:t>กลุ่มพิเศษ</w:t>
+            </w:r>
+            <w:proofErr w:type="spellEnd"/>
+            <w:r>
+              <w:rPr>
+                <w:rFonts w:ascii="CordiaUPC" w:hAnsi="CordiaUPC" w:cs="CordiaUPC"/>
+                <w:szCs w:val="24"/>
+              </w:rPr>
+              <w:t xml:space="preserve"> 6 </w:t>
+            </w:r>
+            <w:proofErr w:type="spellStart"/>
+            <w:r>
+              <w:rPr>
+                <w:rFonts w:ascii="CordiaUPC" w:hAnsi="CordiaUPC" w:cs="CordiaUPC"/>
+                <w:szCs w:val="24"/>
+              </w:rPr>
+              <w:t>กลุ่ม</w:t>
+            </w:r>
+            <w:proofErr w:type="spellEnd"/>
+            <w:r>
+              <w:rPr>
+                <w:rFonts w:ascii="CordiaUPC" w:hAnsi="CordiaUPC" w:cs="CordiaUPC"/>
+                <w:szCs w:val="24"/>
+              </w:rPr>
+              <w:t xml:space="preserve"> (.xlsx)</w:t>
             </w:r>
           </w:p>
         </w:tc>
@@ -16682,12 +19075,101 @@
                 <w:rFonts w:ascii="CordiaUPC" w:hAnsi="CordiaUPC" w:cs="CordiaUPC"/>
               </w:rPr>
             </w:pPr>
-            <w:r>
-              <w:rPr>
-                <w:rFonts w:ascii="CordiaUPC" w:hAnsi="CordiaUPC" w:cs="CordiaUPC"/>
-                <w:szCs w:val="24"/>
-              </w:rPr>
-              <w:t>นิยามคอลัมน์ + ตัวเลือก รายการเลือก ของแต่ละกลุ่ม (sheet หลัก + sheet รหัสบัญชี (GL))</w:t>
+            <w:proofErr w:type="spellStart"/>
+            <w:r>
+              <w:rPr>
+                <w:rFonts w:ascii="CordiaUPC" w:hAnsi="CordiaUPC" w:cs="CordiaUPC"/>
+                <w:szCs w:val="24"/>
+              </w:rPr>
+              <w:t>นิยามคอลัมน์</w:t>
+            </w:r>
+            <w:proofErr w:type="spellEnd"/>
+            <w:r>
+              <w:rPr>
+                <w:rFonts w:ascii="CordiaUPC" w:hAnsi="CordiaUPC" w:cs="CordiaUPC"/>
+                <w:szCs w:val="24"/>
+              </w:rPr>
+              <w:t xml:space="preserve"> + </w:t>
+            </w:r>
+            <w:proofErr w:type="spellStart"/>
+            <w:r>
+              <w:rPr>
+                <w:rFonts w:ascii="CordiaUPC" w:hAnsi="CordiaUPC" w:cs="CordiaUPC"/>
+                <w:szCs w:val="24"/>
+              </w:rPr>
+              <w:t>ตัวเลือก</w:t>
+            </w:r>
+            <w:proofErr w:type="spellEnd"/>
+            <w:r>
+              <w:rPr>
+                <w:rFonts w:ascii="CordiaUPC" w:hAnsi="CordiaUPC" w:cs="CordiaUPC"/>
+                <w:szCs w:val="24"/>
+              </w:rPr>
+              <w:t xml:space="preserve"> </w:t>
+            </w:r>
+            <w:proofErr w:type="spellStart"/>
+            <w:r>
+              <w:rPr>
+                <w:rFonts w:ascii="CordiaUPC" w:hAnsi="CordiaUPC" w:cs="CordiaUPC"/>
+                <w:szCs w:val="24"/>
+              </w:rPr>
+              <w:t>รายการเลือก</w:t>
+            </w:r>
+            <w:proofErr w:type="spellEnd"/>
+            <w:r>
+              <w:rPr>
+                <w:rFonts w:ascii="CordiaUPC" w:hAnsi="CordiaUPC" w:cs="CordiaUPC"/>
+                <w:szCs w:val="24"/>
+              </w:rPr>
+              <w:t xml:space="preserve"> </w:t>
+            </w:r>
+            <w:proofErr w:type="spellStart"/>
+            <w:r>
+              <w:rPr>
+                <w:rFonts w:ascii="CordiaUPC" w:hAnsi="CordiaUPC" w:cs="CordiaUPC"/>
+                <w:szCs w:val="24"/>
+              </w:rPr>
+              <w:t>ของแต่ละกลุ่ม</w:t>
+            </w:r>
+            <w:proofErr w:type="spellEnd"/>
+            <w:r>
+              <w:rPr>
+                <w:rFonts w:ascii="CordiaUPC" w:hAnsi="CordiaUPC" w:cs="CordiaUPC"/>
+                <w:szCs w:val="24"/>
+              </w:rPr>
+              <w:t xml:space="preserve"> (sheet </w:t>
+            </w:r>
+            <w:proofErr w:type="spellStart"/>
+            <w:r>
+              <w:rPr>
+                <w:rFonts w:ascii="CordiaUPC" w:hAnsi="CordiaUPC" w:cs="CordiaUPC"/>
+                <w:szCs w:val="24"/>
+              </w:rPr>
+              <w:t>หลัก</w:t>
+            </w:r>
+            <w:proofErr w:type="spellEnd"/>
+            <w:r>
+              <w:rPr>
+                <w:rFonts w:ascii="CordiaUPC" w:hAnsi="CordiaUPC" w:cs="CordiaUPC"/>
+                <w:szCs w:val="24"/>
+              </w:rPr>
+              <w:t xml:space="preserve"> + sheet </w:t>
+            </w:r>
+            <w:proofErr w:type="spellStart"/>
+            <w:r>
+              <w:rPr>
+                <w:rFonts w:ascii="CordiaUPC" w:hAnsi="CordiaUPC" w:cs="CordiaUPC"/>
+                <w:szCs w:val="24"/>
+              </w:rPr>
+              <w:t>รหัสบัญชี</w:t>
+            </w:r>
+            <w:proofErr w:type="spellEnd"/>
+            <w:r>
+              <w:rPr>
+                <w:rFonts w:ascii="CordiaUPC" w:hAnsi="CordiaUPC" w:cs="CordiaUPC"/>
+                <w:szCs w:val="24"/>
+              </w:rPr>
+              <w:t xml:space="preserve"> (GL))</w:t>
             </w:r>
           </w:p>
         </w:tc>
@@ -16714,12 +19196,53 @@
                 <w:rFonts w:ascii="CordiaUPC" w:hAnsi="CordiaUPC" w:cs="CordiaUPC"/>
               </w:rPr>
             </w:pPr>
-            <w:r>
-              <w:rPr>
-                <w:rFonts w:ascii="CordiaUPC" w:hAnsi="CordiaUPC" w:cs="CordiaUPC"/>
-                <w:szCs w:val="24"/>
-              </w:rPr>
-              <w:t>ไฟล์ Traveling expenses.xlsx (ชีต รหัสบัญชี GL)</w:t>
+            <w:proofErr w:type="spellStart"/>
+            <w:r>
+              <w:rPr>
+                <w:rFonts w:ascii="CordiaUPC" w:hAnsi="CordiaUPC" w:cs="CordiaUPC"/>
+                <w:szCs w:val="24"/>
+              </w:rPr>
+              <w:t>ไฟล์</w:t>
+            </w:r>
+            <w:proofErr w:type="spellEnd"/>
+            <w:r>
+              <w:rPr>
+                <w:rFonts w:ascii="CordiaUPC" w:hAnsi="CordiaUPC" w:cs="CordiaUPC"/>
+                <w:szCs w:val="24"/>
+              </w:rPr>
+              <w:t xml:space="preserve"> Traveling expenses.xlsx (</w:t>
+            </w:r>
+            <w:proofErr w:type="spellStart"/>
+            <w:r>
+              <w:rPr>
+                <w:rFonts w:ascii="CordiaUPC" w:hAnsi="CordiaUPC" w:cs="CordiaUPC"/>
+                <w:szCs w:val="24"/>
+              </w:rPr>
+              <w:t>ชีต</w:t>
+            </w:r>
+            <w:proofErr w:type="spellEnd"/>
+            <w:r>
+              <w:rPr>
+                <w:rFonts w:ascii="CordiaUPC" w:hAnsi="CordiaUPC" w:cs="CordiaUPC"/>
+                <w:szCs w:val="24"/>
+              </w:rPr>
+              <w:t xml:space="preserve"> </w:t>
+            </w:r>
+            <w:proofErr w:type="spellStart"/>
+            <w:r>
+              <w:rPr>
+                <w:rFonts w:ascii="CordiaUPC" w:hAnsi="CordiaUPC" w:cs="CordiaUPC"/>
+                <w:szCs w:val="24"/>
+              </w:rPr>
+              <w:t>รหัสบัญชี</w:t>
+            </w:r>
+            <w:proofErr w:type="spellEnd"/>
+            <w:r>
+              <w:rPr>
+                <w:rFonts w:ascii="CordiaUPC" w:hAnsi="CordiaUPC" w:cs="CordiaUPC"/>
+                <w:szCs w:val="24"/>
+              </w:rPr>
+              <w:t xml:space="preserve"> GL)</w:t>
             </w:r>
           </w:p>
         </w:tc>
@@ -16746,8 +19269,113 @@
                 <w:rFonts w:ascii="CordiaUPC" w:hAnsi="CordiaUPC" w:cs="CordiaUPC"/>
                 <w:szCs w:val="24"/>
               </w:rPr>
-              <w:t>mapping 8 รหัสบัญชี (GL) → 4 ประเภท × 2 ฝั่ง (5 ผลิต / 6 SG&amp;A) — กำหนดว่า รหัสบัญชี (GL) ไหนคือประเภทใด</w:t>
-            </w:r>
+              <w:t xml:space="preserve">mapping 8 </w:t>
+            </w:r>
+            <w:proofErr w:type="spellStart"/>
+            <w:r>
+              <w:rPr>
+                <w:rFonts w:ascii="CordiaUPC" w:hAnsi="CordiaUPC" w:cs="CordiaUPC"/>
+                <w:szCs w:val="24"/>
+              </w:rPr>
+              <w:t>รหัสบัญชี</w:t>
+            </w:r>
+            <w:proofErr w:type="spellEnd"/>
+            <w:r>
+              <w:rPr>
+                <w:rFonts w:ascii="CordiaUPC" w:hAnsi="CordiaUPC" w:cs="CordiaUPC"/>
+                <w:szCs w:val="24"/>
+              </w:rPr>
+              <w:t xml:space="preserve"> (GL) → 4 </w:t>
+            </w:r>
+            <w:proofErr w:type="spellStart"/>
+            <w:r>
+              <w:rPr>
+                <w:rFonts w:ascii="CordiaUPC" w:hAnsi="CordiaUPC" w:cs="CordiaUPC"/>
+                <w:szCs w:val="24"/>
+              </w:rPr>
+              <w:t>ประเภท</w:t>
+            </w:r>
+            <w:proofErr w:type="spellEnd"/>
+            <w:r>
+              <w:rPr>
+                <w:rFonts w:ascii="CordiaUPC" w:hAnsi="CordiaUPC" w:cs="CordiaUPC"/>
+                <w:szCs w:val="24"/>
+              </w:rPr>
+              <w:t xml:space="preserve"> × 2 </w:t>
+            </w:r>
+            <w:proofErr w:type="spellStart"/>
+            <w:r>
+              <w:rPr>
+                <w:rFonts w:ascii="CordiaUPC" w:hAnsi="CordiaUPC" w:cs="CordiaUPC"/>
+                <w:szCs w:val="24"/>
+              </w:rPr>
+              <w:t>ฝั่ง</w:t>
+            </w:r>
+            <w:proofErr w:type="spellEnd"/>
+            <w:r>
+              <w:rPr>
+                <w:rFonts w:ascii="CordiaUPC" w:hAnsi="CordiaUPC" w:cs="CordiaUPC"/>
+                <w:szCs w:val="24"/>
+              </w:rPr>
+              <w:t xml:space="preserve"> (5 </w:t>
+            </w:r>
+            <w:proofErr w:type="spellStart"/>
+            <w:r>
+              <w:rPr>
+                <w:rFonts w:ascii="CordiaUPC" w:hAnsi="CordiaUPC" w:cs="CordiaUPC"/>
+                <w:szCs w:val="24"/>
+              </w:rPr>
+              <w:t>ผลิต</w:t>
+            </w:r>
+            <w:proofErr w:type="spellEnd"/>
+            <w:r>
+              <w:rPr>
+                <w:rFonts w:ascii="CordiaUPC" w:hAnsi="CordiaUPC" w:cs="CordiaUPC"/>
+                <w:szCs w:val="24"/>
+              </w:rPr>
+              <w:t xml:space="preserve"> / 6 SG&amp;A) — </w:t>
+            </w:r>
+            <w:proofErr w:type="spellStart"/>
+            <w:r>
+              <w:rPr>
+                <w:rFonts w:ascii="CordiaUPC" w:hAnsi="CordiaUPC" w:cs="CordiaUPC"/>
+                <w:szCs w:val="24"/>
+              </w:rPr>
+              <w:t>กำหนดว่า</w:t>
+            </w:r>
+            <w:proofErr w:type="spellEnd"/>
+            <w:r>
+              <w:rPr>
+                <w:rFonts w:ascii="CordiaUPC" w:hAnsi="CordiaUPC" w:cs="CordiaUPC"/>
+                <w:szCs w:val="24"/>
+              </w:rPr>
+              <w:t xml:space="preserve"> </w:t>
+            </w:r>
+            <w:proofErr w:type="spellStart"/>
+            <w:r>
+              <w:rPr>
+                <w:rFonts w:ascii="CordiaUPC" w:hAnsi="CordiaUPC" w:cs="CordiaUPC"/>
+                <w:szCs w:val="24"/>
+              </w:rPr>
+              <w:t>รหัสบัญชี</w:t>
+            </w:r>
+            <w:proofErr w:type="spellEnd"/>
+            <w:r>
+              <w:rPr>
+                <w:rFonts w:ascii="CordiaUPC" w:hAnsi="CordiaUPC" w:cs="CordiaUPC"/>
+                <w:szCs w:val="24"/>
+              </w:rPr>
+              <w:t xml:space="preserve"> (GL) </w:t>
+            </w:r>
+            <w:proofErr w:type="spellStart"/>
+            <w:r>
+              <w:rPr>
+                <w:rFonts w:ascii="CordiaUPC" w:hAnsi="CordiaUPC" w:cs="CordiaUPC"/>
+                <w:szCs w:val="24"/>
+              </w:rPr>
+              <w:t>ไหนคือประเภทใด</w:t>
+            </w:r>
+            <w:proofErr w:type="spellEnd"/>
           </w:p>
         </w:tc>
       </w:tr>
@@ -16772,12 +19400,53 @@
                 <w:rFonts w:ascii="CordiaUPC" w:hAnsi="CordiaUPC" w:cs="CordiaUPC"/>
               </w:rPr>
             </w:pPr>
-            <w:r>
-              <w:rPr>
-                <w:rFonts w:ascii="CordiaUPC" w:hAnsi="CordiaUPC" w:cs="CordiaUPC"/>
-                <w:szCs w:val="24"/>
-              </w:rPr>
-              <w:t>ไฟล์ Traveling expenses.xlsx (ชีต เบี้ยเลี้ยง)</w:t>
+            <w:proofErr w:type="spellStart"/>
+            <w:r>
+              <w:rPr>
+                <w:rFonts w:ascii="CordiaUPC" w:hAnsi="CordiaUPC" w:cs="CordiaUPC"/>
+                <w:szCs w:val="24"/>
+              </w:rPr>
+              <w:t>ไฟล์</w:t>
+            </w:r>
+            <w:proofErr w:type="spellEnd"/>
+            <w:r>
+              <w:rPr>
+                <w:rFonts w:ascii="CordiaUPC" w:hAnsi="CordiaUPC" w:cs="CordiaUPC"/>
+                <w:szCs w:val="24"/>
+              </w:rPr>
+              <w:t xml:space="preserve"> Traveling expenses.xlsx (</w:t>
+            </w:r>
+            <w:proofErr w:type="spellStart"/>
+            <w:r>
+              <w:rPr>
+                <w:rFonts w:ascii="CordiaUPC" w:hAnsi="CordiaUPC" w:cs="CordiaUPC"/>
+                <w:szCs w:val="24"/>
+              </w:rPr>
+              <w:t>ชีต</w:t>
+            </w:r>
+            <w:proofErr w:type="spellEnd"/>
+            <w:r>
+              <w:rPr>
+                <w:rFonts w:ascii="CordiaUPC" w:hAnsi="CordiaUPC" w:cs="CordiaUPC"/>
+                <w:szCs w:val="24"/>
+              </w:rPr>
+              <w:t xml:space="preserve"> </w:t>
+            </w:r>
+            <w:proofErr w:type="spellStart"/>
+            <w:r>
+              <w:rPr>
+                <w:rFonts w:ascii="CordiaUPC" w:hAnsi="CordiaUPC" w:cs="CordiaUPC"/>
+                <w:szCs w:val="24"/>
+              </w:rPr>
+              <w:t>เบี้ยเลี้ยง</w:t>
+            </w:r>
+            <w:proofErr w:type="spellEnd"/>
+            <w:r>
+              <w:rPr>
+                <w:rFonts w:ascii="CordiaUPC" w:hAnsi="CordiaUPC" w:cs="CordiaUPC"/>
+                <w:szCs w:val="24"/>
+              </w:rPr>
+              <w:t>)</w:t>
             </w:r>
           </w:p>
         </w:tc>
@@ -16798,13 +19467,63 @@
                 <w:rFonts w:ascii="CordiaUPC" w:hAnsi="CordiaUPC" w:cs="CordiaUPC"/>
               </w:rPr>
             </w:pPr>
-            <w:r>
-              <w:rPr>
-                <w:rFonts w:ascii="CordiaUPC" w:hAnsi="CordiaUPC" w:cs="CordiaUPC"/>
-                <w:szCs w:val="24"/>
-              </w:rPr>
-              <w:t>ตารางอัตราเบี้ยเลี้ยง [ตำแหน่ง × กลุ่มประเทศ] + รายชื่อประเทศแต่ละกลุ่ม</w:t>
-            </w:r>
+            <w:proofErr w:type="spellStart"/>
+            <w:r>
+              <w:rPr>
+                <w:rFonts w:ascii="CordiaUPC" w:hAnsi="CordiaUPC" w:cs="CordiaUPC"/>
+                <w:szCs w:val="24"/>
+              </w:rPr>
+              <w:t>ตารางอัตราเบี้ยเลี้ยง</w:t>
+            </w:r>
+            <w:proofErr w:type="spellEnd"/>
+            <w:r>
+              <w:rPr>
+                <w:rFonts w:ascii="CordiaUPC" w:hAnsi="CordiaUPC" w:cs="CordiaUPC"/>
+                <w:szCs w:val="24"/>
+              </w:rPr>
+              <w:t xml:space="preserve"> [</w:t>
+            </w:r>
+            <w:proofErr w:type="spellStart"/>
+            <w:r>
+              <w:rPr>
+                <w:rFonts w:ascii="CordiaUPC" w:hAnsi="CordiaUPC" w:cs="CordiaUPC"/>
+                <w:szCs w:val="24"/>
+              </w:rPr>
+              <w:t>ตำแหน่ง</w:t>
+            </w:r>
+            <w:proofErr w:type="spellEnd"/>
+            <w:r>
+              <w:rPr>
+                <w:rFonts w:ascii="CordiaUPC" w:hAnsi="CordiaUPC" w:cs="CordiaUPC"/>
+                <w:szCs w:val="24"/>
+              </w:rPr>
+              <w:t xml:space="preserve"> × </w:t>
+            </w:r>
+            <w:proofErr w:type="spellStart"/>
+            <w:r>
+              <w:rPr>
+                <w:rFonts w:ascii="CordiaUPC" w:hAnsi="CordiaUPC" w:cs="CordiaUPC"/>
+                <w:szCs w:val="24"/>
+              </w:rPr>
+              <w:t>กลุ่มประเทศ</w:t>
+            </w:r>
+            <w:proofErr w:type="spellEnd"/>
+            <w:r>
+              <w:rPr>
+                <w:rFonts w:ascii="CordiaUPC" w:hAnsi="CordiaUPC" w:cs="CordiaUPC"/>
+                <w:szCs w:val="24"/>
+              </w:rPr>
+              <w:t xml:space="preserve">] + </w:t>
+            </w:r>
+            <w:proofErr w:type="spellStart"/>
+            <w:r>
+              <w:rPr>
+                <w:rFonts w:ascii="CordiaUPC" w:hAnsi="CordiaUPC" w:cs="CordiaUPC"/>
+                <w:szCs w:val="24"/>
+              </w:rPr>
+              <w:t>รายชื่อประเทศแต่ละกลุ่ม</w:t>
+            </w:r>
+            <w:proofErr w:type="spellEnd"/>
           </w:p>
         </w:tc>
       </w:tr>
@@ -16830,12 +19549,37 @@
                 <w:rFonts w:ascii="CordiaUPC" w:hAnsi="CordiaUPC" w:cs="CordiaUPC"/>
               </w:rPr>
             </w:pPr>
-            <w:r>
-              <w:rPr>
-                <w:rFonts w:ascii="CordiaUPC" w:hAnsi="CordiaUPC" w:cs="CordiaUPC"/>
-                <w:szCs w:val="24"/>
-              </w:rPr>
-              <w:t xml:space="preserve">อัตราแลกเปลี่ยนหลักของระบบ (แก้ไขได้ที่ </w:t>
+            <w:proofErr w:type="spellStart"/>
+            <w:r>
+              <w:rPr>
+                <w:rFonts w:ascii="CordiaUPC" w:hAnsi="CordiaUPC" w:cs="CordiaUPC"/>
+                <w:szCs w:val="24"/>
+              </w:rPr>
+              <w:t>อัตราแลกเปลี่ยนหลักของระบบ</w:t>
+            </w:r>
+            <w:proofErr w:type="spellEnd"/>
+            <w:r>
+              <w:rPr>
+                <w:rFonts w:ascii="CordiaUPC" w:hAnsi="CordiaUPC" w:cs="CordiaUPC"/>
+                <w:szCs w:val="24"/>
+              </w:rPr>
+              <w:t xml:space="preserve"> (</w:t>
+            </w:r>
+            <w:proofErr w:type="spellStart"/>
+            <w:r>
+              <w:rPr>
+                <w:rFonts w:ascii="CordiaUPC" w:hAnsi="CordiaUPC" w:cs="CordiaUPC"/>
+                <w:szCs w:val="24"/>
+              </w:rPr>
+              <w:t>แก้ไขได้ที่</w:t>
+            </w:r>
+            <w:proofErr w:type="spellEnd"/>
+            <w:r>
+              <w:rPr>
+                <w:rFonts w:ascii="CordiaUPC" w:hAnsi="CordiaUPC" w:cs="CordiaUPC"/>
+                <w:szCs w:val="24"/>
+              </w:rPr>
+              <w:t xml:space="preserve"> </w:t>
             </w:r>
             <w:r>
               <w:rPr>
@@ -16890,15 +19634,135 @@
                 <w:rFonts w:ascii="CordiaUPC" w:hAnsi="CordiaUPC" w:cs="CordiaUPC"/>
                 <w:szCs w:val="24"/>
               </w:rPr>
-              <w:t>THB 1 อัตรา/ปี — เจ้าของ/แก้ไขที่หน้า Master Currency เท่านั้น</w:t>
-            </w:r>
+              <w:t xml:space="preserve">THB 1 </w:t>
+            </w:r>
+            <w:proofErr w:type="spellStart"/>
+            <w:r>
+              <w:rPr>
+                <w:rFonts w:ascii="CordiaUPC" w:hAnsi="CordiaUPC" w:cs="CordiaUPC"/>
+                <w:szCs w:val="24"/>
+              </w:rPr>
+              <w:t>อัตรา</w:t>
+            </w:r>
+            <w:proofErr w:type="spellEnd"/>
+            <w:r>
+              <w:rPr>
+                <w:rFonts w:ascii="CordiaUPC" w:hAnsi="CordiaUPC" w:cs="CordiaUPC"/>
+                <w:szCs w:val="24"/>
+              </w:rPr>
+              <w:t>/</w:t>
+            </w:r>
+            <w:proofErr w:type="spellStart"/>
+            <w:r>
+              <w:rPr>
+                <w:rFonts w:ascii="CordiaUPC" w:hAnsi="CordiaUPC" w:cs="CordiaUPC"/>
+                <w:szCs w:val="24"/>
+              </w:rPr>
+              <w:t>ปี</w:t>
+            </w:r>
+            <w:proofErr w:type="spellEnd"/>
+            <w:r>
+              <w:rPr>
+                <w:rFonts w:ascii="CordiaUPC" w:hAnsi="CordiaUPC" w:cs="CordiaUPC"/>
+                <w:szCs w:val="24"/>
+              </w:rPr>
+              <w:t xml:space="preserve"> — </w:t>
+            </w:r>
+            <w:proofErr w:type="spellStart"/>
+            <w:r>
+              <w:rPr>
+                <w:rFonts w:ascii="CordiaUPC" w:hAnsi="CordiaUPC" w:cs="CordiaUPC"/>
+                <w:szCs w:val="24"/>
+              </w:rPr>
+              <w:t>เจ้าของ</w:t>
+            </w:r>
+            <w:proofErr w:type="spellEnd"/>
+            <w:r>
+              <w:rPr>
+                <w:rFonts w:ascii="CordiaUPC" w:hAnsi="CordiaUPC" w:cs="CordiaUPC"/>
+                <w:szCs w:val="24"/>
+              </w:rPr>
+              <w:t>/</w:t>
+            </w:r>
+            <w:proofErr w:type="spellStart"/>
+            <w:r>
+              <w:rPr>
+                <w:rFonts w:ascii="CordiaUPC" w:hAnsi="CordiaUPC" w:cs="CordiaUPC"/>
+                <w:szCs w:val="24"/>
+              </w:rPr>
+              <w:t>แก้ไขที่หน้า</w:t>
+            </w:r>
+            <w:proofErr w:type="spellEnd"/>
+            <w:r>
+              <w:rPr>
+                <w:rFonts w:ascii="CordiaUPC" w:hAnsi="CordiaUPC" w:cs="CordiaUPC"/>
+                <w:szCs w:val="24"/>
+              </w:rPr>
+              <w:t xml:space="preserve"> Master Currency </w:t>
+            </w:r>
+            <w:proofErr w:type="spellStart"/>
+            <w:r>
+              <w:rPr>
+                <w:rFonts w:ascii="CordiaUPC" w:hAnsi="CordiaUPC" w:cs="CordiaUPC"/>
+                <w:szCs w:val="24"/>
+              </w:rPr>
+              <w:t>เท่านั้น</w:t>
+            </w:r>
+            <w:proofErr w:type="spellEnd"/>
             <w:r>
               <w:rPr>
                 <w:rFonts w:ascii="CordiaUPC" w:hAnsi="CordiaUPC" w:cs="CordiaUPC"/>
                 <w:szCs w:val="24"/>
               </w:rPr>
               <w:br/>
-              <w:t>หน้ากรอกงบอ่านอย่างเดียว แล้วคิดเบี้ยเลี้ยงใหม่ทุกครั้ง (คำนวณใหม่ทุกครั้งที่เปิดหน้า)</w:t>
+            </w:r>
+            <w:proofErr w:type="spellStart"/>
+            <w:r>
+              <w:rPr>
+                <w:rFonts w:ascii="CordiaUPC" w:hAnsi="CordiaUPC" w:cs="CordiaUPC"/>
+                <w:szCs w:val="24"/>
+              </w:rPr>
+              <w:t>หน้ากรอกงบอ่านอย่างเดียว</w:t>
+            </w:r>
+            <w:proofErr w:type="spellEnd"/>
+            <w:r>
+              <w:rPr>
+                <w:rFonts w:ascii="CordiaUPC" w:hAnsi="CordiaUPC" w:cs="CordiaUPC"/>
+                <w:szCs w:val="24"/>
+              </w:rPr>
+              <w:t xml:space="preserve"> </w:t>
+            </w:r>
+            <w:proofErr w:type="spellStart"/>
+            <w:r>
+              <w:rPr>
+                <w:rFonts w:ascii="CordiaUPC" w:hAnsi="CordiaUPC" w:cs="CordiaUPC"/>
+                <w:szCs w:val="24"/>
+              </w:rPr>
+              <w:t>แล้วคิดเบี้ยเลี้ยงใหม่ทุกครั้ง</w:t>
+            </w:r>
+            <w:proofErr w:type="spellEnd"/>
+            <w:r>
+              <w:rPr>
+                <w:rFonts w:ascii="CordiaUPC" w:hAnsi="CordiaUPC" w:cs="CordiaUPC"/>
+                <w:szCs w:val="24"/>
+              </w:rPr>
+              <w:t xml:space="preserve"> (</w:t>
+            </w:r>
+            <w:proofErr w:type="spellStart"/>
+            <w:r>
+              <w:rPr>
+                <w:rFonts w:ascii="CordiaUPC" w:hAnsi="CordiaUPC" w:cs="CordiaUPC"/>
+                <w:szCs w:val="24"/>
+              </w:rPr>
+              <w:t>คำนวณใหม่ทุกครั้งที่เปิดหน้า</w:t>
+            </w:r>
+            <w:proofErr w:type="spellEnd"/>
+            <w:r>
+              <w:rPr>
+                <w:rFonts w:ascii="CordiaUPC" w:hAnsi="CordiaUPC" w:cs="CordiaUPC"/>
+                <w:szCs w:val="24"/>
+              </w:rPr>
+              <w:t>)</w:t>
             </w:r>
           </w:p>
         </w:tc>
@@ -16924,6 +19788,7 @@
                 <w:rFonts w:ascii="CordiaUPC" w:hAnsi="CordiaUPC" w:cs="CordiaUPC"/>
               </w:rPr>
             </w:pPr>
+            <w:proofErr w:type="spellStart"/>
             <w:r>
               <w:rPr>
                 <w:rFonts w:ascii="CordiaUPC" w:hAnsi="CordiaUPC" w:cs="CordiaUPC"/>
@@ -16931,6 +19796,7 @@
               </w:rPr>
               <w:t>ฐานข้อมูลพนักงาน</w:t>
             </w:r>
+            <w:proofErr w:type="spellEnd"/>
           </w:p>
         </w:tc>
         <w:tc>
@@ -16950,12 +19816,85 @@
                 <w:rFonts w:ascii="CordiaUPC" w:hAnsi="CordiaUPC" w:cs="CordiaUPC"/>
               </w:rPr>
             </w:pPr>
-            <w:r>
-              <w:rPr>
-                <w:rFonts w:ascii="CordiaUPC" w:hAnsi="CordiaUPC" w:cs="CordiaUPC"/>
-                <w:szCs w:val="24"/>
-              </w:rPr>
-              <w:t>รายการเลือก ผู้เดินทาง (fullnameth) → ตำแหน่ง (joblevel)</w:t>
+            <w:proofErr w:type="spellStart"/>
+            <w:r>
+              <w:rPr>
+                <w:rFonts w:ascii="CordiaUPC" w:hAnsi="CordiaUPC" w:cs="CordiaUPC"/>
+                <w:szCs w:val="24"/>
+              </w:rPr>
+              <w:t>รายการเลือก</w:t>
+            </w:r>
+            <w:proofErr w:type="spellEnd"/>
+            <w:r>
+              <w:rPr>
+                <w:rFonts w:ascii="CordiaUPC" w:hAnsi="CordiaUPC" w:cs="CordiaUPC"/>
+                <w:szCs w:val="24"/>
+              </w:rPr>
+              <w:t xml:space="preserve"> </w:t>
+            </w:r>
+            <w:proofErr w:type="spellStart"/>
+            <w:r>
+              <w:rPr>
+                <w:rFonts w:ascii="CordiaUPC" w:hAnsi="CordiaUPC" w:cs="CordiaUPC"/>
+                <w:szCs w:val="24"/>
+              </w:rPr>
+              <w:t>ผู้เดินทาง</w:t>
+            </w:r>
+            <w:proofErr w:type="spellEnd"/>
+            <w:r>
+              <w:rPr>
+                <w:rFonts w:ascii="CordiaUPC" w:hAnsi="CordiaUPC" w:cs="CordiaUPC"/>
+                <w:szCs w:val="24"/>
+              </w:rPr>
+              <w:t xml:space="preserve"> (</w:t>
+            </w:r>
+            <w:proofErr w:type="spellStart"/>
+            <w:r>
+              <w:rPr>
+                <w:rFonts w:ascii="CordiaUPC" w:hAnsi="CordiaUPC" w:cs="CordiaUPC"/>
+                <w:szCs w:val="24"/>
+              </w:rPr>
+              <w:t>fullnameth</w:t>
+            </w:r>
+            <w:proofErr w:type="spellEnd"/>
+            <w:r>
+              <w:rPr>
+                <w:rFonts w:ascii="CordiaUPC" w:hAnsi="CordiaUPC" w:cs="CordiaUPC"/>
+                <w:szCs w:val="24"/>
+              </w:rPr>
+              <w:t xml:space="preserve">) → </w:t>
+            </w:r>
+            <w:proofErr w:type="spellStart"/>
+            <w:r>
+              <w:rPr>
+                <w:rFonts w:ascii="CordiaUPC" w:hAnsi="CordiaUPC" w:cs="CordiaUPC"/>
+                <w:szCs w:val="24"/>
+              </w:rPr>
+              <w:t>ตำแหน่ง</w:t>
+            </w:r>
+            <w:proofErr w:type="spellEnd"/>
+            <w:r>
+              <w:rPr>
+                <w:rFonts w:ascii="CordiaUPC" w:hAnsi="CordiaUPC" w:cs="CordiaUPC"/>
+                <w:szCs w:val="24"/>
+              </w:rPr>
+              <w:t xml:space="preserve"> (</w:t>
+            </w:r>
+            <w:proofErr w:type="spellStart"/>
+            <w:r>
+              <w:rPr>
+                <w:rFonts w:ascii="CordiaUPC" w:hAnsi="CordiaUPC" w:cs="CordiaUPC"/>
+                <w:szCs w:val="24"/>
+              </w:rPr>
+              <w:t>joblevel</w:t>
+            </w:r>
+            <w:proofErr w:type="spellEnd"/>
+            <w:r>
+              <w:rPr>
+                <w:rFonts w:ascii="CordiaUPC" w:hAnsi="CordiaUPC" w:cs="CordiaUPC"/>
+                <w:szCs w:val="24"/>
+              </w:rPr>
+              <w:t>)</w:t>
             </w:r>
           </w:p>
         </w:tc>
@@ -16982,6 +19921,7 @@
           <w:szCs w:val="28"/>
         </w:rPr>
       </w:pPr>
+      <w:proofErr w:type="spellStart"/>
       <w:r>
         <w:rPr>
           <w:rFonts w:ascii="CordiaUPC" w:eastAsia="CordiaUPC" w:hAnsi="CordiaUPC" w:cs="CordiaUPC"/>
@@ -16994,6 +19934,7 @@
         <w:lastRenderedPageBreak/>
         <w:t>ช่องลงนามอนุมัติ</w:t>
       </w:r>
+      <w:proofErr w:type="spellEnd"/>
     </w:p>
     <w:tbl>
       <w:tblPr>
@@ -17280,7 +20221,6 @@
           <w:p>
             <w:pPr>
               <w:spacing w:before="20" w:after="20"/>
-              <w:jc w:val="center"/>
               <w:rPr>
                 <w:rFonts w:ascii="Cordia New" w:hAnsi="Cordia New" w:cs="Cordia New"/>
                 <w:sz w:val="22"/>
@@ -17289,43 +20229,11 @@
             </w:pPr>
             <w:r>
               <w:rPr>
-                <w:noProof/>
-              </w:rPr>
-              <w:drawing>
-                <wp:inline xmlns:wp="http://schemas.openxmlformats.org/drawingml/2006/wordprocessingDrawing" distT="0" distB="0" distL="0" distR="0">
-                  <wp:extent cx="640000" cy="159655"/>
-                  <wp:effectExtent l="0" t="0" r="0" b="0"/>
-                  <wp:docPr id="990001" name="signature_jakkarit_w"/>
-                  <wp:cNvGraphicFramePr>
-                    <a:graphicFrameLocks xmlns:a="http://schemas.openxmlformats.org/drawingml/2006/main" noChangeAspect="1"/>
-                  </wp:cNvGraphicFramePr>
-                  <a:graphic xmlns:a="http://schemas.openxmlformats.org/drawingml/2006/main">
-                    <a:graphicData uri="http://schemas.openxmlformats.org/drawingml/2006/picture">
-                      <pic:pic xmlns:pic="http://schemas.openxmlformats.org/drawingml/2006/picture">
-                        <pic:nvPicPr>
-                          <pic:cNvPr id="990001" name="sig_jakkarit.png"/>
-                          <pic:cNvPicPr/>
-                        </pic:nvPicPr>
-                        <pic:blipFill>
-                          <a:blip xmlns:r="http://schemas.openxmlformats.org/officeDocument/2006/relationships" r:embed="rId28"/>
-                          <a:stretch>
-                            <a:fillRect/>
-                          </a:stretch>
-                        </pic:blipFill>
-                        <pic:spPr>
-                          <a:xfrm>
-                            <a:off x="0" y="0"/>
-                            <a:ext cx="640000" cy="159655"/>
-                          </a:xfrm>
-                          <a:prstGeom prst="rect">
-                            <a:avLst/>
-                          </a:prstGeom>
-                        </pic:spPr>
-                      </pic:pic>
-                    </a:graphicData>
-                  </a:graphic>
-                </wp:inline>
-              </w:drawing>
+                <w:rFonts w:ascii="Cordia New" w:hAnsi="Cordia New" w:cs="Cordia New"/>
+                <w:sz w:val="22"/>
+                <w:szCs w:val="28"/>
+              </w:rPr>
+              <w:t>Jakkarit w</w:t>
             </w:r>
           </w:p>
         </w:tc>
@@ -17477,7 +20385,7 @@
                 <w:szCs w:val="28"/>
               </w:rPr>
               <w:drawing>
-                <wp:inline distT="0" distB="0" distL="0" distR="0" wp14:anchorId="35AB11C3" wp14:editId="7ED5302A">
+                <wp:inline distT="0" distB="0" distL="0" distR="0" wp14:anchorId="35AB11C3" wp14:editId="7A77994D">
                   <wp:extent cx="511521" cy="389359"/>
                   <wp:effectExtent l="0" t="0" r="3175" b="0"/>
                   <wp:docPr id="35642107" name="Picture 1"/>
@@ -18369,7 +21277,51 @@
         <w:szCs w:val="20"/>
         <w14:ligatures w14:val="none"/>
       </w:rPr>
-      <w:t>Spec B ฟอร์มย่อยรายละเอียดงบประมาณ (GL Subform)</w:t>
+      <w:t xml:space="preserve">Spec B </w:t>
+    </w:r>
+    <w:proofErr w:type="spellStart"/>
+    <w:r>
+      <w:rPr>
+        <w:rFonts w:ascii="TH SarabunPSK" w:hAnsi="TH SarabunPSK" w:cs="TH SarabunPSK" w:hint="cs"/>
+        <w:kern w:val="0"/>
+        <w:sz w:val="20"/>
+        <w:szCs w:val="20"/>
+        <w14:ligatures w14:val="none"/>
+      </w:rPr>
+      <w:t>ฟอร์มย่อยรายละเอียดงบประมาณ</w:t>
+    </w:r>
+    <w:proofErr w:type="spellEnd"/>
+    <w:r>
+      <w:rPr>
+        <w:rFonts w:ascii="TH SarabunPSK" w:hAnsi="TH SarabunPSK" w:cs="TH SarabunPSK" w:hint="cs"/>
+        <w:kern w:val="0"/>
+        <w:sz w:val="20"/>
+        <w:szCs w:val="20"/>
+        <w14:ligatures w14:val="none"/>
+      </w:rPr>
+      <w:t xml:space="preserve"> (GL </w:t>
+    </w:r>
+    <w:proofErr w:type="spellStart"/>
+    <w:r>
+      <w:rPr>
+        <w:rFonts w:ascii="TH SarabunPSK" w:hAnsi="TH SarabunPSK" w:cs="TH SarabunPSK" w:hint="cs"/>
+        <w:kern w:val="0"/>
+        <w:sz w:val="20"/>
+        <w:szCs w:val="20"/>
+        <w14:ligatures w14:val="none"/>
+      </w:rPr>
+      <w:t>Subform</w:t>
+    </w:r>
+    <w:proofErr w:type="spellEnd"/>
+    <w:r>
+      <w:rPr>
+        <w:rFonts w:ascii="TH SarabunPSK" w:hAnsi="TH SarabunPSK" w:cs="TH SarabunPSK" w:hint="cs"/>
+        <w:kern w:val="0"/>
+        <w:sz w:val="20"/>
+        <w:szCs w:val="20"/>
+        <w14:ligatures w14:val="none"/>
+      </w:rPr>
+      <w:t>)</w:t>
     </w:r>
   </w:p>
 </w:hdr>
@@ -23271,6 +26223,17 @@
 </file>
 
 <file path=customXml/item2.xml><?xml version="1.0" encoding="utf-8"?>
+<p:properties xmlns:p="http://schemas.microsoft.com/office/2006/metadata/properties" xmlns:xsi="http://www.w3.org/2001/XMLSchema-instance" xmlns:pc="http://schemas.microsoft.com/office/infopath/2007/PartnerControls">
+  <documentManagement>
+    <TaxCatchAll xmlns="cc812be3-507b-4b78-9900-a127704b588d" xsi:nil="true"/>
+    <lcf76f155ced4ddcb4097134ff3c332f xmlns="0c1f6e0b-6b87-4692-aadf-e23706ed0526">
+      <Terms xmlns="http://schemas.microsoft.com/office/infopath/2007/PartnerControls"/>
+    </lcf76f155ced4ddcb4097134ff3c332f>
+  </documentManagement>
+</p:properties>
+</file>
+
+<file path=customXml/item3.xml><?xml version="1.0" encoding="utf-8"?>
 <ct:contentTypeSchema xmlns:ct="http://schemas.microsoft.com/office/2006/metadata/contentType" xmlns:ma="http://schemas.microsoft.com/office/2006/metadata/properties/metaAttributes" ct:_="" ma:_="" ma:contentTypeName="Document" ma:contentTypeID="0x0101005E81EB2EBAA4B44D8E4210972BC830E3" ma:contentTypeVersion="14" ma:contentTypeDescription="Create a new document." ma:contentTypeScope="" ma:versionID="0bcdef2f11f03be2741890bc121f8571">
   <xsd:schema xmlns:xsd="http://www.w3.org/2001/XMLSchema" xmlns:xs="http://www.w3.org/2001/XMLSchema" xmlns:p="http://schemas.microsoft.com/office/2006/metadata/properties" xmlns:ns2="0c1f6e0b-6b87-4692-aadf-e23706ed0526" xmlns:ns3="cc812be3-507b-4b78-9900-a127704b588d" targetNamespace="http://schemas.microsoft.com/office/2006/metadata/properties" ma:root="true" ma:fieldsID="ba73ba72aff49c20626419cc417deaa4" ns2:_="" ns3:_="">
     <xsd:import namespace="0c1f6e0b-6b87-4692-aadf-e23706ed0526"/>
@@ -23483,17 +26446,6 @@
 </ct:contentTypeSchema>
 </file>
 
-<file path=customXml/item3.xml><?xml version="1.0" encoding="utf-8"?>
-<p:properties xmlns:p="http://schemas.microsoft.com/office/2006/metadata/properties" xmlns:xsi="http://www.w3.org/2001/XMLSchema-instance" xmlns:pc="http://schemas.microsoft.com/office/infopath/2007/PartnerControls">
-  <documentManagement>
-    <TaxCatchAll xmlns="cc812be3-507b-4b78-9900-a127704b588d" xsi:nil="true"/>
-    <lcf76f155ced4ddcb4097134ff3c332f xmlns="0c1f6e0b-6b87-4692-aadf-e23706ed0526">
-      <Terms xmlns="http://schemas.microsoft.com/office/infopath/2007/PartnerControls"/>
-    </lcf76f155ced4ddcb4097134ff3c332f>
-  </documentManagement>
-</p:properties>
-</file>
-
 <file path=customXml/itemProps1.xml><?xml version="1.0" encoding="utf-8"?>
 <ds:datastoreItem xmlns:ds="http://schemas.openxmlformats.org/officeDocument/2006/customXml" ds:itemID="{D47C8A39-227B-4CFF-9CB0-A978029DA1F4}">
   <ds:schemaRefs>
@@ -23503,6 +26455,17 @@
 </file>
 
 <file path=customXml/itemProps2.xml><?xml version="1.0" encoding="utf-8"?>
+<ds:datastoreItem xmlns:ds="http://schemas.openxmlformats.org/officeDocument/2006/customXml" ds:itemID="{4DBB60A8-5165-4901-A3A3-54A90CAC33DF}">
+  <ds:schemaRefs>
+    <ds:schemaRef ds:uri="http://schemas.microsoft.com/office/2006/metadata/properties"/>
+    <ds:schemaRef ds:uri="http://schemas.microsoft.com/office/infopath/2007/PartnerControls"/>
+    <ds:schemaRef ds:uri="cc812be3-507b-4b78-9900-a127704b588d"/>
+    <ds:schemaRef ds:uri="0c1f6e0b-6b87-4692-aadf-e23706ed0526"/>
+  </ds:schemaRefs>
+</ds:datastoreItem>
+</file>
+
+<file path=customXml/itemProps3.xml><?xml version="1.0" encoding="utf-8"?>
 <ds:datastoreItem xmlns:ds="http://schemas.openxmlformats.org/officeDocument/2006/customXml" ds:itemID="{FD4A5E73-062E-4AE2-B3F8-F592DD526D11}">
   <ds:schemaRefs>
     <ds:schemaRef ds:uri="http://schemas.microsoft.com/office/2006/metadata/contentType"/>
@@ -23521,17 +26484,6 @@
 </ds:datastoreItem>
 </file>
 
-<file path=customXml/itemProps3.xml><?xml version="1.0" encoding="utf-8"?>
-<ds:datastoreItem xmlns:ds="http://schemas.openxmlformats.org/officeDocument/2006/customXml" ds:itemID="{4DBB60A8-5165-4901-A3A3-54A90CAC33DF}">
-  <ds:schemaRefs>
-    <ds:schemaRef ds:uri="http://schemas.microsoft.com/office/2006/metadata/properties"/>
-    <ds:schemaRef ds:uri="http://schemas.microsoft.com/office/infopath/2007/PartnerControls"/>
-    <ds:schemaRef ds:uri="cc812be3-507b-4b78-9900-a127704b588d"/>
-    <ds:schemaRef ds:uri="0c1f6e0b-6b87-4692-aadf-e23706ed0526"/>
-  </ds:schemaRefs>
-</ds:datastoreItem>
-</file>
-
 <file path=docMetadata/LabelInfo.xml><?xml version="1.0" encoding="utf-8"?>
 <clbl:labelList xmlns:clbl="http://schemas.microsoft.com/office/2020/mipLabelMetadata">
   <clbl:label id="{5e8a454d-48c1-4850-bac8-89f0af8ebcb6}" enabled="1" method="Standard" siteId="{13c85daf-a73b-4705-8244-f89c655ab851}" removed="0"/>
